--- a/docs/technical/AnimalLink-Technical-Design-V1.0.docx
+++ b/docs/technical/AnimalLink-Technical-Design-V1.0.docx
@@ -8,7 +8,7 @@
       </w:pPr>
       <w:r>
         <w:rPr>
-          <w:rFonts w:ascii="Noto Sans CJK SC" w:hAnsi="Noto Sans CJK SC" w:eastAsia="Noto Sans CJK SC"/>
+          <w:rFonts w:ascii="Arial" w:hAnsi="Arial" w:eastAsia="Microsoft YaHei" w:cs="Arial"/>
           <w:b/>
           <w:color w:val="7C4A2D"/>
           <w:sz w:val="60"/>
@@ -22,6 +22,7 @@
       </w:pPr>
       <w:r>
         <w:rPr>
+          <w:rFonts w:ascii="Arial" w:hAnsi="Arial" w:eastAsia="Microsoft YaHei" w:cs="Arial"/>
           <w:b/>
           <w:color w:val="A45D35"/>
           <w:sz w:val="40"/>
@@ -35,13 +36,20 @@
       </w:pPr>
       <w:r>
         <w:rPr>
+          <w:rFonts w:ascii="Arial" w:hAnsi="Arial" w:eastAsia="Microsoft YaHei" w:cs="Arial"/>
           <w:sz w:val="26"/>
         </w:rPr>
         <w:t>基于多模态大模型的校园动物事件协同平台</w:t>
       </w:r>
     </w:p>
     <w:p>
+      <w:pPr>
+        <w:spacing w:line="331" w:lineRule="auto" w:after="110"/>
+      </w:pPr>
       <w:r>
+        <w:rPr>
+          <w:rFonts w:ascii="Arial" w:hAnsi="Arial" w:eastAsia="Microsoft YaHei" w:cs="Arial"/>
+        </w:rPr>
         <w:br/>
       </w:r>
     </w:p>
@@ -51,6 +59,12 @@
         <w:tblW w:type="auto" w:w="0"/>
         <w:jc w:val="center"/>
         <w:tblLook w:firstColumn="1" w:firstRow="1" w:lastColumn="0" w:lastRow="0" w:noHBand="0" w:noVBand="1" w:val="04A0"/>
+        <w:tblCellMar>
+          <w:top w:w="90" w:type="dxa"/>
+          <w:bottom w:w="90" w:type="dxa"/>
+          <w:left w:w="120" w:type="dxa"/>
+          <w:right w:w="120" w:type="dxa"/>
+        </w:tblCellMar>
       </w:tblPr>
       <w:tblGrid>
         <w:gridCol w:w="5040"/>
@@ -64,11 +78,14 @@
             <w:vAlign w:val="center"/>
           </w:tcPr>
           <w:p>
+            <w:pPr>
+              <w:spacing w:line="293" w:lineRule="auto" w:after="70" w:before="30"/>
+            </w:pPr>
             <w:r>
               <w:rPr>
-                <w:rFonts w:ascii="Noto Sans CJK SC" w:hAnsi="Noto Sans CJK SC" w:eastAsia="Noto Sans CJK SC"/>
+                <w:rFonts w:ascii="Arial" w:hAnsi="Arial" w:eastAsia="Microsoft YaHei" w:cs="Arial"/>
                 <w:b/>
-                <w:sz w:val="18"/>
+                <w:sz w:val="19"/>
               </w:rPr>
               <w:t>文档项</w:t>
             </w:r>
@@ -81,11 +98,14 @@
             <w:vAlign w:val="center"/>
           </w:tcPr>
           <w:p>
+            <w:pPr>
+              <w:spacing w:line="293" w:lineRule="auto" w:after="70" w:before="30"/>
+            </w:pPr>
             <w:r>
               <w:rPr>
-                <w:rFonts w:ascii="Noto Sans CJK SC" w:hAnsi="Noto Sans CJK SC" w:eastAsia="Noto Sans CJK SC"/>
+                <w:rFonts w:ascii="Arial" w:hAnsi="Arial" w:eastAsia="Microsoft YaHei" w:cs="Arial"/>
                 <w:b/>
-                <w:sz w:val="18"/>
+                <w:sz w:val="19"/>
               </w:rPr>
               <w:t>内容</w:t>
             </w:r>
@@ -104,10 +124,13 @@
             </w:tcMar>
           </w:tcPr>
           <w:p>
+            <w:pPr>
+              <w:spacing w:line="293" w:lineRule="auto" w:after="70" w:before="30"/>
+            </w:pPr>
             <w:r>
               <w:rPr>
-                <w:rFonts w:ascii="Noto Sans CJK SC" w:hAnsi="Noto Sans CJK SC" w:eastAsia="Noto Sans CJK SC"/>
-                <w:sz w:val="18"/>
+                <w:rFonts w:ascii="Arial" w:hAnsi="Arial" w:eastAsia="Microsoft YaHei" w:cs="Arial"/>
+                <w:sz w:val="19"/>
               </w:rPr>
               <w:t>文档版本</w:t>
             </w:r>
@@ -124,10 +147,13 @@
             </w:tcMar>
           </w:tcPr>
           <w:p>
+            <w:pPr>
+              <w:spacing w:line="293" w:lineRule="auto" w:after="70" w:before="30"/>
+            </w:pPr>
             <w:r>
               <w:rPr>
-                <w:rFonts w:ascii="Noto Sans CJK SC" w:hAnsi="Noto Sans CJK SC" w:eastAsia="Noto Sans CJK SC"/>
-                <w:sz w:val="18"/>
+                <w:rFonts w:ascii="Arial" w:hAnsi="Arial" w:eastAsia="Microsoft YaHei" w:cs="Arial"/>
+                <w:sz w:val="19"/>
               </w:rPr>
               <w:t>V1.0</w:t>
             </w:r>
@@ -146,10 +172,13 @@
             </w:tcMar>
           </w:tcPr>
           <w:p>
+            <w:pPr>
+              <w:spacing w:line="293" w:lineRule="auto" w:after="70" w:before="30"/>
+            </w:pPr>
             <w:r>
               <w:rPr>
-                <w:rFonts w:ascii="Noto Sans CJK SC" w:hAnsi="Noto Sans CJK SC" w:eastAsia="Noto Sans CJK SC"/>
-                <w:sz w:val="18"/>
+                <w:rFonts w:ascii="Arial" w:hAnsi="Arial" w:eastAsia="Microsoft YaHei" w:cs="Arial"/>
+                <w:sz w:val="19"/>
               </w:rPr>
               <w:t>上游需求基线</w:t>
             </w:r>
@@ -166,10 +195,13 @@
             </w:tcMar>
           </w:tcPr>
           <w:p>
+            <w:pPr>
+              <w:spacing w:line="293" w:lineRule="auto" w:after="70" w:before="30"/>
+            </w:pPr>
             <w:r>
               <w:rPr>
-                <w:rFonts w:ascii="Noto Sans CJK SC" w:hAnsi="Noto Sans CJK SC" w:eastAsia="Noto Sans CJK SC"/>
-                <w:sz w:val="18"/>
+                <w:rFonts w:ascii="Arial" w:hAnsi="Arial" w:eastAsia="Microsoft YaHei" w:cs="Arial"/>
+                <w:sz w:val="19"/>
               </w:rPr>
               <w:t>AnimalLink PRD V2.1</w:t>
             </w:r>
@@ -188,10 +220,13 @@
             </w:tcMar>
           </w:tcPr>
           <w:p>
+            <w:pPr>
+              <w:spacing w:line="293" w:lineRule="auto" w:after="70" w:before="30"/>
+            </w:pPr>
             <w:r>
               <w:rPr>
-                <w:rFonts w:ascii="Noto Sans CJK SC" w:hAnsi="Noto Sans CJK SC" w:eastAsia="Noto Sans CJK SC"/>
-                <w:sz w:val="18"/>
+                <w:rFonts w:ascii="Arial" w:hAnsi="Arial" w:eastAsia="Microsoft YaHei" w:cs="Arial"/>
+                <w:sz w:val="19"/>
               </w:rPr>
               <w:t>设计状态</w:t>
             </w:r>
@@ -208,10 +243,13 @@
             </w:tcMar>
           </w:tcPr>
           <w:p>
+            <w:pPr>
+              <w:spacing w:line="293" w:lineRule="auto" w:after="70" w:before="30"/>
+            </w:pPr>
             <w:r>
               <w:rPr>
-                <w:rFonts w:ascii="Noto Sans CJK SC" w:hAnsi="Noto Sans CJK SC" w:eastAsia="Noto Sans CJK SC"/>
-                <w:sz w:val="18"/>
+                <w:rFonts w:ascii="Arial" w:hAnsi="Arial" w:eastAsia="Microsoft YaHei" w:cs="Arial"/>
+                <w:sz w:val="19"/>
               </w:rPr>
               <w:t>架构与核心领域设计冻结；接口字段允许在实现阶段细化</w:t>
             </w:r>
@@ -230,10 +268,13 @@
             </w:tcMar>
           </w:tcPr>
           <w:p>
+            <w:pPr>
+              <w:spacing w:line="293" w:lineRule="auto" w:after="70" w:before="30"/>
+            </w:pPr>
             <w:r>
               <w:rPr>
-                <w:rFonts w:ascii="Noto Sans CJK SC" w:hAnsi="Noto Sans CJK SC" w:eastAsia="Noto Sans CJK SC"/>
-                <w:sz w:val="18"/>
+                <w:rFonts w:ascii="Arial" w:hAnsi="Arial" w:eastAsia="Microsoft YaHei" w:cs="Arial"/>
+                <w:sz w:val="19"/>
               </w:rPr>
               <w:t>主要目标</w:t>
             </w:r>
@@ -250,10 +291,13 @@
             </w:tcMar>
           </w:tcPr>
           <w:p>
+            <w:pPr>
+              <w:spacing w:line="293" w:lineRule="auto" w:after="70" w:before="30"/>
+            </w:pPr>
             <w:r>
               <w:rPr>
-                <w:rFonts w:ascii="Noto Sans CJK SC" w:hAnsi="Noto Sans CJK SC" w:eastAsia="Noto Sans CJK SC"/>
-                <w:sz w:val="18"/>
+                <w:rFonts w:ascii="Arial" w:hAnsi="Arial" w:eastAsia="Microsoft YaHei" w:cs="Arial"/>
+                <w:sz w:val="19"/>
               </w:rPr>
               <w:t>优秀毕设可交付性、Java 后端工程价值、AI 方法与实验深度</w:t>
             </w:r>
@@ -272,10 +316,13 @@
             </w:tcMar>
           </w:tcPr>
           <w:p>
+            <w:pPr>
+              <w:spacing w:line="293" w:lineRule="auto" w:after="70" w:before="30"/>
+            </w:pPr>
             <w:r>
               <w:rPr>
-                <w:rFonts w:ascii="Noto Sans CJK SC" w:hAnsi="Noto Sans CJK SC" w:eastAsia="Noto Sans CJK SC"/>
-                <w:sz w:val="18"/>
+                <w:rFonts w:ascii="Arial" w:hAnsi="Arial" w:eastAsia="Microsoft YaHei" w:cs="Arial"/>
+                <w:sz w:val="19"/>
               </w:rPr>
               <w:t>主业务数据库</w:t>
             </w:r>
@@ -292,10 +339,13 @@
             </w:tcMar>
           </w:tcPr>
           <w:p>
+            <w:pPr>
+              <w:spacing w:line="293" w:lineRule="auto" w:after="70" w:before="30"/>
+            </w:pPr>
             <w:r>
               <w:rPr>
-                <w:rFonts w:ascii="Noto Sans CJK SC" w:hAnsi="Noto Sans CJK SC" w:eastAsia="Noto Sans CJK SC"/>
-                <w:sz w:val="18"/>
+                <w:rFonts w:ascii="Arial" w:hAnsi="Arial" w:eastAsia="Microsoft YaHei" w:cs="Arial"/>
+                <w:sz w:val="19"/>
               </w:rPr>
               <w:t>MySQL 8.x</w:t>
             </w:r>
@@ -314,10 +364,13 @@
             </w:tcMar>
           </w:tcPr>
           <w:p>
+            <w:pPr>
+              <w:spacing w:line="293" w:lineRule="auto" w:after="70" w:before="30"/>
+            </w:pPr>
             <w:r>
               <w:rPr>
-                <w:rFonts w:ascii="Noto Sans CJK SC" w:hAnsi="Noto Sans CJK SC" w:eastAsia="Noto Sans CJK SC"/>
-                <w:sz w:val="18"/>
+                <w:rFonts w:ascii="Arial" w:hAnsi="Arial" w:eastAsia="Microsoft YaHei" w:cs="Arial"/>
+                <w:sz w:val="19"/>
               </w:rPr>
               <w:t>后端形态</w:t>
             </w:r>
@@ -334,10 +387,13 @@
             </w:tcMar>
           </w:tcPr>
           <w:p>
+            <w:pPr>
+              <w:spacing w:line="293" w:lineRule="auto" w:after="70" w:before="30"/>
+            </w:pPr>
             <w:r>
               <w:rPr>
-                <w:rFonts w:ascii="Noto Sans CJK SC" w:hAnsi="Noto Sans CJK SC" w:eastAsia="Noto Sans CJK SC"/>
-                <w:sz w:val="18"/>
+                <w:rFonts w:ascii="Arial" w:hAnsi="Arial" w:eastAsia="Microsoft YaHei" w:cs="Arial"/>
+                <w:sz w:val="19"/>
               </w:rPr>
               <w:t>Spring Cloud Alibaba 克制型微服务</w:t>
             </w:r>
@@ -356,10 +412,13 @@
             </w:tcMar>
           </w:tcPr>
           <w:p>
+            <w:pPr>
+              <w:spacing w:line="293" w:lineRule="auto" w:after="70" w:before="30"/>
+            </w:pPr>
             <w:r>
               <w:rPr>
-                <w:rFonts w:ascii="Noto Sans CJK SC" w:hAnsi="Noto Sans CJK SC" w:eastAsia="Noto Sans CJK SC"/>
-                <w:sz w:val="18"/>
+                <w:rFonts w:ascii="Arial" w:hAnsi="Arial" w:eastAsia="Microsoft YaHei" w:cs="Arial"/>
+                <w:sz w:val="19"/>
               </w:rPr>
               <w:t>客户端</w:t>
             </w:r>
@@ -376,10 +435,13 @@
             </w:tcMar>
           </w:tcPr>
           <w:p>
+            <w:pPr>
+              <w:spacing w:line="293" w:lineRule="auto" w:after="70" w:before="30"/>
+            </w:pPr>
             <w:r>
               <w:rPr>
-                <w:rFonts w:ascii="Noto Sans CJK SC" w:hAnsi="Noto Sans CJK SC" w:eastAsia="Noto Sans CJK SC"/>
-                <w:sz w:val="18"/>
+                <w:rFonts w:ascii="Arial" w:hAnsi="Arial" w:eastAsia="Microsoft YaHei" w:cs="Arial"/>
+                <w:sz w:val="19"/>
               </w:rPr>
               <w:t>原生微信小程序 + Vue 3 管理 Web</w:t>
             </w:r>
@@ -387,13 +449,18 @@
         </w:tc>
       </w:tr>
     </w:tbl>
-    <w:p/>
+    <w:p>
+      <w:pPr>
+        <w:spacing w:line="331" w:lineRule="auto" w:after="110"/>
+      </w:pPr>
+    </w:p>
     <w:p>
       <w:pPr>
         <w:jc w:val="center"/>
       </w:pPr>
       <w:r>
         <w:rPr>
+          <w:rFonts w:ascii="Arial" w:hAnsi="Arial" w:eastAsia="Microsoft YaHei" w:cs="Arial"/>
           <w:b/>
           <w:color w:val="7C4A2D"/>
         </w:rPr>
@@ -401,7 +468,13 @@
       </w:r>
     </w:p>
     <w:p>
+      <w:pPr>
+        <w:spacing w:line="331" w:lineRule="auto" w:after="110"/>
+      </w:pPr>
       <w:r>
+        <w:rPr>
+          <w:rFonts w:ascii="Arial" w:hAnsi="Arial" w:eastAsia="Microsoft YaHei" w:cs="Arial"/>
+        </w:rPr>
         <w:br w:type="page"/>
       </w:r>
     </w:p>
@@ -410,36 +483,63 @@
         <w:pStyle w:val="Heading1"/>
       </w:pPr>
       <w:r>
+        <w:rPr>
+          <w:rFonts w:ascii="Arial" w:hAnsi="Arial" w:eastAsia="Microsoft YaHei" w:cs="Arial"/>
+        </w:rPr>
         <w:t>1. 文档目的与设计边界</w:t>
       </w:r>
     </w:p>
     <w:p>
+      <w:pPr>
+        <w:spacing w:line="331" w:lineRule="auto" w:after="110"/>
+      </w:pPr>
       <w:r>
+        <w:rPr>
+          <w:rFonts w:ascii="Arial" w:hAnsi="Arial" w:eastAsia="Microsoft YaHei" w:cs="Arial"/>
+        </w:rPr>
         <w:t>本文档定义 AnimalLink V1 的技术架构、服务边界、数据归属、核心领域模型、AI 能力、一致性策略、权限与隐私规则，以及 Codex 实现阶段必须遵守的工程约束。</w:t>
       </w:r>
     </w:p>
     <w:p>
       <w:pPr>
-        <w:pStyle w:val="ListBullet"/>
+        <w:spacing w:after="110" w:line="331" w:lineRule="auto"/>
+        <w:ind w:left="312" w:hanging="181"/>
       </w:pPr>
       <w:r>
-        <w:t>PRD V2.1 决定“做什么”；本 TD 决定“如何实现”。</w:t>
+        <w:rPr>
+          <w:rFonts w:ascii="Arial" w:hAnsi="Arial" w:eastAsia="Microsoft YaHei" w:cs="Arial"/>
+          <w:color w:val="2B2B2B"/>
+          <w:sz w:val="21"/>
+        </w:rPr>
+        <w:t>•  PRD V2.1 决定“做什么”；本 TD 决定“如何实现”。</w:t>
       </w:r>
     </w:p>
     <w:p>
       <w:pPr>
-        <w:pStyle w:val="ListBullet"/>
+        <w:spacing w:after="110" w:line="331" w:lineRule="auto"/>
+        <w:ind w:left="312" w:hanging="181"/>
       </w:pPr>
       <w:r>
-        <w:t>接口 DTO、数据库字段长度、具体 Spring Cloud Alibaba 版本等实现细节，可在不违反本文边界的前提下由后续实现细化。</w:t>
+        <w:rPr>
+          <w:rFonts w:ascii="Arial" w:hAnsi="Arial" w:eastAsia="Microsoft YaHei" w:cs="Arial"/>
+          <w:color w:val="2B2B2B"/>
+          <w:sz w:val="21"/>
+        </w:rPr>
+        <w:t>•  接口 DTO、数据库字段长度、具体 Spring Cloud Alibaba 版本等实现细节，可在不违反本文边界的前提下由后续实现细化。</w:t>
       </w:r>
     </w:p>
     <w:p>
       <w:pPr>
-        <w:pStyle w:val="ListBullet"/>
+        <w:spacing w:after="110" w:line="331" w:lineRule="auto"/>
+        <w:ind w:left="312" w:hanging="181"/>
       </w:pPr>
       <w:r>
-        <w:t>除非形成新的 TD Amendment，不得自行增加新的微服务、基础设施或改变数据所有权。</w:t>
+        <w:rPr>
+          <w:rFonts w:ascii="Arial" w:hAnsi="Arial" w:eastAsia="Microsoft YaHei" w:cs="Arial"/>
+          <w:color w:val="2B2B2B"/>
+          <w:sz w:val="21"/>
+        </w:rPr>
+        <w:t>•  除非形成新的 TD Amendment，不得自行增加新的微服务、基础设施或改变数据所有权。</w:t>
       </w:r>
     </w:p>
     <w:p>
@@ -447,47 +547,80 @@
         <w:pStyle w:val="Heading2"/>
       </w:pPr>
       <w:r>
+        <w:rPr>
+          <w:rFonts w:ascii="Arial" w:hAnsi="Arial" w:eastAsia="Microsoft YaHei" w:cs="Arial"/>
+        </w:rPr>
         <w:t>1.1 核心设计目标</w:t>
       </w:r>
     </w:p>
     <w:p>
       <w:pPr>
-        <w:pStyle w:val="ListBullet"/>
+        <w:spacing w:after="110" w:line="331" w:lineRule="auto"/>
+        <w:ind w:left="312" w:hanging="181"/>
       </w:pPr>
       <w:r>
-        <w:t>围绕长期 Animal 身份，将校园日常、异常救助、公益支持、领养与领养后动态串成可追溯生命周期。</w:t>
+        <w:rPr>
+          <w:rFonts w:ascii="Arial" w:hAnsi="Arial" w:eastAsia="Microsoft YaHei" w:cs="Arial"/>
+          <w:color w:val="2B2B2B"/>
+          <w:sz w:val="21"/>
+        </w:rPr>
+        <w:t>•  围绕长期 Animal 身份，将校园日常、异常救助、公益支持、领养与领养后动态串成可追溯生命周期。</w:t>
       </w:r>
     </w:p>
     <w:p>
       <w:pPr>
-        <w:pStyle w:val="ListBullet"/>
+        <w:spacing w:after="110" w:line="331" w:lineRule="auto"/>
+        <w:ind w:left="312" w:hanging="181"/>
       </w:pPr>
       <w:r>
-        <w:t>让 AI 成为核心业务流程中的“理解与辅助确认层”，而不是独立聊天入口或业务事实来源。</w:t>
+        <w:rPr>
+          <w:rFonts w:ascii="Arial" w:hAnsi="Arial" w:eastAsia="Microsoft YaHei" w:cs="Arial"/>
+          <w:color w:val="2B2B2B"/>
+          <w:sz w:val="21"/>
+        </w:rPr>
+        <w:t>•  让 AI 成为核心业务流程中的“理解与辅助确认层”，而不是独立聊天入口或业务事实来源。</w:t>
       </w:r>
     </w:p>
     <w:p>
       <w:pPr>
-        <w:pStyle w:val="ListBullet"/>
+        <w:spacing w:after="110" w:line="331" w:lineRule="auto"/>
+        <w:ind w:left="312" w:hanging="181"/>
       </w:pPr>
       <w:r>
-        <w:t>用少量、边界清晰的微服务体现 Java 后端工程能力，避免为了展示技术而过度拆分。</w:t>
+        <w:rPr>
+          <w:rFonts w:ascii="Arial" w:hAnsi="Arial" w:eastAsia="Microsoft YaHei" w:cs="Arial"/>
+          <w:color w:val="2B2B2B"/>
+          <w:sz w:val="21"/>
+        </w:rPr>
+        <w:t>•  用少量、边界清晰的微服务体现 Java 后端工程能力，避免为了展示技术而过度拆分。</w:t>
       </w:r>
     </w:p>
     <w:p>
       <w:pPr>
-        <w:pStyle w:val="ListBullet"/>
+        <w:spacing w:after="110" w:line="331" w:lineRule="auto"/>
+        <w:ind w:left="312" w:hanging="181"/>
       </w:pPr>
       <w:r>
-        <w:t>核心链路在 AI 失败、消息延迟、多人并发认领等异常情况下仍可正确工作。</w:t>
+        <w:rPr>
+          <w:rFonts w:ascii="Arial" w:hAnsi="Arial" w:eastAsia="Microsoft YaHei" w:cs="Arial"/>
+          <w:color w:val="2B2B2B"/>
+          <w:sz w:val="21"/>
+        </w:rPr>
+        <w:t>•  核心链路在 AI 失败、消息延迟、多人并发认领等异常情况下仍可正确工作。</w:t>
       </w:r>
     </w:p>
     <w:p>
       <w:pPr>
-        <w:pStyle w:val="ListBullet"/>
+        <w:spacing w:after="110" w:line="331" w:lineRule="auto"/>
+        <w:ind w:left="312" w:hanging="181"/>
       </w:pPr>
       <w:r>
-        <w:t>为论文中的 Candidate Matching 方法设计和对比实验保留明确实现接口与数据记录能力。</w:t>
+        <w:rPr>
+          <w:rFonts w:ascii="Arial" w:hAnsi="Arial" w:eastAsia="Microsoft YaHei" w:cs="Arial"/>
+          <w:color w:val="2B2B2B"/>
+          <w:sz w:val="21"/>
+        </w:rPr>
+        <w:t>•  为论文中的 Candidate Matching 方法设计和对比实验保留明确实现接口与数据记录能力。</w:t>
       </w:r>
     </w:p>
     <w:p>
@@ -495,6 +628,9 @@
         <w:pStyle w:val="Heading1"/>
       </w:pPr>
       <w:r>
+        <w:rPr>
+          <w:rFonts w:ascii="Arial" w:hAnsi="Arial" w:eastAsia="Microsoft YaHei" w:cs="Arial"/>
+        </w:rPr>
         <w:t>2. 总体架构</w:t>
       </w:r>
     </w:p>
@@ -504,127 +640,127 @@
       </w:pPr>
       <w:r>
         <w:rPr>
-          <w:rFonts w:ascii="Consolas" w:hAnsi="Consolas" w:eastAsia="Noto Sans CJK SC"/>
-          <w:sz w:val="17"/>
+          <w:rFonts w:ascii="Consolas" w:hAnsi="Consolas" w:eastAsia="Microsoft YaHei" w:cs="Consolas"/>
+          <w:sz w:val="20"/>
         </w:rPr>
         <w:t>微信小程序                  Vue 3 治理 Web</w:t>
         <w:br/>
       </w:r>
       <w:r>
         <w:rPr>
-          <w:rFonts w:ascii="Consolas" w:hAnsi="Consolas" w:eastAsia="Noto Sans CJK SC"/>
-          <w:sz w:val="17"/>
+          <w:rFonts w:ascii="Consolas" w:hAnsi="Consolas" w:eastAsia="Microsoft YaHei" w:cs="Consolas"/>
+          <w:sz w:val="20"/>
         </w:rPr>
         <w:t xml:space="preserve">      \                         /</w:t>
         <w:br/>
       </w:r>
       <w:r>
         <w:rPr>
-          <w:rFonts w:ascii="Consolas" w:hAnsi="Consolas" w:eastAsia="Noto Sans CJK SC"/>
-          <w:sz w:val="17"/>
+          <w:rFonts w:ascii="Consolas" w:hAnsi="Consolas" w:eastAsia="Microsoft YaHei" w:cs="Consolas"/>
+          <w:sz w:val="20"/>
         </w:rPr>
         <w:t xml:space="preserve">       \                       /</w:t>
         <w:br/>
       </w:r>
       <w:r>
         <w:rPr>
-          <w:rFonts w:ascii="Consolas" w:hAnsi="Consolas" w:eastAsia="Noto Sans CJK SC"/>
-          <w:sz w:val="17"/>
+          <w:rFonts w:ascii="Consolas" w:hAnsi="Consolas" w:eastAsia="Microsoft YaHei" w:cs="Consolas"/>
+          <w:sz w:val="20"/>
         </w:rPr>
         <w:t xml:space="preserve">              API Gateway</w:t>
         <w:br/>
       </w:r>
       <w:r>
         <w:rPr>
-          <w:rFonts w:ascii="Consolas" w:hAnsi="Consolas" w:eastAsia="Noto Sans CJK SC"/>
-          <w:sz w:val="17"/>
+          <w:rFonts w:ascii="Consolas" w:hAnsi="Consolas" w:eastAsia="Microsoft YaHei" w:cs="Consolas"/>
+          <w:sz w:val="20"/>
         </w:rPr>
         <w:t xml:space="preserve">                   |</w:t>
         <w:br/>
       </w:r>
       <w:r>
         <w:rPr>
-          <w:rFonts w:ascii="Consolas" w:hAnsi="Consolas" w:eastAsia="Noto Sans CJK SC"/>
-          <w:sz w:val="17"/>
+          <w:rFonts w:ascii="Consolas" w:hAnsi="Consolas" w:eastAsia="Microsoft YaHei" w:cs="Consolas"/>
+          <w:sz w:val="20"/>
         </w:rPr>
         <w:t xml:space="preserve">   +---------------+----------------+----------------+</w:t>
         <w:br/>
       </w:r>
       <w:r>
         <w:rPr>
-          <w:rFonts w:ascii="Consolas" w:hAnsi="Consolas" w:eastAsia="Noto Sans CJK SC"/>
-          <w:sz w:val="17"/>
+          <w:rFonts w:ascii="Consolas" w:hAnsi="Consolas" w:eastAsia="Microsoft YaHei" w:cs="Consolas"/>
+          <w:sz w:val="20"/>
         </w:rPr>
         <w:t xml:space="preserve">   |               |                |                |</w:t>
         <w:br/>
       </w:r>
       <w:r>
         <w:rPr>
-          <w:rFonts w:ascii="Consolas" w:hAnsi="Consolas" w:eastAsia="Noto Sans CJK SC"/>
-          <w:sz w:val="17"/>
+          <w:rFonts w:ascii="Consolas" w:hAnsi="Consolas" w:eastAsia="Microsoft YaHei" w:cs="Consolas"/>
+          <w:sz w:val="20"/>
         </w:rPr>
         <w:t>identity-service animal-service incident-service adoption-service</w:t>
         <w:br/>
       </w:r>
       <w:r>
         <w:rPr>
-          <w:rFonts w:ascii="Consolas" w:hAnsi="Consolas" w:eastAsia="Noto Sans CJK SC"/>
-          <w:sz w:val="17"/>
+          <w:rFonts w:ascii="Consolas" w:hAnsi="Consolas" w:eastAsia="Microsoft YaHei" w:cs="Consolas"/>
+          <w:sz w:val="20"/>
         </w:rPr>
         <w:t xml:space="preserve">   |               |                |                |</w:t>
         <w:br/>
       </w:r>
       <w:r>
         <w:rPr>
-          <w:rFonts w:ascii="Consolas" w:hAnsi="Consolas" w:eastAsia="Noto Sans CJK SC"/>
-          <w:sz w:val="17"/>
+          <w:rFonts w:ascii="Consolas" w:hAnsi="Consolas" w:eastAsia="Microsoft YaHei" w:cs="Consolas"/>
+          <w:sz w:val="20"/>
         </w:rPr>
         <w:t xml:space="preserve">   +---------------+--------+-------+----------------+</w:t>
         <w:br/>
       </w:r>
       <w:r>
         <w:rPr>
-          <w:rFonts w:ascii="Consolas" w:hAnsi="Consolas" w:eastAsia="Noto Sans CJK SC"/>
-          <w:sz w:val="17"/>
+          <w:rFonts w:ascii="Consolas" w:hAnsi="Consolas" w:eastAsia="Microsoft YaHei" w:cs="Consolas"/>
+          <w:sz w:val="20"/>
         </w:rPr>
         <w:t xml:space="preserve">                            |</w:t>
         <w:br/>
       </w:r>
       <w:r>
         <w:rPr>
-          <w:rFonts w:ascii="Consolas" w:hAnsi="Consolas" w:eastAsia="Noto Sans CJK SC"/>
-          <w:sz w:val="17"/>
+          <w:rFonts w:ascii="Consolas" w:hAnsi="Consolas" w:eastAsia="Microsoft YaHei" w:cs="Consolas"/>
+          <w:sz w:val="20"/>
         </w:rPr>
         <w:t xml:space="preserve">                   intelligence-service</w:t>
         <w:br/>
       </w:r>
       <w:r>
         <w:rPr>
-          <w:rFonts w:ascii="Consolas" w:hAnsi="Consolas" w:eastAsia="Noto Sans CJK SC"/>
-          <w:sz w:val="17"/>
+          <w:rFonts w:ascii="Consolas" w:hAnsi="Consolas" w:eastAsia="Microsoft YaHei" w:cs="Consolas"/>
+          <w:sz w:val="20"/>
         </w:rPr>
         <w:t xml:space="preserve">                            |</w:t>
         <w:br/>
       </w:r>
       <w:r>
         <w:rPr>
-          <w:rFonts w:ascii="Consolas" w:hAnsi="Consolas" w:eastAsia="Noto Sans CJK SC"/>
-          <w:sz w:val="17"/>
+          <w:rFonts w:ascii="Consolas" w:hAnsi="Consolas" w:eastAsia="Microsoft YaHei" w:cs="Consolas"/>
+          <w:sz w:val="20"/>
         </w:rPr>
         <w:t xml:space="preserve">                     外部多模态模型</w:t>
         <w:br/>
       </w:r>
       <w:r>
         <w:rPr>
-          <w:rFonts w:ascii="Consolas" w:hAnsi="Consolas" w:eastAsia="Noto Sans CJK SC"/>
-          <w:sz w:val="17"/>
+          <w:rFonts w:ascii="Consolas" w:hAnsi="Consolas" w:eastAsia="Microsoft YaHei" w:cs="Consolas"/>
+          <w:sz w:val="20"/>
         </w:rPr>
         <w:br/>
       </w:r>
       <w:r>
         <w:rPr>
-          <w:rFonts w:ascii="Consolas" w:hAnsi="Consolas" w:eastAsia="Noto Sans CJK SC"/>
-          <w:sz w:val="17"/>
+          <w:rFonts w:ascii="Consolas" w:hAnsi="Consolas" w:eastAsia="Microsoft YaHei" w:cs="Consolas"/>
+          <w:sz w:val="20"/>
         </w:rPr>
         <w:t>基础设施：Nacos / MySQL 8.x / MinIO / RabbitMQ + Outbox</w:t>
         <w:br/>
@@ -635,6 +771,9 @@
         <w:pStyle w:val="Heading2"/>
       </w:pPr>
       <w:r>
+        <w:rPr>
+          <w:rFonts w:ascii="Arial" w:hAnsi="Arial" w:eastAsia="Microsoft YaHei" w:cs="Arial"/>
+        </w:rPr>
         <w:t>2.1 技术基线</w:t>
       </w:r>
     </w:p>
@@ -644,6 +783,12 @@
         <w:tblW w:type="auto" w:w="0"/>
         <w:jc w:val="center"/>
         <w:tblLook w:firstColumn="1" w:firstRow="1" w:lastColumn="0" w:lastRow="0" w:noHBand="0" w:noVBand="1" w:val="04A0"/>
+        <w:tblCellMar>
+          <w:top w:w="90" w:type="dxa"/>
+          <w:bottom w:w="90" w:type="dxa"/>
+          <w:left w:w="120" w:type="dxa"/>
+          <w:right w:w="120" w:type="dxa"/>
+        </w:tblCellMar>
       </w:tblPr>
       <w:tblGrid>
         <w:gridCol w:w="3360"/>
@@ -658,11 +803,14 @@
             <w:vAlign w:val="center"/>
           </w:tcPr>
           <w:p>
+            <w:pPr>
+              <w:spacing w:line="293" w:lineRule="auto" w:after="70" w:before="30"/>
+            </w:pPr>
             <w:r>
               <w:rPr>
-                <w:rFonts w:ascii="Noto Sans CJK SC" w:hAnsi="Noto Sans CJK SC" w:eastAsia="Noto Sans CJK SC"/>
+                <w:rFonts w:ascii="Arial" w:hAnsi="Arial" w:eastAsia="Microsoft YaHei" w:cs="Arial"/>
                 <w:b/>
-                <w:sz w:val="18"/>
+                <w:sz w:val="19"/>
               </w:rPr>
               <w:t>层次</w:t>
             </w:r>
@@ -675,11 +823,14 @@
             <w:vAlign w:val="center"/>
           </w:tcPr>
           <w:p>
+            <w:pPr>
+              <w:spacing w:line="293" w:lineRule="auto" w:after="70" w:before="30"/>
+            </w:pPr>
             <w:r>
               <w:rPr>
-                <w:rFonts w:ascii="Noto Sans CJK SC" w:hAnsi="Noto Sans CJK SC" w:eastAsia="Noto Sans CJK SC"/>
+                <w:rFonts w:ascii="Arial" w:hAnsi="Arial" w:eastAsia="Microsoft YaHei" w:cs="Arial"/>
                 <w:b/>
-                <w:sz w:val="18"/>
+                <w:sz w:val="19"/>
               </w:rPr>
               <w:t>技术选择</w:t>
             </w:r>
@@ -692,11 +843,14 @@
             <w:vAlign w:val="center"/>
           </w:tcPr>
           <w:p>
+            <w:pPr>
+              <w:spacing w:line="293" w:lineRule="auto" w:after="70" w:before="30"/>
+            </w:pPr>
             <w:r>
               <w:rPr>
-                <w:rFonts w:ascii="Noto Sans CJK SC" w:hAnsi="Noto Sans CJK SC" w:eastAsia="Noto Sans CJK SC"/>
+                <w:rFonts w:ascii="Arial" w:hAnsi="Arial" w:eastAsia="Microsoft YaHei" w:cs="Arial"/>
                 <w:b/>
-                <w:sz w:val="18"/>
+                <w:sz w:val="19"/>
               </w:rPr>
               <w:t>说明</w:t>
             </w:r>
@@ -715,10 +869,13 @@
             </w:tcMar>
           </w:tcPr>
           <w:p>
+            <w:pPr>
+              <w:spacing w:line="293" w:lineRule="auto" w:after="70" w:before="30"/>
+            </w:pPr>
             <w:r>
               <w:rPr>
-                <w:rFonts w:ascii="Noto Sans CJK SC" w:hAnsi="Noto Sans CJK SC" w:eastAsia="Noto Sans CJK SC"/>
-                <w:sz w:val="18"/>
+                <w:rFonts w:ascii="Arial" w:hAnsi="Arial" w:eastAsia="Microsoft YaHei" w:cs="Arial"/>
+                <w:sz w:val="19"/>
               </w:rPr>
               <w:t>Java</w:t>
             </w:r>
@@ -735,10 +892,13 @@
             </w:tcMar>
           </w:tcPr>
           <w:p>
+            <w:pPr>
+              <w:spacing w:line="293" w:lineRule="auto" w:after="70" w:before="30"/>
+            </w:pPr>
             <w:r>
               <w:rPr>
-                <w:rFonts w:ascii="Noto Sans CJK SC" w:hAnsi="Noto Sans CJK SC" w:eastAsia="Noto Sans CJK SC"/>
-                <w:sz w:val="18"/>
+                <w:rFonts w:ascii="Arial" w:hAnsi="Arial" w:eastAsia="Microsoft YaHei" w:cs="Arial"/>
+                <w:sz w:val="19"/>
               </w:rPr>
               <w:t>Java 21</w:t>
             </w:r>
@@ -755,10 +915,13 @@
             </w:tcMar>
           </w:tcPr>
           <w:p>
+            <w:pPr>
+              <w:spacing w:line="293" w:lineRule="auto" w:after="70" w:before="30"/>
+            </w:pPr>
             <w:r>
               <w:rPr>
-                <w:rFonts w:ascii="Noto Sans CJK SC" w:hAnsi="Noto Sans CJK SC" w:eastAsia="Noto Sans CJK SC"/>
-                <w:sz w:val="18"/>
+                <w:rFonts w:ascii="Arial" w:hAnsi="Arial" w:eastAsia="Microsoft YaHei" w:cs="Arial"/>
+                <w:sz w:val="19"/>
               </w:rPr>
               <w:t>统一 LTS 运行时</w:t>
             </w:r>
@@ -777,10 +940,13 @@
             </w:tcMar>
           </w:tcPr>
           <w:p>
+            <w:pPr>
+              <w:spacing w:line="293" w:lineRule="auto" w:after="70" w:before="30"/>
+            </w:pPr>
             <w:r>
               <w:rPr>
-                <w:rFonts w:ascii="Noto Sans CJK SC" w:hAnsi="Noto Sans CJK SC" w:eastAsia="Noto Sans CJK SC"/>
-                <w:sz w:val="18"/>
+                <w:rFonts w:ascii="Arial" w:hAnsi="Arial" w:eastAsia="Microsoft YaHei" w:cs="Arial"/>
+                <w:sz w:val="19"/>
               </w:rPr>
               <w:t>Web 后端</w:t>
             </w:r>
@@ -797,10 +963,13 @@
             </w:tcMar>
           </w:tcPr>
           <w:p>
+            <w:pPr>
+              <w:spacing w:line="293" w:lineRule="auto" w:after="70" w:before="30"/>
+            </w:pPr>
             <w:r>
               <w:rPr>
-                <w:rFonts w:ascii="Noto Sans CJK SC" w:hAnsi="Noto Sans CJK SC" w:eastAsia="Noto Sans CJK SC"/>
-                <w:sz w:val="18"/>
+                <w:rFonts w:ascii="Arial" w:hAnsi="Arial" w:eastAsia="Microsoft YaHei" w:cs="Arial"/>
+                <w:sz w:val="19"/>
               </w:rPr>
               <w:t>Spring Boot 3.x</w:t>
             </w:r>
@@ -817,10 +986,13 @@
             </w:tcMar>
           </w:tcPr>
           <w:p>
+            <w:pPr>
+              <w:spacing w:line="293" w:lineRule="auto" w:after="70" w:before="30"/>
+            </w:pPr>
             <w:r>
               <w:rPr>
-                <w:rFonts w:ascii="Noto Sans CJK SC" w:hAnsi="Noto Sans CJK SC" w:eastAsia="Noto Sans CJK SC"/>
-                <w:sz w:val="18"/>
+                <w:rFonts w:ascii="Arial" w:hAnsi="Arial" w:eastAsia="Microsoft YaHei" w:cs="Arial"/>
+                <w:sz w:val="19"/>
               </w:rPr>
               <w:t>各业务服务基础框架</w:t>
             </w:r>
@@ -839,10 +1011,13 @@
             </w:tcMar>
           </w:tcPr>
           <w:p>
+            <w:pPr>
+              <w:spacing w:line="293" w:lineRule="auto" w:after="70" w:before="30"/>
+            </w:pPr>
             <w:r>
               <w:rPr>
-                <w:rFonts w:ascii="Noto Sans CJK SC" w:hAnsi="Noto Sans CJK SC" w:eastAsia="Noto Sans CJK SC"/>
-                <w:sz w:val="18"/>
+                <w:rFonts w:ascii="Arial" w:hAnsi="Arial" w:eastAsia="Microsoft YaHei" w:cs="Arial"/>
+                <w:sz w:val="19"/>
               </w:rPr>
               <w:t>微服务</w:t>
             </w:r>
@@ -859,10 +1034,13 @@
             </w:tcMar>
           </w:tcPr>
           <w:p>
+            <w:pPr>
+              <w:spacing w:line="293" w:lineRule="auto" w:after="70" w:before="30"/>
+            </w:pPr>
             <w:r>
               <w:rPr>
-                <w:rFonts w:ascii="Noto Sans CJK SC" w:hAnsi="Noto Sans CJK SC" w:eastAsia="Noto Sans CJK SC"/>
-                <w:sz w:val="18"/>
+                <w:rFonts w:ascii="Arial" w:hAnsi="Arial" w:eastAsia="Microsoft YaHei" w:cs="Arial"/>
+                <w:sz w:val="19"/>
               </w:rPr>
               <w:t>Spring Cloud Alibaba</w:t>
             </w:r>
@@ -879,10 +1057,13 @@
             </w:tcMar>
           </w:tcPr>
           <w:p>
+            <w:pPr>
+              <w:spacing w:line="293" w:lineRule="auto" w:after="70" w:before="30"/>
+            </w:pPr>
             <w:r>
               <w:rPr>
-                <w:rFonts w:ascii="Noto Sans CJK SC" w:hAnsi="Noto Sans CJK SC" w:eastAsia="Noto Sans CJK SC"/>
-                <w:sz w:val="18"/>
+                <w:rFonts w:ascii="Arial" w:hAnsi="Arial" w:eastAsia="Microsoft YaHei" w:cs="Arial"/>
+                <w:sz w:val="19"/>
               </w:rPr>
               <w:t>Gateway、Nacos 等；具体兼容版本在实现阶段统一锁定</w:t>
             </w:r>
@@ -901,10 +1082,13 @@
             </w:tcMar>
           </w:tcPr>
           <w:p>
+            <w:pPr>
+              <w:spacing w:line="293" w:lineRule="auto" w:after="70" w:before="30"/>
+            </w:pPr>
             <w:r>
               <w:rPr>
-                <w:rFonts w:ascii="Noto Sans CJK SC" w:hAnsi="Noto Sans CJK SC" w:eastAsia="Noto Sans CJK SC"/>
-                <w:sz w:val="18"/>
+                <w:rFonts w:ascii="Arial" w:hAnsi="Arial" w:eastAsia="Microsoft YaHei" w:cs="Arial"/>
+                <w:sz w:val="19"/>
               </w:rPr>
               <w:t>数据库</w:t>
             </w:r>
@@ -921,10 +1105,13 @@
             </w:tcMar>
           </w:tcPr>
           <w:p>
+            <w:pPr>
+              <w:spacing w:line="293" w:lineRule="auto" w:after="70" w:before="30"/>
+            </w:pPr>
             <w:r>
               <w:rPr>
-                <w:rFonts w:ascii="Noto Sans CJK SC" w:hAnsi="Noto Sans CJK SC" w:eastAsia="Noto Sans CJK SC"/>
-                <w:sz w:val="18"/>
+                <w:rFonts w:ascii="Arial" w:hAnsi="Arial" w:eastAsia="Microsoft YaHei" w:cs="Arial"/>
+                <w:sz w:val="19"/>
               </w:rPr>
               <w:t>MySQL 8.x</w:t>
             </w:r>
@@ -941,10 +1128,13 @@
             </w:tcMar>
           </w:tcPr>
           <w:p>
+            <w:pPr>
+              <w:spacing w:line="293" w:lineRule="auto" w:after="70" w:before="30"/>
+            </w:pPr>
             <w:r>
               <w:rPr>
-                <w:rFonts w:ascii="Noto Sans CJK SC" w:hAnsi="Noto Sans CJK SC" w:eastAsia="Noto Sans CJK SC"/>
-                <w:sz w:val="18"/>
+                <w:rFonts w:ascii="Arial" w:hAnsi="Arial" w:eastAsia="Microsoft YaHei" w:cs="Arial"/>
+                <w:sz w:val="19"/>
               </w:rPr>
               <w:t>一个实例、多个逻辑数据库；禁止跨服务 JOIN</w:t>
             </w:r>
@@ -963,10 +1153,13 @@
             </w:tcMar>
           </w:tcPr>
           <w:p>
+            <w:pPr>
+              <w:spacing w:line="293" w:lineRule="auto" w:after="70" w:before="30"/>
+            </w:pPr>
             <w:r>
               <w:rPr>
-                <w:rFonts w:ascii="Noto Sans CJK SC" w:hAnsi="Noto Sans CJK SC" w:eastAsia="Noto Sans CJK SC"/>
-                <w:sz w:val="18"/>
+                <w:rFonts w:ascii="Arial" w:hAnsi="Arial" w:eastAsia="Microsoft YaHei" w:cs="Arial"/>
+                <w:sz w:val="19"/>
               </w:rPr>
               <w:t>对象存储</w:t>
             </w:r>
@@ -983,10 +1176,13 @@
             </w:tcMar>
           </w:tcPr>
           <w:p>
+            <w:pPr>
+              <w:spacing w:line="293" w:lineRule="auto" w:after="70" w:before="30"/>
+            </w:pPr>
             <w:r>
               <w:rPr>
-                <w:rFonts w:ascii="Noto Sans CJK SC" w:hAnsi="Noto Sans CJK SC" w:eastAsia="Noto Sans CJK SC"/>
-                <w:sz w:val="18"/>
+                <w:rFonts w:ascii="Arial" w:hAnsi="Arial" w:eastAsia="Microsoft YaHei" w:cs="Arial"/>
+                <w:sz w:val="19"/>
               </w:rPr>
               <w:t>MinIO</w:t>
             </w:r>
@@ -1003,10 +1199,13 @@
             </w:tcMar>
           </w:tcPr>
           <w:p>
+            <w:pPr>
+              <w:spacing w:line="293" w:lineRule="auto" w:after="70" w:before="30"/>
+            </w:pPr>
             <w:r>
               <w:rPr>
-                <w:rFonts w:ascii="Noto Sans CJK SC" w:hAnsi="Noto Sans CJK SC" w:eastAsia="Noto Sans CJK SC"/>
-                <w:sz w:val="18"/>
+                <w:rFonts w:ascii="Arial" w:hAnsi="Arial" w:eastAsia="Microsoft YaHei" w:cs="Arial"/>
+                <w:sz w:val="19"/>
               </w:rPr>
               <w:t>图片、视频、身份材料、费用凭证等</w:t>
             </w:r>
@@ -1025,10 +1224,13 @@
             </w:tcMar>
           </w:tcPr>
           <w:p>
+            <w:pPr>
+              <w:spacing w:line="293" w:lineRule="auto" w:after="70" w:before="30"/>
+            </w:pPr>
             <w:r>
               <w:rPr>
-                <w:rFonts w:ascii="Noto Sans CJK SC" w:hAnsi="Noto Sans CJK SC" w:eastAsia="Noto Sans CJK SC"/>
-                <w:sz w:val="18"/>
+                <w:rFonts w:ascii="Arial" w:hAnsi="Arial" w:eastAsia="Microsoft YaHei" w:cs="Arial"/>
+                <w:sz w:val="19"/>
               </w:rPr>
               <w:t>消息</w:t>
             </w:r>
@@ -1045,10 +1247,13 @@
             </w:tcMar>
           </w:tcPr>
           <w:p>
+            <w:pPr>
+              <w:spacing w:line="293" w:lineRule="auto" w:after="70" w:before="30"/>
+            </w:pPr>
             <w:r>
               <w:rPr>
-                <w:rFonts w:ascii="Noto Sans CJK SC" w:hAnsi="Noto Sans CJK SC" w:eastAsia="Noto Sans CJK SC"/>
-                <w:sz w:val="18"/>
+                <w:rFonts w:ascii="Arial" w:hAnsi="Arial" w:eastAsia="Microsoft YaHei" w:cs="Arial"/>
+                <w:sz w:val="19"/>
               </w:rPr>
               <w:t>RabbitMQ + Transactional Outbox</w:t>
             </w:r>
@@ -1065,10 +1270,13 @@
             </w:tcMar>
           </w:tcPr>
           <w:p>
+            <w:pPr>
+              <w:spacing w:line="293" w:lineRule="auto" w:after="70" w:before="30"/>
+            </w:pPr>
             <w:r>
               <w:rPr>
-                <w:rFonts w:ascii="Noto Sans CJK SC" w:hAnsi="Noto Sans CJK SC" w:eastAsia="Noto Sans CJK SC"/>
-                <w:sz w:val="18"/>
+                <w:rFonts w:ascii="Arial" w:hAnsi="Arial" w:eastAsia="Microsoft YaHei" w:cs="Arial"/>
+                <w:sz w:val="19"/>
               </w:rPr>
               <w:t>仅用于必要的跨服务领域事件</w:t>
             </w:r>
@@ -1087,10 +1295,13 @@
             </w:tcMar>
           </w:tcPr>
           <w:p>
+            <w:pPr>
+              <w:spacing w:line="293" w:lineRule="auto" w:after="70" w:before="30"/>
+            </w:pPr>
             <w:r>
               <w:rPr>
-                <w:rFonts w:ascii="Noto Sans CJK SC" w:hAnsi="Noto Sans CJK SC" w:eastAsia="Noto Sans CJK SC"/>
-                <w:sz w:val="18"/>
+                <w:rFonts w:ascii="Arial" w:hAnsi="Arial" w:eastAsia="Microsoft YaHei" w:cs="Arial"/>
+                <w:sz w:val="19"/>
               </w:rPr>
               <w:t>小程序</w:t>
             </w:r>
@@ -1107,10 +1318,13 @@
             </w:tcMar>
           </w:tcPr>
           <w:p>
+            <w:pPr>
+              <w:spacing w:line="293" w:lineRule="auto" w:after="70" w:before="30"/>
+            </w:pPr>
             <w:r>
               <w:rPr>
-                <w:rFonts w:ascii="Noto Sans CJK SC" w:hAnsi="Noto Sans CJK SC" w:eastAsia="Noto Sans CJK SC"/>
-                <w:sz w:val="18"/>
+                <w:rFonts w:ascii="Arial" w:hAnsi="Arial" w:eastAsia="Microsoft YaHei" w:cs="Arial"/>
+                <w:sz w:val="19"/>
               </w:rPr>
               <w:t>原生微信小程序</w:t>
             </w:r>
@@ -1127,10 +1341,13 @@
             </w:tcMar>
           </w:tcPr>
           <w:p>
+            <w:pPr>
+              <w:spacing w:line="293" w:lineRule="auto" w:after="70" w:before="30"/>
+            </w:pPr>
             <w:r>
               <w:rPr>
-                <w:rFonts w:ascii="Noto Sans CJK SC" w:hAnsi="Noto Sans CJK SC" w:eastAsia="Noto Sans CJK SC"/>
-                <w:sz w:val="18"/>
+                <w:rFonts w:ascii="Arial" w:hAnsi="Arial" w:eastAsia="Microsoft YaHei" w:cs="Arial"/>
+                <w:sz w:val="19"/>
               </w:rPr>
               <w:t>主要用户端</w:t>
             </w:r>
@@ -1149,10 +1366,13 @@
             </w:tcMar>
           </w:tcPr>
           <w:p>
+            <w:pPr>
+              <w:spacing w:line="293" w:lineRule="auto" w:after="70" w:before="30"/>
+            </w:pPr>
             <w:r>
               <w:rPr>
-                <w:rFonts w:ascii="Noto Sans CJK SC" w:hAnsi="Noto Sans CJK SC" w:eastAsia="Noto Sans CJK SC"/>
-                <w:sz w:val="18"/>
+                <w:rFonts w:ascii="Arial" w:hAnsi="Arial" w:eastAsia="Microsoft YaHei" w:cs="Arial"/>
+                <w:sz w:val="19"/>
               </w:rPr>
               <w:t>管理端</w:t>
             </w:r>
@@ -1169,10 +1389,13 @@
             </w:tcMar>
           </w:tcPr>
           <w:p>
+            <w:pPr>
+              <w:spacing w:line="293" w:lineRule="auto" w:after="70" w:before="30"/>
+            </w:pPr>
             <w:r>
               <w:rPr>
-                <w:rFonts w:ascii="Noto Sans CJK SC" w:hAnsi="Noto Sans CJK SC" w:eastAsia="Noto Sans CJK SC"/>
-                <w:sz w:val="18"/>
+                <w:rFonts w:ascii="Arial" w:hAnsi="Arial" w:eastAsia="Microsoft YaHei" w:cs="Arial"/>
+                <w:sz w:val="19"/>
               </w:rPr>
               <w:t>Vue 3 + TypeScript + Vite + Element Plus</w:t>
             </w:r>
@@ -1189,10 +1412,13 @@
             </w:tcMar>
           </w:tcPr>
           <w:p>
+            <w:pPr>
+              <w:spacing w:line="293" w:lineRule="auto" w:after="70" w:before="30"/>
+            </w:pPr>
             <w:r>
               <w:rPr>
-                <w:rFonts w:ascii="Noto Sans CJK SC" w:hAnsi="Noto Sans CJK SC" w:eastAsia="Noto Sans CJK SC"/>
-                <w:sz w:val="18"/>
+                <w:rFonts w:ascii="Arial" w:hAnsi="Arial" w:eastAsia="Microsoft YaHei" w:cs="Arial"/>
+                <w:sz w:val="19"/>
               </w:rPr>
               <w:t>治理与审核 Web</w:t>
             </w:r>
@@ -1211,10 +1437,13 @@
             </w:tcMar>
           </w:tcPr>
           <w:p>
+            <w:pPr>
+              <w:spacing w:line="293" w:lineRule="auto" w:after="70" w:before="30"/>
+            </w:pPr>
             <w:r>
               <w:rPr>
-                <w:rFonts w:ascii="Noto Sans CJK SC" w:hAnsi="Noto Sans CJK SC" w:eastAsia="Noto Sans CJK SC"/>
-                <w:sz w:val="18"/>
+                <w:rFonts w:ascii="Arial" w:hAnsi="Arial" w:eastAsia="Microsoft YaHei" w:cs="Arial"/>
+                <w:sz w:val="19"/>
               </w:rPr>
               <w:t>AI</w:t>
             </w:r>
@@ -1231,10 +1460,13 @@
             </w:tcMar>
           </w:tcPr>
           <w:p>
+            <w:pPr>
+              <w:spacing w:line="293" w:lineRule="auto" w:after="70" w:before="30"/>
+            </w:pPr>
             <w:r>
               <w:rPr>
-                <w:rFonts w:ascii="Noto Sans CJK SC" w:hAnsi="Noto Sans CJK SC" w:eastAsia="Noto Sans CJK SC"/>
-                <w:sz w:val="18"/>
+                <w:rFonts w:ascii="Arial" w:hAnsi="Arial" w:eastAsia="Microsoft YaHei" w:cs="Arial"/>
+                <w:sz w:val="19"/>
               </w:rPr>
               <w:t>外部多模态模型 + 自有匹配逻辑</w:t>
             </w:r>
@@ -1251,10 +1483,13 @@
             </w:tcMar>
           </w:tcPr>
           <w:p>
+            <w:pPr>
+              <w:spacing w:line="293" w:lineRule="auto" w:after="70" w:before="30"/>
+            </w:pPr>
             <w:r>
               <w:rPr>
-                <w:rFonts w:ascii="Noto Sans CJK SC" w:hAnsi="Noto Sans CJK SC" w:eastAsia="Noto Sans CJK SC"/>
-                <w:sz w:val="18"/>
+                <w:rFonts w:ascii="Arial" w:hAnsi="Arial" w:eastAsia="Microsoft YaHei" w:cs="Arial"/>
+                <w:sz w:val="19"/>
               </w:rPr>
               <w:t>解析、特征提取、候选匹配、预审等</w:t>
             </w:r>
@@ -1262,12 +1497,19 @@
         </w:tc>
       </w:tr>
     </w:tbl>
-    <w:p/>
+    <w:p>
+      <w:pPr>
+        <w:spacing w:line="331" w:lineRule="auto" w:after="110"/>
+      </w:pPr>
+    </w:p>
     <w:p>
       <w:pPr>
         <w:pStyle w:val="Heading1"/>
       </w:pPr>
       <w:r>
+        <w:rPr>
+          <w:rFonts w:ascii="Arial" w:hAnsi="Arial" w:eastAsia="Microsoft YaHei" w:cs="Arial"/>
+        </w:rPr>
         <w:t>3. 微服务边界与数据所有权</w:t>
       </w:r>
     </w:p>
@@ -1277,6 +1519,12 @@
         <w:tblW w:type="auto" w:w="0"/>
         <w:jc w:val="center"/>
         <w:tblLook w:firstColumn="1" w:firstRow="1" w:lastColumn="0" w:lastRow="0" w:noHBand="0" w:noVBand="1" w:val="04A0"/>
+        <w:tblCellMar>
+          <w:top w:w="90" w:type="dxa"/>
+          <w:bottom w:w="90" w:type="dxa"/>
+          <w:left w:w="120" w:type="dxa"/>
+          <w:right w:w="120" w:type="dxa"/>
+        </w:tblCellMar>
       </w:tblPr>
       <w:tblGrid>
         <w:gridCol w:w="3360"/>
@@ -1291,11 +1539,14 @@
             <w:vAlign w:val="center"/>
           </w:tcPr>
           <w:p>
+            <w:pPr>
+              <w:spacing w:line="293" w:lineRule="auto" w:after="70" w:before="30"/>
+            </w:pPr>
             <w:r>
               <w:rPr>
-                <w:rFonts w:ascii="Noto Sans CJK SC" w:hAnsi="Noto Sans CJK SC" w:eastAsia="Noto Sans CJK SC"/>
+                <w:rFonts w:ascii="Arial" w:hAnsi="Arial" w:eastAsia="Microsoft YaHei" w:cs="Arial"/>
                 <w:b/>
-                <w:sz w:val="18"/>
+                <w:sz w:val="19"/>
               </w:rPr>
               <w:t>服务</w:t>
             </w:r>
@@ -1308,11 +1559,14 @@
             <w:vAlign w:val="center"/>
           </w:tcPr>
           <w:p>
+            <w:pPr>
+              <w:spacing w:line="293" w:lineRule="auto" w:after="70" w:before="30"/>
+            </w:pPr>
             <w:r>
               <w:rPr>
-                <w:rFonts w:ascii="Noto Sans CJK SC" w:hAnsi="Noto Sans CJK SC" w:eastAsia="Noto Sans CJK SC"/>
+                <w:rFonts w:ascii="Arial" w:hAnsi="Arial" w:eastAsia="Microsoft YaHei" w:cs="Arial"/>
                 <w:b/>
-                <w:sz w:val="18"/>
+                <w:sz w:val="19"/>
               </w:rPr>
               <w:t>核心职责</w:t>
             </w:r>
@@ -1325,11 +1579,14 @@
             <w:vAlign w:val="center"/>
           </w:tcPr>
           <w:p>
+            <w:pPr>
+              <w:spacing w:line="293" w:lineRule="auto" w:after="70" w:before="30"/>
+            </w:pPr>
             <w:r>
               <w:rPr>
-                <w:rFonts w:ascii="Noto Sans CJK SC" w:hAnsi="Noto Sans CJK SC" w:eastAsia="Noto Sans CJK SC"/>
+                <w:rFonts w:ascii="Arial" w:hAnsi="Arial" w:eastAsia="Microsoft YaHei" w:cs="Arial"/>
                 <w:b/>
-                <w:sz w:val="18"/>
+                <w:sz w:val="19"/>
               </w:rPr>
               <w:t>主要数据所有权</w:t>
             </w:r>
@@ -1348,10 +1605,13 @@
             </w:tcMar>
           </w:tcPr>
           <w:p>
+            <w:pPr>
+              <w:spacing w:line="293" w:lineRule="auto" w:after="70" w:before="30"/>
+            </w:pPr>
             <w:r>
               <w:rPr>
-                <w:rFonts w:ascii="Noto Sans CJK SC" w:hAnsi="Noto Sans CJK SC" w:eastAsia="Noto Sans CJK SC"/>
-                <w:sz w:val="18"/>
+                <w:rFonts w:ascii="Arial" w:hAnsi="Arial" w:eastAsia="Microsoft YaHei" w:cs="Arial"/>
+                <w:sz w:val="19"/>
               </w:rPr>
               <w:t>identity-service</w:t>
             </w:r>
@@ -1368,10 +1628,13 @@
             </w:tcMar>
           </w:tcPr>
           <w:p>
+            <w:pPr>
+              <w:spacing w:line="293" w:lineRule="auto" w:after="70" w:before="30"/>
+            </w:pPr>
             <w:r>
               <w:rPr>
-                <w:rFonts w:ascii="Noto Sans CJK SC" w:hAnsi="Noto Sans CJK SC" w:eastAsia="Noto Sans CJK SC"/>
-                <w:sz w:val="18"/>
+                <w:rFonts w:ascii="Arial" w:hAnsi="Arial" w:eastAsia="Microsoft YaHei" w:cs="Arial"/>
+                <w:sz w:val="19"/>
               </w:rPr>
               <w:t>用户、校园关系、志愿者资格、认证与权限事实</w:t>
             </w:r>
@@ -1388,10 +1651,13 @@
             </w:tcMar>
           </w:tcPr>
           <w:p>
+            <w:pPr>
+              <w:spacing w:line="293" w:lineRule="auto" w:after="70" w:before="30"/>
+            </w:pPr>
             <w:r>
               <w:rPr>
-                <w:rFonts w:ascii="Noto Sans CJK SC" w:hAnsi="Noto Sans CJK SC" w:eastAsia="Noto Sans CJK SC"/>
-                <w:sz w:val="18"/>
+                <w:rFonts w:ascii="Arial" w:hAnsi="Arial" w:eastAsia="Microsoft YaHei" w:cs="Arial"/>
+                <w:sz w:val="19"/>
               </w:rPr>
               <w:t>User、Campus、CampusMembership、CampusVerification、VolunteerMembership</w:t>
             </w:r>
@@ -1410,10 +1676,13 @@
             </w:tcMar>
           </w:tcPr>
           <w:p>
+            <w:pPr>
+              <w:spacing w:line="293" w:lineRule="auto" w:after="70" w:before="30"/>
+            </w:pPr>
             <w:r>
               <w:rPr>
-                <w:rFonts w:ascii="Noto Sans CJK SC" w:hAnsi="Noto Sans CJK SC" w:eastAsia="Noto Sans CJK SC"/>
-                <w:sz w:val="18"/>
+                <w:rFonts w:ascii="Arial" w:hAnsi="Arial" w:eastAsia="Microsoft YaHei" w:cs="Arial"/>
+                <w:sz w:val="19"/>
               </w:rPr>
               <w:t>animal-service</w:t>
             </w:r>
@@ -1430,10 +1699,13 @@
             </w:tcMar>
           </w:tcPr>
           <w:p>
+            <w:pPr>
+              <w:spacing w:line="293" w:lineRule="auto" w:after="70" w:before="30"/>
+            </w:pPr>
             <w:r>
               <w:rPr>
-                <w:rFonts w:ascii="Noto Sans CJK SC" w:hAnsi="Noto Sans CJK SC" w:eastAsia="Noto Sans CJK SC"/>
-                <w:sz w:val="18"/>
+                <w:rFonts w:ascii="Arial" w:hAnsi="Arial" w:eastAsia="Microsoft YaHei" w:cs="Arial"/>
+                <w:sz w:val="19"/>
               </w:rPr>
               <w:t>Animal 长期档案、校园圈、Timeline 与主数据治理</w:t>
             </w:r>
@@ -1450,10 +1722,13 @@
             </w:tcMar>
           </w:tcPr>
           <w:p>
+            <w:pPr>
+              <w:spacing w:line="293" w:lineRule="auto" w:after="70" w:before="30"/>
+            </w:pPr>
             <w:r>
               <w:rPr>
-                <w:rFonts w:ascii="Noto Sans CJK SC" w:hAnsi="Noto Sans CJK SC" w:eastAsia="Noto Sans CJK SC"/>
-                <w:sz w:val="18"/>
+                <w:rFonts w:ascii="Arial" w:hAnsi="Arial" w:eastAsia="Microsoft YaHei" w:cs="Arial"/>
+                <w:sz w:val="19"/>
               </w:rPr>
               <w:t>Animal、AnimalMedia、Post、Comment、Like、Follow、TimelineEntry、AnimalMergeRecord</w:t>
             </w:r>
@@ -1472,10 +1747,13 @@
             </w:tcMar>
           </w:tcPr>
           <w:p>
+            <w:pPr>
+              <w:spacing w:line="293" w:lineRule="auto" w:after="70" w:before="30"/>
+            </w:pPr>
             <w:r>
               <w:rPr>
-                <w:rFonts w:ascii="Noto Sans CJK SC" w:hAnsi="Noto Sans CJK SC" w:eastAsia="Noto Sans CJK SC"/>
-                <w:sz w:val="18"/>
+                <w:rFonts w:ascii="Arial" w:hAnsi="Arial" w:eastAsia="Microsoft YaHei" w:cs="Arial"/>
+                <w:sz w:val="19"/>
               </w:rPr>
               <w:t>incident-service</w:t>
             </w:r>
@@ -1492,10 +1770,13 @@
             </w:tcMar>
           </w:tcPr>
           <w:p>
+            <w:pPr>
+              <w:spacing w:line="293" w:lineRule="auto" w:after="70" w:before="30"/>
+            </w:pPr>
             <w:r>
               <w:rPr>
-                <w:rFonts w:ascii="Noto Sans CJK SC" w:hAnsi="Noto Sans CJK SC" w:eastAsia="Noto Sans CJK SC"/>
-                <w:sz w:val="18"/>
+                <w:rFonts w:ascii="Arial" w:hAnsi="Arial" w:eastAsia="Microsoft YaHei" w:cs="Arial"/>
+                <w:sz w:val="19"/>
               </w:rPr>
               <w:t>异常 Event、Evidence、Case 协作与公益支持</w:t>
             </w:r>
@@ -1512,10 +1793,13 @@
             </w:tcMar>
           </w:tcPr>
           <w:p>
+            <w:pPr>
+              <w:spacing w:line="293" w:lineRule="auto" w:after="70" w:before="30"/>
+            </w:pPr>
             <w:r>
               <w:rPr>
-                <w:rFonts w:ascii="Noto Sans CJK SC" w:hAnsi="Noto Sans CJK SC" w:eastAsia="Noto Sans CJK SC"/>
-                <w:sz w:val="18"/>
+                <w:rFonts w:ascii="Arial" w:hAnsi="Arial" w:eastAsia="Microsoft YaHei" w:cs="Arial"/>
+                <w:sz w:val="19"/>
               </w:rPr>
               <w:t>Event、EventDraft、Evidence、Case、CaseParticipant、CaseAction、SupportCampaign、Contribution、Expense、Settlement</w:t>
             </w:r>
@@ -1534,10 +1818,13 @@
             </w:tcMar>
           </w:tcPr>
           <w:p>
+            <w:pPr>
+              <w:spacing w:line="293" w:lineRule="auto" w:after="70" w:before="30"/>
+            </w:pPr>
             <w:r>
               <w:rPr>
-                <w:rFonts w:ascii="Noto Sans CJK SC" w:hAnsi="Noto Sans CJK SC" w:eastAsia="Noto Sans CJK SC"/>
-                <w:sz w:val="18"/>
+                <w:rFonts w:ascii="Arial" w:hAnsi="Arial" w:eastAsia="Microsoft YaHei" w:cs="Arial"/>
+                <w:sz w:val="19"/>
               </w:rPr>
               <w:t>adoption-service</w:t>
             </w:r>
@@ -1554,10 +1841,13 @@
             </w:tcMar>
           </w:tcPr>
           <w:p>
+            <w:pPr>
+              <w:spacing w:line="293" w:lineRule="auto" w:after="70" w:before="30"/>
+            </w:pPr>
             <w:r>
               <w:rPr>
-                <w:rFonts w:ascii="Noto Sans CJK SC" w:hAnsi="Noto Sans CJK SC" w:eastAsia="Noto Sans CJK SC"/>
-                <w:sz w:val="18"/>
+                <w:rFonts w:ascii="Arial" w:hAnsi="Arial" w:eastAsia="Microsoft YaHei" w:cs="Arial"/>
+                <w:sz w:val="19"/>
               </w:rPr>
               <w:t>开放领养、申请、审核、交接、领养关系与回访</w:t>
             </w:r>
@@ -1574,10 +1864,13 @@
             </w:tcMar>
           </w:tcPr>
           <w:p>
+            <w:pPr>
+              <w:spacing w:line="293" w:lineRule="auto" w:after="70" w:before="30"/>
+            </w:pPr>
             <w:r>
               <w:rPr>
-                <w:rFonts w:ascii="Noto Sans CJK SC" w:hAnsi="Noto Sans CJK SC" w:eastAsia="Noto Sans CJK SC"/>
-                <w:sz w:val="18"/>
+                <w:rFonts w:ascii="Arial" w:hAnsi="Arial" w:eastAsia="Microsoft YaHei" w:cs="Arial"/>
+                <w:sz w:val="19"/>
               </w:rPr>
               <w:t>AdoptionListing、AdoptionApplication、Review、Handover、AdoptionRelation、FollowUp</w:t>
             </w:r>
@@ -1596,10 +1889,13 @@
             </w:tcMar>
           </w:tcPr>
           <w:p>
+            <w:pPr>
+              <w:spacing w:line="293" w:lineRule="auto" w:after="70" w:before="30"/>
+            </w:pPr>
             <w:r>
               <w:rPr>
-                <w:rFonts w:ascii="Noto Sans CJK SC" w:hAnsi="Noto Sans CJK SC" w:eastAsia="Noto Sans CJK SC"/>
-                <w:sz w:val="18"/>
+                <w:rFonts w:ascii="Arial" w:hAnsi="Arial" w:eastAsia="Microsoft YaHei" w:cs="Arial"/>
+                <w:sz w:val="19"/>
               </w:rPr>
               <w:t>intelligence-service</w:t>
             </w:r>
@@ -1616,10 +1912,13 @@
             </w:tcMar>
           </w:tcPr>
           <w:p>
+            <w:pPr>
+              <w:spacing w:line="293" w:lineRule="auto" w:after="70" w:before="30"/>
+            </w:pPr>
             <w:r>
               <w:rPr>
-                <w:rFonts w:ascii="Noto Sans CJK SC" w:hAnsi="Noto Sans CJK SC" w:eastAsia="Noto Sans CJK SC"/>
-                <w:sz w:val="18"/>
+                <w:rFonts w:ascii="Arial" w:hAnsi="Arial" w:eastAsia="Microsoft YaHei" w:cs="Arial"/>
+                <w:sz w:val="19"/>
               </w:rPr>
               <w:t>AI 解析、特征、候选匹配、重复事件检测、材料预审</w:t>
             </w:r>
@@ -1636,10 +1935,13 @@
             </w:tcMar>
           </w:tcPr>
           <w:p>
+            <w:pPr>
+              <w:spacing w:line="293" w:lineRule="auto" w:after="70" w:before="30"/>
+            </w:pPr>
             <w:r>
               <w:rPr>
-                <w:rFonts w:ascii="Noto Sans CJK SC" w:hAnsi="Noto Sans CJK SC" w:eastAsia="Noto Sans CJK SC"/>
-                <w:sz w:val="18"/>
+                <w:rFonts w:ascii="Arial" w:hAnsi="Arial" w:eastAsia="Microsoft YaHei" w:cs="Arial"/>
+                <w:sz w:val="19"/>
               </w:rPr>
               <w:t>AiTask、AiResult、Embedding、MatchingRecord、实验记录</w:t>
             </w:r>
@@ -1647,45 +1949,76 @@
         </w:tc>
       </w:tr>
     </w:tbl>
-    <w:p/>
+    <w:p>
+      <w:pPr>
+        <w:spacing w:line="331" w:lineRule="auto" w:after="110"/>
+      </w:pPr>
+    </w:p>
     <w:p>
       <w:pPr>
         <w:pStyle w:val="Heading2"/>
       </w:pPr>
       <w:r>
+        <w:rPr>
+          <w:rFonts w:ascii="Arial" w:hAnsi="Arial" w:eastAsia="Microsoft YaHei" w:cs="Arial"/>
+        </w:rPr>
         <w:t>3.1 数据自治规则</w:t>
       </w:r>
     </w:p>
     <w:p>
       <w:pPr>
-        <w:pStyle w:val="ListBullet"/>
+        <w:spacing w:after="110" w:line="331" w:lineRule="auto"/>
+        <w:ind w:left="312" w:hanging="181"/>
       </w:pPr>
       <w:r>
-        <w:t>每个服务只直接访问自己的逻辑数据库。</w:t>
+        <w:rPr>
+          <w:rFonts w:ascii="Arial" w:hAnsi="Arial" w:eastAsia="Microsoft YaHei" w:cs="Arial"/>
+          <w:color w:val="2B2B2B"/>
+          <w:sz w:val="21"/>
+        </w:rPr>
+        <w:t>•  每个服务只直接访问自己的逻辑数据库。</w:t>
       </w:r>
     </w:p>
     <w:p>
       <w:pPr>
-        <w:pStyle w:val="ListBullet"/>
+        <w:spacing w:after="110" w:line="331" w:lineRule="auto"/>
+        <w:ind w:left="312" w:hanging="181"/>
       </w:pPr>
       <w:r>
-        <w:t>跨服务引用通过稳定 ID（推荐 UUIDv7）表达，禁止跨库 SQL JOIN。</w:t>
+        <w:rPr>
+          <w:rFonts w:ascii="Arial" w:hAnsi="Arial" w:eastAsia="Microsoft YaHei" w:cs="Arial"/>
+          <w:color w:val="2B2B2B"/>
+          <w:sz w:val="21"/>
+        </w:rPr>
+        <w:t>•  跨服务引用通过稳定 ID（推荐 UUIDv7）表达，禁止跨库 SQL JOIN。</w:t>
       </w:r>
     </w:p>
     <w:p>
       <w:pPr>
-        <w:pStyle w:val="ListBullet"/>
+        <w:spacing w:after="110" w:line="331" w:lineRule="auto"/>
+        <w:ind w:left="312" w:hanging="181"/>
       </w:pPr>
       <w:r>
-        <w:t>需要立即确认的事实使用同步 API；“事情已经发生，需要通知其他服务”的场景优先使用领域事件。</w:t>
+        <w:rPr>
+          <w:rFonts w:ascii="Arial" w:hAnsi="Arial" w:eastAsia="Microsoft YaHei" w:cs="Arial"/>
+          <w:color w:val="2B2B2B"/>
+          <w:sz w:val="21"/>
+        </w:rPr>
+        <w:t>•  需要立即确认的事实使用同步 API；“事情已经发生，需要通知其他服务”的场景优先使用领域事件。</w:t>
       </w:r>
     </w:p>
     <w:p>
       <w:pPr>
-        <w:pStyle w:val="ListBullet"/>
+        <w:spacing w:after="110" w:line="331" w:lineRule="auto"/>
+        <w:ind w:left="312" w:hanging="181"/>
       </w:pPr>
       <w:r>
-        <w:t>不得在多个服务重复维护同一业务事实的权威副本；允许维护只读展示投影。</w:t>
+        <w:rPr>
+          <w:rFonts w:ascii="Arial" w:hAnsi="Arial" w:eastAsia="Microsoft YaHei" w:cs="Arial"/>
+          <w:color w:val="2B2B2B"/>
+          <w:sz w:val="21"/>
+        </w:rPr>
+        <w:t>•  不得在多个服务重复维护同一业务事实的权威副本；允许维护只读展示投影。</w:t>
       </w:r>
     </w:p>
     <w:p>
@@ -1693,6 +2026,9 @@
         <w:pStyle w:val="Heading2"/>
       </w:pPr>
       <w:r>
+        <w:rPr>
+          <w:rFonts w:ascii="Arial" w:hAnsi="Arial" w:eastAsia="Microsoft YaHei" w:cs="Arial"/>
+        </w:rPr>
         <w:t>3.2 MySQL 逻辑数据库</w:t>
       </w:r>
     </w:p>
@@ -1702,48 +2038,48 @@
       </w:pPr>
       <w:r>
         <w:rPr>
-          <w:rFonts w:ascii="Consolas" w:hAnsi="Consolas" w:eastAsia="Noto Sans CJK SC"/>
-          <w:sz w:val="17"/>
+          <w:rFonts w:ascii="Consolas" w:hAnsi="Consolas" w:eastAsia="Microsoft YaHei" w:cs="Consolas"/>
+          <w:sz w:val="20"/>
         </w:rPr>
         <w:t>MySQL 8.x</w:t>
         <w:br/>
       </w:r>
       <w:r>
         <w:rPr>
-          <w:rFonts w:ascii="Consolas" w:hAnsi="Consolas" w:eastAsia="Noto Sans CJK SC"/>
-          <w:sz w:val="17"/>
+          <w:rFonts w:ascii="Consolas" w:hAnsi="Consolas" w:eastAsia="Microsoft YaHei" w:cs="Consolas"/>
+          <w:sz w:val="20"/>
         </w:rPr>
         <w:t>├─ animallink_identity</w:t>
         <w:br/>
       </w:r>
       <w:r>
         <w:rPr>
-          <w:rFonts w:ascii="Consolas" w:hAnsi="Consolas" w:eastAsia="Noto Sans CJK SC"/>
-          <w:sz w:val="17"/>
+          <w:rFonts w:ascii="Consolas" w:hAnsi="Consolas" w:eastAsia="Microsoft YaHei" w:cs="Consolas"/>
+          <w:sz w:val="20"/>
         </w:rPr>
         <w:t>├─ animallink_animal</w:t>
         <w:br/>
       </w:r>
       <w:r>
         <w:rPr>
-          <w:rFonts w:ascii="Consolas" w:hAnsi="Consolas" w:eastAsia="Noto Sans CJK SC"/>
-          <w:sz w:val="17"/>
+          <w:rFonts w:ascii="Consolas" w:hAnsi="Consolas" w:eastAsia="Microsoft YaHei" w:cs="Consolas"/>
+          <w:sz w:val="20"/>
         </w:rPr>
         <w:t>├─ animallink_incident</w:t>
         <w:br/>
       </w:r>
       <w:r>
         <w:rPr>
-          <w:rFonts w:ascii="Consolas" w:hAnsi="Consolas" w:eastAsia="Noto Sans CJK SC"/>
-          <w:sz w:val="17"/>
+          <w:rFonts w:ascii="Consolas" w:hAnsi="Consolas" w:eastAsia="Microsoft YaHei" w:cs="Consolas"/>
+          <w:sz w:val="20"/>
         </w:rPr>
         <w:t>├─ animallink_adoption</w:t>
         <w:br/>
       </w:r>
       <w:r>
         <w:rPr>
-          <w:rFonts w:ascii="Consolas" w:hAnsi="Consolas" w:eastAsia="Noto Sans CJK SC"/>
-          <w:sz w:val="17"/>
+          <w:rFonts w:ascii="Consolas" w:hAnsi="Consolas" w:eastAsia="Microsoft YaHei" w:cs="Consolas"/>
+          <w:sz w:val="20"/>
         </w:rPr>
         <w:t>└─ animallink_intelligence</w:t>
         <w:br/>
@@ -1754,6 +2090,9 @@
         <w:pStyle w:val="Heading1"/>
       </w:pPr>
       <w:r>
+        <w:rPr>
+          <w:rFonts w:ascii="Arial" w:hAnsi="Arial" w:eastAsia="Microsoft YaHei" w:cs="Arial"/>
+        </w:rPr>
         <w:t>4. 核心领域模型</w:t>
       </w:r>
     </w:p>
@@ -1763,72 +2102,72 @@
       </w:pPr>
       <w:r>
         <w:rPr>
-          <w:rFonts w:ascii="Consolas" w:hAnsi="Consolas" w:eastAsia="Noto Sans CJK SC"/>
-          <w:sz w:val="17"/>
+          <w:rFonts w:ascii="Consolas" w:hAnsi="Consolas" w:eastAsia="Microsoft YaHei" w:cs="Consolas"/>
+          <w:sz w:val="20"/>
         </w:rPr>
         <w:t>Campus</w:t>
         <w:br/>
       </w:r>
       <w:r>
         <w:rPr>
-          <w:rFonts w:ascii="Consolas" w:hAnsi="Consolas" w:eastAsia="Noto Sans CJK SC"/>
-          <w:sz w:val="17"/>
+          <w:rFonts w:ascii="Consolas" w:hAnsi="Consolas" w:eastAsia="Microsoft YaHei" w:cs="Consolas"/>
+          <w:sz w:val="20"/>
         </w:rPr>
         <w:t xml:space="preserve">  └─ Animal</w:t>
         <w:br/>
       </w:r>
       <w:r>
         <w:rPr>
-          <w:rFonts w:ascii="Consolas" w:hAnsi="Consolas" w:eastAsia="Noto Sans CJK SC"/>
-          <w:sz w:val="17"/>
+          <w:rFonts w:ascii="Consolas" w:hAnsi="Consolas" w:eastAsia="Microsoft YaHei" w:cs="Consolas"/>
+          <w:sz w:val="20"/>
         </w:rPr>
         <w:t xml:space="preserve">      ├─ Post</w:t>
         <w:br/>
       </w:r>
       <w:r>
         <w:rPr>
-          <w:rFonts w:ascii="Consolas" w:hAnsi="Consolas" w:eastAsia="Noto Sans CJK SC"/>
-          <w:sz w:val="17"/>
+          <w:rFonts w:ascii="Consolas" w:hAnsi="Consolas" w:eastAsia="Microsoft YaHei" w:cs="Consolas"/>
+          <w:sz w:val="20"/>
         </w:rPr>
         <w:t xml:space="preserve">      ├─ TimelineEntry</w:t>
         <w:br/>
       </w:r>
       <w:r>
         <w:rPr>
-          <w:rFonts w:ascii="Consolas" w:hAnsi="Consolas" w:eastAsia="Noto Sans CJK SC"/>
-          <w:sz w:val="17"/>
+          <w:rFonts w:ascii="Consolas" w:hAnsi="Consolas" w:eastAsia="Microsoft YaHei" w:cs="Consolas"/>
+          <w:sz w:val="20"/>
         </w:rPr>
         <w:t xml:space="preserve">      ├─ Event ── Evidence</w:t>
         <w:br/>
       </w:r>
       <w:r>
         <w:rPr>
-          <w:rFonts w:ascii="Consolas" w:hAnsi="Consolas" w:eastAsia="Noto Sans CJK SC"/>
-          <w:sz w:val="17"/>
+          <w:rFonts w:ascii="Consolas" w:hAnsi="Consolas" w:eastAsia="Microsoft YaHei" w:cs="Consolas"/>
+          <w:sz w:val="20"/>
         </w:rPr>
         <w:t xml:space="preserve">      │    └─ Case ── CaseParticipant / CaseAction</w:t>
         <w:br/>
       </w:r>
       <w:r>
         <w:rPr>
-          <w:rFonts w:ascii="Consolas" w:hAnsi="Consolas" w:eastAsia="Noto Sans CJK SC"/>
-          <w:sz w:val="17"/>
+          <w:rFonts w:ascii="Consolas" w:hAnsi="Consolas" w:eastAsia="Microsoft YaHei" w:cs="Consolas"/>
+          <w:sz w:val="20"/>
         </w:rPr>
         <w:t xml:space="preserve">      │          └─ SupportCampaign ── Contribution / Expense / Settlement</w:t>
         <w:br/>
       </w:r>
       <w:r>
         <w:rPr>
-          <w:rFonts w:ascii="Consolas" w:hAnsi="Consolas" w:eastAsia="Noto Sans CJK SC"/>
-          <w:sz w:val="17"/>
+          <w:rFonts w:ascii="Consolas" w:hAnsi="Consolas" w:eastAsia="Microsoft YaHei" w:cs="Consolas"/>
+          <w:sz w:val="20"/>
         </w:rPr>
         <w:t xml:space="preserve">      └─ AdoptionListing</w:t>
         <w:br/>
       </w:r>
       <w:r>
         <w:rPr>
-          <w:rFonts w:ascii="Consolas" w:hAnsi="Consolas" w:eastAsia="Noto Sans CJK SC"/>
-          <w:sz w:val="17"/>
+          <w:rFonts w:ascii="Consolas" w:hAnsi="Consolas" w:eastAsia="Microsoft YaHei" w:cs="Consolas"/>
+          <w:sz w:val="20"/>
         </w:rPr>
         <w:t xml:space="preserve">           └─ AdoptionApplication ── Handover ── AdoptionRelation ── FollowUp</w:t>
         <w:br/>
@@ -1840,6 +2179,12 @@
         <w:tblW w:type="auto" w:w="0"/>
         <w:jc w:val="center"/>
         <w:tblLook w:firstColumn="1" w:firstRow="1" w:lastColumn="0" w:lastRow="0" w:noHBand="0" w:noVBand="1" w:val="04A0"/>
+        <w:tblCellMar>
+          <w:top w:w="90" w:type="dxa"/>
+          <w:bottom w:w="90" w:type="dxa"/>
+          <w:left w:w="120" w:type="dxa"/>
+          <w:right w:w="120" w:type="dxa"/>
+        </w:tblCellMar>
       </w:tblPr>
       <w:tblGrid>
         <w:gridCol w:w="3360"/>
@@ -1854,11 +2199,14 @@
             <w:vAlign w:val="center"/>
           </w:tcPr>
           <w:p>
+            <w:pPr>
+              <w:spacing w:line="293" w:lineRule="auto" w:after="70" w:before="30"/>
+            </w:pPr>
             <w:r>
               <w:rPr>
-                <w:rFonts w:ascii="Noto Sans CJK SC" w:hAnsi="Noto Sans CJK SC" w:eastAsia="Noto Sans CJK SC"/>
+                <w:rFonts w:ascii="Arial" w:hAnsi="Arial" w:eastAsia="Microsoft YaHei" w:cs="Arial"/>
                 <w:b/>
-                <w:sz w:val="18"/>
+                <w:sz w:val="19"/>
               </w:rPr>
               <w:t>对象</w:t>
             </w:r>
@@ -1871,11 +2219,14 @@
             <w:vAlign w:val="center"/>
           </w:tcPr>
           <w:p>
+            <w:pPr>
+              <w:spacing w:line="293" w:lineRule="auto" w:after="70" w:before="30"/>
+            </w:pPr>
             <w:r>
               <w:rPr>
-                <w:rFonts w:ascii="Noto Sans CJK SC" w:hAnsi="Noto Sans CJK SC" w:eastAsia="Noto Sans CJK SC"/>
+                <w:rFonts w:ascii="Arial" w:hAnsi="Arial" w:eastAsia="Microsoft YaHei" w:cs="Arial"/>
                 <w:b/>
-                <w:sz w:val="18"/>
+                <w:sz w:val="19"/>
               </w:rPr>
               <w:t>领域语义</w:t>
             </w:r>
@@ -1888,11 +2239,14 @@
             <w:vAlign w:val="center"/>
           </w:tcPr>
           <w:p>
+            <w:pPr>
+              <w:spacing w:line="293" w:lineRule="auto" w:after="70" w:before="30"/>
+            </w:pPr>
             <w:r>
               <w:rPr>
-                <w:rFonts w:ascii="Noto Sans CJK SC" w:hAnsi="Noto Sans CJK SC" w:eastAsia="Noto Sans CJK SC"/>
+                <w:rFonts w:ascii="Arial" w:hAnsi="Arial" w:eastAsia="Microsoft YaHei" w:cs="Arial"/>
                 <w:b/>
-                <w:sz w:val="18"/>
+                <w:sz w:val="19"/>
               </w:rPr>
               <w:t>关键约束</w:t>
             </w:r>
@@ -1911,10 +2265,13 @@
             </w:tcMar>
           </w:tcPr>
           <w:p>
+            <w:pPr>
+              <w:spacing w:line="293" w:lineRule="auto" w:after="70" w:before="30"/>
+            </w:pPr>
             <w:r>
               <w:rPr>
-                <w:rFonts w:ascii="Noto Sans CJK SC" w:hAnsi="Noto Sans CJK SC" w:eastAsia="Noto Sans CJK SC"/>
-                <w:sz w:val="18"/>
+                <w:rFonts w:ascii="Arial" w:hAnsi="Arial" w:eastAsia="Microsoft YaHei" w:cs="Arial"/>
+                <w:sz w:val="19"/>
               </w:rPr>
               <w:t>Animal</w:t>
             </w:r>
@@ -1931,10 +2288,13 @@
             </w:tcMar>
           </w:tcPr>
           <w:p>
+            <w:pPr>
+              <w:spacing w:line="293" w:lineRule="auto" w:after="70" w:before="30"/>
+            </w:pPr>
             <w:r>
               <w:rPr>
-                <w:rFonts w:ascii="Noto Sans CJK SC" w:hAnsi="Noto Sans CJK SC" w:eastAsia="Noto Sans CJK SC"/>
-                <w:sz w:val="18"/>
+                <w:rFonts w:ascii="Arial" w:hAnsi="Arial" w:eastAsia="Microsoft YaHei" w:cs="Arial"/>
+                <w:sz w:val="19"/>
               </w:rPr>
               <w:t>长期主体：“它是谁”</w:t>
             </w:r>
@@ -1951,10 +2311,13 @@
             </w:tcMar>
           </w:tcPr>
           <w:p>
+            <w:pPr>
+              <w:spacing w:line="293" w:lineRule="auto" w:after="70" w:before="30"/>
+            </w:pPr>
             <w:r>
               <w:rPr>
-                <w:rFonts w:ascii="Noto Sans CJK SC" w:hAnsi="Noto Sans CJK SC" w:eastAsia="Noto Sans CJK SC"/>
-                <w:sz w:val="18"/>
+                <w:rFonts w:ascii="Arial" w:hAnsi="Arial" w:eastAsia="Microsoft YaHei" w:cs="Arial"/>
+                <w:sz w:val="19"/>
               </w:rPr>
               <w:t>被领养后仍保留原 Animal ID；来源校园不因领养改变</w:t>
             </w:r>
@@ -1973,10 +2336,13 @@
             </w:tcMar>
           </w:tcPr>
           <w:p>
+            <w:pPr>
+              <w:spacing w:line="293" w:lineRule="auto" w:after="70" w:before="30"/>
+            </w:pPr>
             <w:r>
               <w:rPr>
-                <w:rFonts w:ascii="Noto Sans CJK SC" w:hAnsi="Noto Sans CJK SC" w:eastAsia="Noto Sans CJK SC"/>
-                <w:sz w:val="18"/>
+                <w:rFonts w:ascii="Arial" w:hAnsi="Arial" w:eastAsia="Microsoft YaHei" w:cs="Arial"/>
+                <w:sz w:val="19"/>
               </w:rPr>
               <w:t>Event</w:t>
             </w:r>
@@ -1993,10 +2359,13 @@
             </w:tcMar>
           </w:tcPr>
           <w:p>
+            <w:pPr>
+              <w:spacing w:line="293" w:lineRule="auto" w:after="70" w:before="30"/>
+            </w:pPr>
             <w:r>
               <w:rPr>
-                <w:rFonts w:ascii="Noto Sans CJK SC" w:hAnsi="Noto Sans CJK SC" w:eastAsia="Noto Sans CJK SC"/>
-                <w:sz w:val="18"/>
+                <w:rFonts w:ascii="Arial" w:hAnsi="Arial" w:eastAsia="Microsoft YaHei" w:cs="Arial"/>
+                <w:sz w:val="19"/>
               </w:rPr>
               <w:t>现实中发生的一件事</w:t>
             </w:r>
@@ -2013,10 +2382,13 @@
             </w:tcMar>
           </w:tcPr>
           <w:p>
+            <w:pPr>
+              <w:spacing w:line="293" w:lineRule="auto" w:after="70" w:before="30"/>
+            </w:pPr>
             <w:r>
               <w:rPr>
-                <w:rFonts w:ascii="Noto Sans CJK SC" w:hAnsi="Noto Sans CJK SC" w:eastAsia="Noto Sans CJK SC"/>
-                <w:sz w:val="18"/>
+                <w:rFonts w:ascii="Arial" w:hAnsi="Arial" w:eastAsia="Microsoft YaHei" w:cs="Arial"/>
+                <w:sz w:val="19"/>
               </w:rPr>
               <w:t>可暂时没有 animalId；UNKNOWN 合法；EventDraft 不是正式 Event</w:t>
             </w:r>
@@ -2035,10 +2407,13 @@
             </w:tcMar>
           </w:tcPr>
           <w:p>
+            <w:pPr>
+              <w:spacing w:line="293" w:lineRule="auto" w:after="70" w:before="30"/>
+            </w:pPr>
             <w:r>
               <w:rPr>
-                <w:rFonts w:ascii="Noto Sans CJK SC" w:hAnsi="Noto Sans CJK SC" w:eastAsia="Noto Sans CJK SC"/>
-                <w:sz w:val="18"/>
+                <w:rFonts w:ascii="Arial" w:hAnsi="Arial" w:eastAsia="Microsoft YaHei" w:cs="Arial"/>
+                <w:sz w:val="19"/>
               </w:rPr>
               <w:t>Case</w:t>
             </w:r>
@@ -2055,10 +2430,13 @@
             </w:tcMar>
           </w:tcPr>
           <w:p>
+            <w:pPr>
+              <w:spacing w:line="293" w:lineRule="auto" w:after="70" w:before="30"/>
+            </w:pPr>
             <w:r>
               <w:rPr>
-                <w:rFonts w:ascii="Noto Sans CJK SC" w:hAnsi="Noto Sans CJK SC" w:eastAsia="Noto Sans CJK SC"/>
-                <w:sz w:val="18"/>
+                <w:rFonts w:ascii="Arial" w:hAnsi="Arial" w:eastAsia="Microsoft YaHei" w:cs="Arial"/>
+                <w:sz w:val="19"/>
               </w:rPr>
               <w:t>对 Event 的正式协作处理</w:t>
             </w:r>
@@ -2075,10 +2453,13 @@
             </w:tcMar>
           </w:tcPr>
           <w:p>
+            <w:pPr>
+              <w:spacing w:line="293" w:lineRule="auto" w:after="70" w:before="30"/>
+            </w:pPr>
             <w:r>
               <w:rPr>
-                <w:rFonts w:ascii="Noto Sans CJK SC" w:hAnsi="Noto Sans CJK SC" w:eastAsia="Noto Sans CJK SC"/>
-                <w:sz w:val="18"/>
+                <w:rFonts w:ascii="Arial" w:hAnsi="Arial" w:eastAsia="Microsoft YaHei" w:cs="Arial"/>
+                <w:sz w:val="19"/>
               </w:rPr>
               <w:t>V1 一个 Event 最多一个主 Case；学生不能操作 Case 状态</w:t>
             </w:r>
@@ -2097,10 +2478,13 @@
             </w:tcMar>
           </w:tcPr>
           <w:p>
+            <w:pPr>
+              <w:spacing w:line="293" w:lineRule="auto" w:after="70" w:before="30"/>
+            </w:pPr>
             <w:r>
               <w:rPr>
-                <w:rFonts w:ascii="Noto Sans CJK SC" w:hAnsi="Noto Sans CJK SC" w:eastAsia="Noto Sans CJK SC"/>
-                <w:sz w:val="18"/>
+                <w:rFonts w:ascii="Arial" w:hAnsi="Arial" w:eastAsia="Microsoft YaHei" w:cs="Arial"/>
+                <w:sz w:val="19"/>
               </w:rPr>
               <w:t>SupportCampaign</w:t>
             </w:r>
@@ -2117,10 +2501,13 @@
             </w:tcMar>
           </w:tcPr>
           <w:p>
+            <w:pPr>
+              <w:spacing w:line="293" w:lineRule="auto" w:after="70" w:before="30"/>
+            </w:pPr>
             <w:r>
               <w:rPr>
-                <w:rFonts w:ascii="Noto Sans CJK SC" w:hAnsi="Noto Sans CJK SC" w:eastAsia="Noto Sans CJK SC"/>
-                <w:sz w:val="18"/>
+                <w:rFonts w:ascii="Arial" w:hAnsi="Arial" w:eastAsia="Microsoft YaHei" w:cs="Arial"/>
+                <w:sz w:val="19"/>
               </w:rPr>
               <w:t>某次 Case 的资源支持流程</w:t>
             </w:r>
@@ -2137,10 +2524,13 @@
             </w:tcMar>
           </w:tcPr>
           <w:p>
+            <w:pPr>
+              <w:spacing w:line="293" w:lineRule="auto" w:after="70" w:before="30"/>
+            </w:pPr>
             <w:r>
               <w:rPr>
-                <w:rFonts w:ascii="Noto Sans CJK SC" w:hAnsi="Noto Sans CJK SC" w:eastAsia="Noto Sans CJK SC"/>
-                <w:sz w:val="18"/>
+                <w:rFonts w:ascii="Arial" w:hAnsi="Arial" w:eastAsia="Microsoft YaHei" w:cs="Arial"/>
+                <w:sz w:val="19"/>
               </w:rPr>
               <w:t>必须关联 Case；不能独立泛筹款</w:t>
             </w:r>
@@ -2159,10 +2549,13 @@
             </w:tcMar>
           </w:tcPr>
           <w:p>
+            <w:pPr>
+              <w:spacing w:line="293" w:lineRule="auto" w:after="70" w:before="30"/>
+            </w:pPr>
             <w:r>
               <w:rPr>
-                <w:rFonts w:ascii="Noto Sans CJK SC" w:hAnsi="Noto Sans CJK SC" w:eastAsia="Noto Sans CJK SC"/>
-                <w:sz w:val="18"/>
+                <w:rFonts w:ascii="Arial" w:hAnsi="Arial" w:eastAsia="Microsoft YaHei" w:cs="Arial"/>
+                <w:sz w:val="19"/>
               </w:rPr>
               <w:t>AdoptionApplication</w:t>
             </w:r>
@@ -2179,10 +2572,13 @@
             </w:tcMar>
           </w:tcPr>
           <w:p>
+            <w:pPr>
+              <w:spacing w:line="293" w:lineRule="auto" w:after="70" w:before="30"/>
+            </w:pPr>
             <w:r>
               <w:rPr>
-                <w:rFonts w:ascii="Noto Sans CJK SC" w:hAnsi="Noto Sans CJK SC" w:eastAsia="Noto Sans CJK SC"/>
-                <w:sz w:val="18"/>
+                <w:rFonts w:ascii="Arial" w:hAnsi="Arial" w:eastAsia="Microsoft YaHei" w:cs="Arial"/>
+                <w:sz w:val="19"/>
               </w:rPr>
               <w:t>领养申请流程</w:t>
             </w:r>
@@ -2199,10 +2595,13 @@
             </w:tcMar>
           </w:tcPr>
           <w:p>
+            <w:pPr>
+              <w:spacing w:line="293" w:lineRule="auto" w:after="70" w:before="30"/>
+            </w:pPr>
             <w:r>
               <w:rPr>
-                <w:rFonts w:ascii="Noto Sans CJK SC" w:hAnsi="Noto Sans CJK SC" w:eastAsia="Noto Sans CJK SC"/>
-                <w:sz w:val="18"/>
+                <w:rFonts w:ascii="Arial" w:hAnsi="Arial" w:eastAsia="Microsoft YaHei" w:cs="Arial"/>
+                <w:sz w:val="19"/>
               </w:rPr>
               <w:t>APPROVED 不等于 ADOPTED；允许多人申请</w:t>
             </w:r>
@@ -2221,10 +2620,13 @@
             </w:tcMar>
           </w:tcPr>
           <w:p>
+            <w:pPr>
+              <w:spacing w:line="293" w:lineRule="auto" w:after="70" w:before="30"/>
+            </w:pPr>
             <w:r>
               <w:rPr>
-                <w:rFonts w:ascii="Noto Sans CJK SC" w:hAnsi="Noto Sans CJK SC" w:eastAsia="Noto Sans CJK SC"/>
-                <w:sz w:val="18"/>
+                <w:rFonts w:ascii="Arial" w:hAnsi="Arial" w:eastAsia="Microsoft YaHei" w:cs="Arial"/>
+                <w:sz w:val="19"/>
               </w:rPr>
               <w:t>AdoptionRelation</w:t>
             </w:r>
@@ -2241,10 +2643,13 @@
             </w:tcMar>
           </w:tcPr>
           <w:p>
+            <w:pPr>
+              <w:spacing w:line="293" w:lineRule="auto" w:after="70" w:before="30"/>
+            </w:pPr>
             <w:r>
               <w:rPr>
-                <w:rFonts w:ascii="Noto Sans CJK SC" w:hAnsi="Noto Sans CJK SC" w:eastAsia="Noto Sans CJK SC"/>
-                <w:sz w:val="18"/>
+                <w:rFonts w:ascii="Arial" w:hAnsi="Arial" w:eastAsia="Microsoft YaHei" w:cs="Arial"/>
+                <w:sz w:val="19"/>
               </w:rPr>
               <w:t>完成交接后的长期关系事实</w:t>
             </w:r>
@@ -2261,10 +2666,13 @@
             </w:tcMar>
           </w:tcPr>
           <w:p>
+            <w:pPr>
+              <w:spacing w:line="293" w:lineRule="auto" w:after="70" w:before="30"/>
+            </w:pPr>
             <w:r>
               <w:rPr>
-                <w:rFonts w:ascii="Noto Sans CJK SC" w:hAnsi="Noto Sans CJK SC" w:eastAsia="Noto Sans CJK SC"/>
-                <w:sz w:val="18"/>
+                <w:rFonts w:ascii="Arial" w:hAnsi="Arial" w:eastAsia="Microsoft YaHei" w:cs="Arial"/>
+                <w:sz w:val="19"/>
               </w:rPr>
               <w:t>只有交接完成才创建；结束关系不删除历史</w:t>
             </w:r>
@@ -2283,10 +2691,13 @@
             </w:tcMar>
           </w:tcPr>
           <w:p>
+            <w:pPr>
+              <w:spacing w:line="293" w:lineRule="auto" w:after="70" w:before="30"/>
+            </w:pPr>
             <w:r>
               <w:rPr>
-                <w:rFonts w:ascii="Noto Sans CJK SC" w:hAnsi="Noto Sans CJK SC" w:eastAsia="Noto Sans CJK SC"/>
-                <w:sz w:val="18"/>
+                <w:rFonts w:ascii="Arial" w:hAnsi="Arial" w:eastAsia="Microsoft YaHei" w:cs="Arial"/>
+                <w:sz w:val="19"/>
               </w:rPr>
               <w:t>TimelineEntry</w:t>
             </w:r>
@@ -2303,10 +2714,13 @@
             </w:tcMar>
           </w:tcPr>
           <w:p>
+            <w:pPr>
+              <w:spacing w:line="293" w:lineRule="auto" w:after="70" w:before="30"/>
+            </w:pPr>
             <w:r>
               <w:rPr>
-                <w:rFonts w:ascii="Noto Sans CJK SC" w:hAnsi="Noto Sans CJK SC" w:eastAsia="Noto Sans CJK SC"/>
-                <w:sz w:val="18"/>
+                <w:rFonts w:ascii="Arial" w:hAnsi="Arial" w:eastAsia="Microsoft YaHei" w:cs="Arial"/>
+                <w:sz w:val="19"/>
               </w:rPr>
               <w:t>Animal 长期故事投影</w:t>
             </w:r>
@@ -2323,10 +2737,13 @@
             </w:tcMar>
           </w:tcPr>
           <w:p>
+            <w:pPr>
+              <w:spacing w:line="293" w:lineRule="auto" w:after="70" w:before="30"/>
+            </w:pPr>
             <w:r>
               <w:rPr>
-                <w:rFonts w:ascii="Noto Sans CJK SC" w:hAnsi="Noto Sans CJK SC" w:eastAsia="Noto Sans CJK SC"/>
-                <w:sz w:val="18"/>
+                <w:rFonts w:ascii="Arial" w:hAnsi="Arial" w:eastAsia="Microsoft YaHei" w:cs="Arial"/>
+                <w:sz w:val="19"/>
               </w:rPr>
               <w:t>不是事实源；可从 Post/Event/Case/Adoption 等生成</w:t>
             </w:r>
@@ -2334,12 +2751,19 @@
         </w:tc>
       </w:tr>
     </w:tbl>
-    <w:p/>
+    <w:p>
+      <w:pPr>
+        <w:spacing w:line="331" w:lineRule="auto" w:after="110"/>
+      </w:pPr>
+    </w:p>
     <w:p>
       <w:pPr>
         <w:pStyle w:val="Heading1"/>
       </w:pPr>
       <w:r>
+        <w:rPr>
+          <w:rFonts w:ascii="Arial" w:hAnsi="Arial" w:eastAsia="Microsoft YaHei" w:cs="Arial"/>
+        </w:rPr>
         <w:t>5. 核心状态机</w:t>
       </w:r>
     </w:p>
@@ -2348,6 +2772,9 @@
         <w:pStyle w:val="Heading2"/>
       </w:pPr>
       <w:r>
+        <w:rPr>
+          <w:rFonts w:ascii="Arial" w:hAnsi="Arial" w:eastAsia="Microsoft YaHei" w:cs="Arial"/>
+        </w:rPr>
         <w:t>5.1 Event</w:t>
       </w:r>
     </w:p>
@@ -2357,31 +2784,37 @@
       </w:pPr>
       <w:r>
         <w:rPr>
-          <w:rFonts w:ascii="Consolas" w:hAnsi="Consolas" w:eastAsia="Noto Sans CJK SC"/>
-          <w:sz w:val="17"/>
+          <w:rFonts w:ascii="Consolas" w:hAnsi="Consolas" w:eastAsia="Microsoft YaHei" w:cs="Consolas"/>
+          <w:sz w:val="20"/>
         </w:rPr>
         <w:t>EventDraft --(用户确认)--&gt; REPORTED --&gt; VERIFIED --&gt; ARCHIVED</w:t>
         <w:br/>
       </w:r>
       <w:r>
         <w:rPr>
-          <w:rFonts w:ascii="Consolas" w:hAnsi="Consolas" w:eastAsia="Noto Sans CJK SC"/>
-          <w:sz w:val="17"/>
+          <w:rFonts w:ascii="Consolas" w:hAnsi="Consolas" w:eastAsia="Microsoft YaHei" w:cs="Consolas"/>
+          <w:sz w:val="20"/>
         </w:rPr>
         <w:t xml:space="preserve">                                   |--&gt; REJECTED</w:t>
         <w:br/>
       </w:r>
       <w:r>
         <w:rPr>
-          <w:rFonts w:ascii="Consolas" w:hAnsi="Consolas" w:eastAsia="Noto Sans CJK SC"/>
-          <w:sz w:val="17"/>
+          <w:rFonts w:ascii="Consolas" w:hAnsi="Consolas" w:eastAsia="Microsoft YaHei" w:cs="Consolas"/>
+          <w:sz w:val="20"/>
         </w:rPr>
         <w:t xml:space="preserve">                                   |--&gt; DUPLICATE</w:t>
         <w:br/>
       </w:r>
     </w:p>
     <w:p>
+      <w:pPr>
+        <w:spacing w:line="331" w:lineRule="auto" w:after="110"/>
+      </w:pPr>
       <w:r>
+        <w:rPr>
+          <w:rFonts w:ascii="Arial" w:hAnsi="Arial" w:eastAsia="Microsoft YaHei" w:cs="Arial"/>
+        </w:rPr>
         <w:t>VERIFIED 表示信息完整性、范围与基本合理性满足后续业务要求，不表示系统证明事实绝对真实。</w:t>
       </w:r>
     </w:p>
@@ -2390,6 +2823,9 @@
         <w:pStyle w:val="Heading2"/>
       </w:pPr>
       <w:r>
+        <w:rPr>
+          <w:rFonts w:ascii="Arial" w:hAnsi="Arial" w:eastAsia="Microsoft YaHei" w:cs="Arial"/>
+        </w:rPr>
         <w:t>5.2 Case</w:t>
       </w:r>
     </w:p>
@@ -2399,46 +2835,52 @@
       </w:pPr>
       <w:r>
         <w:rPr>
-          <w:rFonts w:ascii="Consolas" w:hAnsi="Consolas" w:eastAsia="Noto Sans CJK SC"/>
-          <w:sz w:val="17"/>
+          <w:rFonts w:ascii="Consolas" w:hAnsi="Consolas" w:eastAsia="Microsoft YaHei" w:cs="Consolas"/>
+          <w:sz w:val="20"/>
         </w:rPr>
         <w:t>OPEN --&gt; ACTIVE --&gt; RESOLVED --&gt; CLOSED</w:t>
         <w:br/>
       </w:r>
       <w:r>
         <w:rPr>
-          <w:rFonts w:ascii="Consolas" w:hAnsi="Consolas" w:eastAsia="Noto Sans CJK SC"/>
-          <w:sz w:val="17"/>
+          <w:rFonts w:ascii="Consolas" w:hAnsi="Consolas" w:eastAsia="Microsoft YaHei" w:cs="Consolas"/>
+          <w:sz w:val="20"/>
         </w:rPr>
         <w:t xml:space="preserve">  |        |  |        +--&gt; CLOSED_UNRESOLVED</w:t>
         <w:br/>
       </w:r>
       <w:r>
         <w:rPr>
-          <w:rFonts w:ascii="Consolas" w:hAnsi="Consolas" w:eastAsia="Noto Sans CJK SC"/>
-          <w:sz w:val="17"/>
+          <w:rFonts w:ascii="Consolas" w:hAnsi="Consolas" w:eastAsia="Microsoft YaHei" w:cs="Consolas"/>
+          <w:sz w:val="20"/>
         </w:rPr>
         <w:t xml:space="preserve">  +------------&gt; CANCELLED</w:t>
         <w:br/>
       </w:r>
       <w:r>
         <w:rPr>
-          <w:rFonts w:ascii="Consolas" w:hAnsi="Consolas" w:eastAsia="Noto Sans CJK SC"/>
-          <w:sz w:val="17"/>
+          <w:rFonts w:ascii="Consolas" w:hAnsi="Consolas" w:eastAsia="Microsoft YaHei" w:cs="Consolas"/>
+          <w:sz w:val="20"/>
         </w:rPr>
         <w:br/>
       </w:r>
       <w:r>
         <w:rPr>
-          <w:rFonts w:ascii="Consolas" w:hAnsi="Consolas" w:eastAsia="Noto Sans CJK SC"/>
-          <w:sz w:val="17"/>
+          <w:rFonts w:ascii="Consolas" w:hAnsi="Consolas" w:eastAsia="Microsoft YaHei" w:cs="Consolas"/>
+          <w:sz w:val="20"/>
         </w:rPr>
         <w:t>claimStatus: WAITING_CLAIM --&gt; CLAIMED</w:t>
         <w:br/>
       </w:r>
     </w:p>
     <w:p>
+      <w:pPr>
+        <w:spacing w:line="331" w:lineRule="auto" w:after="110"/>
+      </w:pPr>
       <w:r>
+        <w:rPr>
+          <w:rFonts w:ascii="Arial" w:hAnsi="Arial" w:eastAsia="Microsoft YaHei" w:cs="Arial"/>
+        </w:rPr>
         <w:t>Case 的详细处理步骤不扩张状态枚举，而由 CaseAction 记录。</w:t>
       </w:r>
     </w:p>
@@ -2447,6 +2889,9 @@
         <w:pStyle w:val="Heading2"/>
       </w:pPr>
       <w:r>
+        <w:rPr>
+          <w:rFonts w:ascii="Arial" w:hAnsi="Arial" w:eastAsia="Microsoft YaHei" w:cs="Arial"/>
+        </w:rPr>
         <w:t>5.3 SupportCampaign</w:t>
       </w:r>
     </w:p>
@@ -2456,24 +2901,24 @@
       </w:pPr>
       <w:r>
         <w:rPr>
-          <w:rFonts w:ascii="Consolas" w:hAnsi="Consolas" w:eastAsia="Noto Sans CJK SC"/>
-          <w:sz w:val="17"/>
+          <w:rFonts w:ascii="Consolas" w:hAnsi="Consolas" w:eastAsia="Microsoft YaHei" w:cs="Consolas"/>
+          <w:sz w:val="20"/>
         </w:rPr>
         <w:t>DRAFT --&gt; PENDING_REVIEW --&gt; APPROVED --&gt; ACTIVE --&gt; COMPLETED --&gt; SETTLED</w:t>
         <w:br/>
       </w:r>
       <w:r>
         <w:rPr>
-          <w:rFonts w:ascii="Consolas" w:hAnsi="Consolas" w:eastAsia="Noto Sans CJK SC"/>
-          <w:sz w:val="17"/>
+          <w:rFonts w:ascii="Consolas" w:hAnsi="Consolas" w:eastAsia="Microsoft YaHei" w:cs="Consolas"/>
+          <w:sz w:val="20"/>
         </w:rPr>
         <w:t xml:space="preserve">                 |                         |</w:t>
         <w:br/>
       </w:r>
       <w:r>
         <w:rPr>
-          <w:rFonts w:ascii="Consolas" w:hAnsi="Consolas" w:eastAsia="Noto Sans CJK SC"/>
-          <w:sz w:val="17"/>
+          <w:rFonts w:ascii="Consolas" w:hAnsi="Consolas" w:eastAsia="Microsoft YaHei" w:cs="Consolas"/>
+          <w:sz w:val="20"/>
         </w:rPr>
         <w:t xml:space="preserve">                 +--&gt; REJECTED             +--&gt; CANCELLED</w:t>
         <w:br/>
@@ -2484,6 +2929,9 @@
         <w:pStyle w:val="Heading2"/>
       </w:pPr>
       <w:r>
+        <w:rPr>
+          <w:rFonts w:ascii="Arial" w:hAnsi="Arial" w:eastAsia="Microsoft YaHei" w:cs="Arial"/>
+        </w:rPr>
         <w:t>5.4 AdoptionApplication / AdoptionRelation</w:t>
       </w:r>
     </w:p>
@@ -2493,86 +2941,86 @@
       </w:pPr>
       <w:r>
         <w:rPr>
-          <w:rFonts w:ascii="Consolas" w:hAnsi="Consolas" w:eastAsia="Noto Sans CJK SC"/>
-          <w:sz w:val="17"/>
+          <w:rFonts w:ascii="Consolas" w:hAnsi="Consolas" w:eastAsia="Microsoft YaHei" w:cs="Consolas"/>
+          <w:sz w:val="20"/>
         </w:rPr>
         <w:t>SUBMITTED --&gt; UNDER_REVIEW --&gt; NEED_MORE_INFO --&gt; UNDER_REVIEW</w:t>
         <w:br/>
       </w:r>
       <w:r>
         <w:rPr>
-          <w:rFonts w:ascii="Consolas" w:hAnsi="Consolas" w:eastAsia="Noto Sans CJK SC"/>
-          <w:sz w:val="17"/>
+          <w:rFonts w:ascii="Consolas" w:hAnsi="Consolas" w:eastAsia="Microsoft YaHei" w:cs="Consolas"/>
+          <w:sz w:val="20"/>
         </w:rPr>
         <w:t xml:space="preserve">                   |                |</w:t>
         <w:br/>
       </w:r>
       <w:r>
         <w:rPr>
-          <w:rFonts w:ascii="Consolas" w:hAnsi="Consolas" w:eastAsia="Noto Sans CJK SC"/>
-          <w:sz w:val="17"/>
+          <w:rFonts w:ascii="Consolas" w:hAnsi="Consolas" w:eastAsia="Microsoft YaHei" w:cs="Consolas"/>
+          <w:sz w:val="20"/>
         </w:rPr>
         <w:t xml:space="preserve">                   |                +--&gt; WITHDRAWN</w:t>
         <w:br/>
       </w:r>
       <w:r>
         <w:rPr>
-          <w:rFonts w:ascii="Consolas" w:hAnsi="Consolas" w:eastAsia="Noto Sans CJK SC"/>
-          <w:sz w:val="17"/>
+          <w:rFonts w:ascii="Consolas" w:hAnsi="Consolas" w:eastAsia="Microsoft YaHei" w:cs="Consolas"/>
+          <w:sz w:val="20"/>
         </w:rPr>
         <w:t xml:space="preserve">                   +--&gt; REJECTED</w:t>
         <w:br/>
       </w:r>
       <w:r>
         <w:rPr>
-          <w:rFonts w:ascii="Consolas" w:hAnsi="Consolas" w:eastAsia="Noto Sans CJK SC"/>
-          <w:sz w:val="17"/>
+          <w:rFonts w:ascii="Consolas" w:hAnsi="Consolas" w:eastAsia="Microsoft YaHei" w:cs="Consolas"/>
+          <w:sz w:val="20"/>
         </w:rPr>
         <w:t xml:space="preserve">                   +--&gt; APPROVED --&gt; HANDOVER_PENDING --&gt; ADOPTED</w:t>
         <w:br/>
       </w:r>
       <w:r>
         <w:rPr>
-          <w:rFonts w:ascii="Consolas" w:hAnsi="Consolas" w:eastAsia="Noto Sans CJK SC"/>
-          <w:sz w:val="17"/>
+          <w:rFonts w:ascii="Consolas" w:hAnsi="Consolas" w:eastAsia="Microsoft YaHei" w:cs="Consolas"/>
+          <w:sz w:val="20"/>
         </w:rPr>
         <w:t xml:space="preserve">                                           |</w:t>
         <w:br/>
       </w:r>
       <w:r>
         <w:rPr>
-          <w:rFonts w:ascii="Consolas" w:hAnsi="Consolas" w:eastAsia="Noto Sans CJK SC"/>
-          <w:sz w:val="17"/>
+          <w:rFonts w:ascii="Consolas" w:hAnsi="Consolas" w:eastAsia="Microsoft YaHei" w:cs="Consolas"/>
+          <w:sz w:val="20"/>
         </w:rPr>
         <w:t xml:space="preserve">                                           +--&gt; CANCELLED</w:t>
         <w:br/>
       </w:r>
       <w:r>
         <w:rPr>
-          <w:rFonts w:ascii="Consolas" w:hAnsi="Consolas" w:eastAsia="Noto Sans CJK SC"/>
-          <w:sz w:val="17"/>
+          <w:rFonts w:ascii="Consolas" w:hAnsi="Consolas" w:eastAsia="Microsoft YaHei" w:cs="Consolas"/>
+          <w:sz w:val="20"/>
         </w:rPr>
         <w:br/>
       </w:r>
       <w:r>
         <w:rPr>
-          <w:rFonts w:ascii="Consolas" w:hAnsi="Consolas" w:eastAsia="Noto Sans CJK SC"/>
-          <w:sz w:val="17"/>
+          <w:rFonts w:ascii="Consolas" w:hAnsi="Consolas" w:eastAsia="Microsoft YaHei" w:cs="Consolas"/>
+          <w:sz w:val="20"/>
         </w:rPr>
         <w:t>多人申请未被选中：CLOSED_NOT_SELECTED</w:t>
         <w:br/>
       </w:r>
       <w:r>
         <w:rPr>
-          <w:rFonts w:ascii="Consolas" w:hAnsi="Consolas" w:eastAsia="Noto Sans CJK SC"/>
-          <w:sz w:val="17"/>
+          <w:rFonts w:ascii="Consolas" w:hAnsi="Consolas" w:eastAsia="Microsoft YaHei" w:cs="Consolas"/>
+          <w:sz w:val="20"/>
         </w:rPr>
         <w:br/>
       </w:r>
       <w:r>
         <w:rPr>
-          <w:rFonts w:ascii="Consolas" w:hAnsi="Consolas" w:eastAsia="Noto Sans CJK SC"/>
-          <w:sz w:val="17"/>
+          <w:rFonts w:ascii="Consolas" w:hAnsi="Consolas" w:eastAsia="Microsoft YaHei" w:cs="Consolas"/>
+          <w:sz w:val="20"/>
         </w:rPr>
         <w:t>AdoptionRelation: ACTIVE --&gt; ENDED</w:t>
         <w:br/>
@@ -2583,11 +3031,20 @@
         <w:pStyle w:val="Heading1"/>
       </w:pPr>
       <w:r>
+        <w:rPr>
+          <w:rFonts w:ascii="Arial" w:hAnsi="Arial" w:eastAsia="Microsoft YaHei" w:cs="Arial"/>
+        </w:rPr>
         <w:t>6. AI 架构与降级策略</w:t>
       </w:r>
     </w:p>
     <w:p>
+      <w:pPr>
+        <w:spacing w:line="331" w:lineRule="auto" w:after="110"/>
+      </w:pPr>
       <w:r>
+        <w:rPr>
+          <w:rFonts w:ascii="Arial" w:hAnsi="Arial" w:eastAsia="Microsoft YaHei" w:cs="Arial"/>
+        </w:rPr>
         <w:t>AI 是智能增强层，不是业务事实源，也不能成为单点故障。所有 AI 输出在进入正式 Post/Event/认证结论前必须有人确认或治理审核。</w:t>
       </w:r>
     </w:p>
@@ -2597,6 +3054,12 @@
         <w:tblW w:type="auto" w:w="0"/>
         <w:jc w:val="center"/>
         <w:tblLook w:firstColumn="1" w:firstRow="1" w:lastColumn="0" w:lastRow="0" w:noHBand="0" w:noVBand="1" w:val="04A0"/>
+        <w:tblCellMar>
+          <w:top w:w="90" w:type="dxa"/>
+          <w:bottom w:w="90" w:type="dxa"/>
+          <w:left w:w="120" w:type="dxa"/>
+          <w:right w:w="120" w:type="dxa"/>
+        </w:tblCellMar>
       </w:tblPr>
       <w:tblGrid>
         <w:gridCol w:w="2520"/>
@@ -2612,11 +3075,14 @@
             <w:vAlign w:val="center"/>
           </w:tcPr>
           <w:p>
+            <w:pPr>
+              <w:spacing w:line="293" w:lineRule="auto" w:after="70" w:before="30"/>
+            </w:pPr>
             <w:r>
               <w:rPr>
-                <w:rFonts w:ascii="Noto Sans CJK SC" w:hAnsi="Noto Sans CJK SC" w:eastAsia="Noto Sans CJK SC"/>
+                <w:rFonts w:ascii="Arial" w:hAnsi="Arial" w:eastAsia="Microsoft YaHei" w:cs="Arial"/>
                 <w:b/>
-                <w:sz w:val="18"/>
+                <w:sz w:val="19"/>
               </w:rPr>
               <w:t>能力</w:t>
             </w:r>
@@ -2629,11 +3095,14 @@
             <w:vAlign w:val="center"/>
           </w:tcPr>
           <w:p>
+            <w:pPr>
+              <w:spacing w:line="293" w:lineRule="auto" w:after="70" w:before="30"/>
+            </w:pPr>
             <w:r>
               <w:rPr>
-                <w:rFonts w:ascii="Noto Sans CJK SC" w:hAnsi="Noto Sans CJK SC" w:eastAsia="Noto Sans CJK SC"/>
+                <w:rFonts w:ascii="Arial" w:hAnsi="Arial" w:eastAsia="Microsoft YaHei" w:cs="Arial"/>
                 <w:b/>
-                <w:sz w:val="18"/>
+                <w:sz w:val="19"/>
               </w:rPr>
               <w:t>输入</w:t>
             </w:r>
@@ -2646,11 +3115,14 @@
             <w:vAlign w:val="center"/>
           </w:tcPr>
           <w:p>
+            <w:pPr>
+              <w:spacing w:line="293" w:lineRule="auto" w:after="70" w:before="30"/>
+            </w:pPr>
             <w:r>
               <w:rPr>
-                <w:rFonts w:ascii="Noto Sans CJK SC" w:hAnsi="Noto Sans CJK SC" w:eastAsia="Noto Sans CJK SC"/>
+                <w:rFonts w:ascii="Arial" w:hAnsi="Arial" w:eastAsia="Microsoft YaHei" w:cs="Arial"/>
                 <w:b/>
-                <w:sz w:val="18"/>
+                <w:sz w:val="19"/>
               </w:rPr>
               <w:t>输出</w:t>
             </w:r>
@@ -2663,11 +3135,14 @@
             <w:vAlign w:val="center"/>
           </w:tcPr>
           <w:p>
+            <w:pPr>
+              <w:spacing w:line="293" w:lineRule="auto" w:after="70" w:before="30"/>
+            </w:pPr>
             <w:r>
               <w:rPr>
-                <w:rFonts w:ascii="Noto Sans CJK SC" w:hAnsi="Noto Sans CJK SC" w:eastAsia="Noto Sans CJK SC"/>
+                <w:rFonts w:ascii="Arial" w:hAnsi="Arial" w:eastAsia="Microsoft YaHei" w:cs="Arial"/>
                 <w:b/>
-                <w:sz w:val="18"/>
+                <w:sz w:val="19"/>
               </w:rPr>
               <w:t>失败策略</w:t>
             </w:r>
@@ -2686,10 +3161,13 @@
             </w:tcMar>
           </w:tcPr>
           <w:p>
+            <w:pPr>
+              <w:spacing w:line="293" w:lineRule="auto" w:after="70" w:before="30"/>
+            </w:pPr>
             <w:r>
               <w:rPr>
-                <w:rFonts w:ascii="Noto Sans CJK SC" w:hAnsi="Noto Sans CJK SC" w:eastAsia="Noto Sans CJK SC"/>
-                <w:sz w:val="18"/>
+                <w:rFonts w:ascii="Arial" w:hAnsi="Arial" w:eastAsia="Microsoft YaHei" w:cs="Arial"/>
+                <w:sz w:val="19"/>
               </w:rPr>
               <w:t>Multimodal Parser</w:t>
             </w:r>
@@ -2706,10 +3184,13 @@
             </w:tcMar>
           </w:tcPr>
           <w:p>
+            <w:pPr>
+              <w:spacing w:line="293" w:lineRule="auto" w:after="70" w:before="30"/>
+            </w:pPr>
             <w:r>
               <w:rPr>
-                <w:rFonts w:ascii="Noto Sans CJK SC" w:hAnsi="Noto Sans CJK SC" w:eastAsia="Noto Sans CJK SC"/>
-                <w:sz w:val="18"/>
+                <w:rFonts w:ascii="Arial" w:hAnsi="Arial" w:eastAsia="Microsoft YaHei" w:cs="Arial"/>
+                <w:sz w:val="19"/>
               </w:rPr>
               <w:t>图片/视频关键帧、文字、位置、时间</w:t>
             </w:r>
@@ -2726,10 +3207,13 @@
             </w:tcMar>
           </w:tcPr>
           <w:p>
+            <w:pPr>
+              <w:spacing w:line="293" w:lineRule="auto" w:after="70" w:before="30"/>
+            </w:pPr>
             <w:r>
               <w:rPr>
-                <w:rFonts w:ascii="Noto Sans CJK SC" w:hAnsi="Noto Sans CJK SC" w:eastAsia="Noto Sans CJK SC"/>
-                <w:sz w:val="18"/>
+                <w:rFonts w:ascii="Arial" w:hAnsi="Arial" w:eastAsia="Microsoft YaHei" w:cs="Arial"/>
+                <w:sz w:val="19"/>
               </w:rPr>
               <w:t>物种、毛色、特征、可见状态、结构化草稿</w:t>
             </w:r>
@@ -2746,10 +3230,13 @@
             </w:tcMar>
           </w:tcPr>
           <w:p>
+            <w:pPr>
+              <w:spacing w:line="293" w:lineRule="auto" w:after="70" w:before="30"/>
+            </w:pPr>
             <w:r>
               <w:rPr>
-                <w:rFonts w:ascii="Noto Sans CJK SC" w:hAnsi="Noto Sans CJK SC" w:eastAsia="Noto Sans CJK SC"/>
-                <w:sz w:val="18"/>
+                <w:rFonts w:ascii="Arial" w:hAnsi="Arial" w:eastAsia="Microsoft YaHei" w:cs="Arial"/>
+                <w:sz w:val="19"/>
               </w:rPr>
               <w:t>允许手工填写继续业务</w:t>
             </w:r>
@@ -2768,10 +3255,13 @@
             </w:tcMar>
           </w:tcPr>
           <w:p>
+            <w:pPr>
+              <w:spacing w:line="293" w:lineRule="auto" w:after="70" w:before="30"/>
+            </w:pPr>
             <w:r>
               <w:rPr>
-                <w:rFonts w:ascii="Noto Sans CJK SC" w:hAnsi="Noto Sans CJK SC" w:eastAsia="Noto Sans CJK SC"/>
-                <w:sz w:val="18"/>
+                <w:rFonts w:ascii="Arial" w:hAnsi="Arial" w:eastAsia="Microsoft YaHei" w:cs="Arial"/>
+                <w:sz w:val="19"/>
               </w:rPr>
               <w:t>Feature Extractor</w:t>
             </w:r>
@@ -2788,10 +3278,13 @@
             </w:tcMar>
           </w:tcPr>
           <w:p>
+            <w:pPr>
+              <w:spacing w:line="293" w:lineRule="auto" w:after="70" w:before="30"/>
+            </w:pPr>
             <w:r>
               <w:rPr>
-                <w:rFonts w:ascii="Noto Sans CJK SC" w:hAnsi="Noto Sans CJK SC" w:eastAsia="Noto Sans CJK SC"/>
-                <w:sz w:val="18"/>
+                <w:rFonts w:ascii="Arial" w:hAnsi="Arial" w:eastAsia="Microsoft YaHei" w:cs="Arial"/>
+                <w:sz w:val="19"/>
               </w:rPr>
               <w:t>Animal/观察图片</w:t>
             </w:r>
@@ -2808,10 +3301,13 @@
             </w:tcMar>
           </w:tcPr>
           <w:p>
+            <w:pPr>
+              <w:spacing w:line="293" w:lineRule="auto" w:after="70" w:before="30"/>
+            </w:pPr>
             <w:r>
               <w:rPr>
-                <w:rFonts w:ascii="Noto Sans CJK SC" w:hAnsi="Noto Sans CJK SC" w:eastAsia="Noto Sans CJK SC"/>
-                <w:sz w:val="18"/>
+                <w:rFonts w:ascii="Arial" w:hAnsi="Arial" w:eastAsia="Microsoft YaHei" w:cs="Arial"/>
+                <w:sz w:val="19"/>
               </w:rPr>
               <w:t>embedding 与结构化视觉特征</w:t>
             </w:r>
@@ -2828,10 +3324,13 @@
             </w:tcMar>
           </w:tcPr>
           <w:p>
+            <w:pPr>
+              <w:spacing w:line="293" w:lineRule="auto" w:after="70" w:before="30"/>
+            </w:pPr>
             <w:r>
               <w:rPr>
-                <w:rFonts w:ascii="Noto Sans CJK SC" w:hAnsi="Noto Sans CJK SC" w:eastAsia="Noto Sans CJK SC"/>
-                <w:sz w:val="18"/>
+                <w:rFonts w:ascii="Arial" w:hAnsi="Arial" w:eastAsia="Microsoft YaHei" w:cs="Arial"/>
+                <w:sz w:val="19"/>
               </w:rPr>
               <w:t>候选匹配退化为规则/UNKNOWN</w:t>
             </w:r>
@@ -2850,10 +3349,13 @@
             </w:tcMar>
           </w:tcPr>
           <w:p>
+            <w:pPr>
+              <w:spacing w:line="293" w:lineRule="auto" w:after="70" w:before="30"/>
+            </w:pPr>
             <w:r>
               <w:rPr>
-                <w:rFonts w:ascii="Noto Sans CJK SC" w:hAnsi="Noto Sans CJK SC" w:eastAsia="Noto Sans CJK SC"/>
-                <w:sz w:val="18"/>
+                <w:rFonts w:ascii="Arial" w:hAnsi="Arial" w:eastAsia="Microsoft YaHei" w:cs="Arial"/>
+                <w:sz w:val="19"/>
               </w:rPr>
               <w:t>Candidate Matching</w:t>
             </w:r>
@@ -2870,10 +3372,13 @@
             </w:tcMar>
           </w:tcPr>
           <w:p>
+            <w:pPr>
+              <w:spacing w:line="293" w:lineRule="auto" w:after="70" w:before="30"/>
+            </w:pPr>
             <w:r>
               <w:rPr>
-                <w:rFonts w:ascii="Noto Sans CJK SC" w:hAnsi="Noto Sans CJK SC" w:eastAsia="Noto Sans CJK SC"/>
-                <w:sz w:val="18"/>
+                <w:rFonts w:ascii="Arial" w:hAnsi="Arial" w:eastAsia="Microsoft YaHei" w:cs="Arial"/>
+                <w:sz w:val="19"/>
               </w:rPr>
               <w:t>embedding + 特征 + Campus + 地理 + 历史</w:t>
             </w:r>
@@ -2890,10 +3395,13 @@
             </w:tcMar>
           </w:tcPr>
           <w:p>
+            <w:pPr>
+              <w:spacing w:line="293" w:lineRule="auto" w:after="70" w:before="30"/>
+            </w:pPr>
             <w:r>
               <w:rPr>
-                <w:rFonts w:ascii="Noto Sans CJK SC" w:hAnsi="Noto Sans CJK SC" w:eastAsia="Noto Sans CJK SC"/>
-                <w:sz w:val="18"/>
+                <w:rFonts w:ascii="Arial" w:hAnsi="Arial" w:eastAsia="Microsoft YaHei" w:cs="Arial"/>
+                <w:sz w:val="19"/>
               </w:rPr>
               <w:t>Top-K Animal 候选及解释依据</w:t>
             </w:r>
@@ -2910,10 +3418,13 @@
             </w:tcMar>
           </w:tcPr>
           <w:p>
+            <w:pPr>
+              <w:spacing w:line="293" w:lineRule="auto" w:after="70" w:before="30"/>
+            </w:pPr>
             <w:r>
               <w:rPr>
-                <w:rFonts w:ascii="Noto Sans CJK SC" w:hAnsi="Noto Sans CJK SC" w:eastAsia="Noto Sans CJK SC"/>
-                <w:sz w:val="18"/>
+                <w:rFonts w:ascii="Arial" w:hAnsi="Arial" w:eastAsia="Microsoft YaHei" w:cs="Arial"/>
+                <w:sz w:val="19"/>
               </w:rPr>
               <w:t>返回 UNKNOWN，不阻塞提交</w:t>
             </w:r>
@@ -2932,10 +3443,13 @@
             </w:tcMar>
           </w:tcPr>
           <w:p>
+            <w:pPr>
+              <w:spacing w:line="293" w:lineRule="auto" w:after="70" w:before="30"/>
+            </w:pPr>
             <w:r>
               <w:rPr>
-                <w:rFonts w:ascii="Noto Sans CJK SC" w:hAnsi="Noto Sans CJK SC" w:eastAsia="Noto Sans CJK SC"/>
-                <w:sz w:val="18"/>
+                <w:rFonts w:ascii="Arial" w:hAnsi="Arial" w:eastAsia="Microsoft YaHei" w:cs="Arial"/>
+                <w:sz w:val="19"/>
               </w:rPr>
               <w:t>Duplicate Event Detection</w:t>
             </w:r>
@@ -2952,10 +3466,13 @@
             </w:tcMar>
           </w:tcPr>
           <w:p>
+            <w:pPr>
+              <w:spacing w:line="293" w:lineRule="auto" w:after="70" w:before="30"/>
+            </w:pPr>
             <w:r>
               <w:rPr>
-                <w:rFonts w:ascii="Noto Sans CJK SC" w:hAnsi="Noto Sans CJK SC" w:eastAsia="Noto Sans CJK SC"/>
-                <w:sz w:val="18"/>
+                <w:rFonts w:ascii="Arial" w:hAnsi="Arial" w:eastAsia="Microsoft YaHei" w:cs="Arial"/>
+                <w:sz w:val="19"/>
               </w:rPr>
               <w:t>近期 Event、位置、Animal 候选、图像特征</w:t>
             </w:r>
@@ -2972,10 +3489,13 @@
             </w:tcMar>
           </w:tcPr>
           <w:p>
+            <w:pPr>
+              <w:spacing w:line="293" w:lineRule="auto" w:after="70" w:before="30"/>
+            </w:pPr>
             <w:r>
               <w:rPr>
-                <w:rFonts w:ascii="Noto Sans CJK SC" w:hAnsi="Noto Sans CJK SC" w:eastAsia="Noto Sans CJK SC"/>
-                <w:sz w:val="18"/>
+                <w:rFonts w:ascii="Arial" w:hAnsi="Arial" w:eastAsia="Microsoft YaHei" w:cs="Arial"/>
+                <w:sz w:val="19"/>
               </w:rPr>
               <w:t>疑似重复事件列表</w:t>
             </w:r>
@@ -2992,10 +3512,13 @@
             </w:tcMar>
           </w:tcPr>
           <w:p>
+            <w:pPr>
+              <w:spacing w:line="293" w:lineRule="auto" w:after="70" w:before="30"/>
+            </w:pPr>
             <w:r>
               <w:rPr>
-                <w:rFonts w:ascii="Noto Sans CJK SC" w:hAnsi="Noto Sans CJK SC" w:eastAsia="Noto Sans CJK SC"/>
-                <w:sz w:val="18"/>
+                <w:rFonts w:ascii="Arial" w:hAnsi="Arial" w:eastAsia="Microsoft YaHei" w:cs="Arial"/>
+                <w:sz w:val="19"/>
               </w:rPr>
               <w:t>允许用户继续创建新 Event</w:t>
             </w:r>
@@ -3014,10 +3537,13 @@
             </w:tcMar>
           </w:tcPr>
           <w:p>
+            <w:pPr>
+              <w:spacing w:line="293" w:lineRule="auto" w:after="70" w:before="30"/>
+            </w:pPr>
             <w:r>
               <w:rPr>
-                <w:rFonts w:ascii="Noto Sans CJK SC" w:hAnsi="Noto Sans CJK SC" w:eastAsia="Noto Sans CJK SC"/>
-                <w:sz w:val="18"/>
+                <w:rFonts w:ascii="Arial" w:hAnsi="Arial" w:eastAsia="Microsoft YaHei" w:cs="Arial"/>
+                <w:sz w:val="19"/>
               </w:rPr>
               <w:t>Credential Precheck</w:t>
             </w:r>
@@ -3034,10 +3560,13 @@
             </w:tcMar>
           </w:tcPr>
           <w:p>
+            <w:pPr>
+              <w:spacing w:line="293" w:lineRule="auto" w:after="70" w:before="30"/>
+            </w:pPr>
             <w:r>
               <w:rPr>
-                <w:rFonts w:ascii="Noto Sans CJK SC" w:hAnsi="Noto Sans CJK SC" w:eastAsia="Noto Sans CJK SC"/>
-                <w:sz w:val="18"/>
+                <w:rFonts w:ascii="Arial" w:hAnsi="Arial" w:eastAsia="Microsoft YaHei" w:cs="Arial"/>
+                <w:sz w:val="19"/>
               </w:rPr>
               <w:t>校园凭证 + 用户填写信息</w:t>
             </w:r>
@@ -3054,10 +3583,13 @@
             </w:tcMar>
           </w:tcPr>
           <w:p>
+            <w:pPr>
+              <w:spacing w:line="293" w:lineRule="auto" w:after="70" w:before="30"/>
+            </w:pPr>
             <w:r>
               <w:rPr>
-                <w:rFonts w:ascii="Noto Sans CJK SC" w:hAnsi="Noto Sans CJK SC" w:eastAsia="Noto Sans CJK SC"/>
-                <w:sz w:val="18"/>
+                <w:rFonts w:ascii="Arial" w:hAnsi="Arial" w:eastAsia="Microsoft YaHei" w:cs="Arial"/>
+                <w:sz w:val="19"/>
               </w:rPr>
               <w:t>OCR/多模态提取、一致性问题、风险路由</w:t>
             </w:r>
@@ -3074,10 +3606,13 @@
             </w:tcMar>
           </w:tcPr>
           <w:p>
+            <w:pPr>
+              <w:spacing w:line="293" w:lineRule="auto" w:after="70" w:before="30"/>
+            </w:pPr>
             <w:r>
               <w:rPr>
-                <w:rFonts w:ascii="Noto Sans CJK SC" w:hAnsi="Noto Sans CJK SC" w:eastAsia="Noto Sans CJK SC"/>
-                <w:sz w:val="18"/>
+                <w:rFonts w:ascii="Arial" w:hAnsi="Arial" w:eastAsia="Microsoft YaHei" w:cs="Arial"/>
+                <w:sz w:val="19"/>
               </w:rPr>
               <w:t>转人工审核，不声称学籍真实性</w:t>
             </w:r>
@@ -3085,17 +3620,30 @@
         </w:tc>
       </w:tr>
     </w:tbl>
-    <w:p/>
+    <w:p>
+      <w:pPr>
+        <w:spacing w:line="331" w:lineRule="auto" w:after="110"/>
+      </w:pPr>
+    </w:p>
     <w:p>
       <w:pPr>
         <w:pStyle w:val="Heading1"/>
       </w:pPr>
       <w:r>
+        <w:rPr>
+          <w:rFonts w:ascii="Arial" w:hAnsi="Arial" w:eastAsia="Microsoft YaHei" w:cs="Arial"/>
+        </w:rPr>
         <w:t>7. Animal Candidate Matching</w:t>
       </w:r>
     </w:p>
     <w:p>
+      <w:pPr>
+        <w:spacing w:line="331" w:lineRule="auto" w:after="110"/>
+      </w:pPr>
       <w:r>
+        <w:rPr>
+          <w:rFonts w:ascii="Arial" w:hAnsi="Arial" w:eastAsia="Microsoft YaHei" w:cs="Arial"/>
+        </w:rPr>
         <w:t>Candidate Matching 是核心研究与实验能力。V1 采用“两阶段召回 + 排序”设计，而不是直接让大模型给出唯一身份。</w:t>
       </w:r>
     </w:p>
@@ -3105,95 +3653,101 @@
       </w:pPr>
       <w:r>
         <w:rPr>
-          <w:rFonts w:ascii="Consolas" w:hAnsi="Consolas" w:eastAsia="Noto Sans CJK SC"/>
-          <w:sz w:val="17"/>
+          <w:rFonts w:ascii="Consolas" w:hAnsi="Consolas" w:eastAsia="Microsoft YaHei" w:cs="Consolas"/>
+          <w:sz w:val="20"/>
         </w:rPr>
         <w:t>Stage 1 候选召回</w:t>
         <w:br/>
       </w:r>
       <w:r>
         <w:rPr>
-          <w:rFonts w:ascii="Consolas" w:hAnsi="Consolas" w:eastAsia="Noto Sans CJK SC"/>
-          <w:sz w:val="17"/>
+          <w:rFonts w:ascii="Consolas" w:hAnsi="Consolas" w:eastAsia="Microsoft YaHei" w:cs="Consolas"/>
+          <w:sz w:val="20"/>
         </w:rPr>
         <w:t>Campus + species + 活动区域 + 基础结构化特征</w:t>
         <w:br/>
       </w:r>
       <w:r>
         <w:rPr>
-          <w:rFonts w:ascii="Consolas" w:hAnsi="Consolas" w:eastAsia="Noto Sans CJK SC"/>
-          <w:sz w:val="17"/>
+          <w:rFonts w:ascii="Consolas" w:hAnsi="Consolas" w:eastAsia="Microsoft YaHei" w:cs="Consolas"/>
+          <w:sz w:val="20"/>
         </w:rPr>
         <w:t xml:space="preserve">                ↓</w:t>
         <w:br/>
       </w:r>
       <w:r>
         <w:rPr>
-          <w:rFonts w:ascii="Consolas" w:hAnsi="Consolas" w:eastAsia="Noto Sans CJK SC"/>
-          <w:sz w:val="17"/>
+          <w:rFonts w:ascii="Consolas" w:hAnsi="Consolas" w:eastAsia="Microsoft YaHei" w:cs="Consolas"/>
+          <w:sz w:val="20"/>
         </w:rPr>
         <w:t xml:space="preserve">          候选集合（小规模）</w:t>
         <w:br/>
       </w:r>
       <w:r>
         <w:rPr>
-          <w:rFonts w:ascii="Consolas" w:hAnsi="Consolas" w:eastAsia="Noto Sans CJK SC"/>
-          <w:sz w:val="17"/>
+          <w:rFonts w:ascii="Consolas" w:hAnsi="Consolas" w:eastAsia="Microsoft YaHei" w:cs="Consolas"/>
+          <w:sz w:val="20"/>
         </w:rPr>
         <w:t xml:space="preserve">                ↓</w:t>
         <w:br/>
       </w:r>
       <w:r>
         <w:rPr>
-          <w:rFonts w:ascii="Consolas" w:hAnsi="Consolas" w:eastAsia="Noto Sans CJK SC"/>
-          <w:sz w:val="17"/>
+          <w:rFonts w:ascii="Consolas" w:hAnsi="Consolas" w:eastAsia="Microsoft YaHei" w:cs="Consolas"/>
+          <w:sz w:val="20"/>
         </w:rPr>
         <w:t>Stage 2 精排序</w:t>
         <w:br/>
       </w:r>
       <w:r>
         <w:rPr>
-          <w:rFonts w:ascii="Consolas" w:hAnsi="Consolas" w:eastAsia="Noto Sans CJK SC"/>
-          <w:sz w:val="17"/>
+          <w:rFonts w:ascii="Consolas" w:hAnsi="Consolas" w:eastAsia="Microsoft YaHei" w:cs="Consolas"/>
+          <w:sz w:val="20"/>
         </w:rPr>
         <w:t>image similarity + trait similarity + geo similarity + history/time similarity</w:t>
         <w:br/>
       </w:r>
       <w:r>
         <w:rPr>
-          <w:rFonts w:ascii="Consolas" w:hAnsi="Consolas" w:eastAsia="Noto Sans CJK SC"/>
-          <w:sz w:val="17"/>
+          <w:rFonts w:ascii="Consolas" w:hAnsi="Consolas" w:eastAsia="Microsoft YaHei" w:cs="Consolas"/>
+          <w:sz w:val="20"/>
         </w:rPr>
         <w:t xml:space="preserve">                ↓</w:t>
         <w:br/>
       </w:r>
       <w:r>
         <w:rPr>
-          <w:rFonts w:ascii="Consolas" w:hAnsi="Consolas" w:eastAsia="Noto Sans CJK SC"/>
-          <w:sz w:val="17"/>
+          <w:rFonts w:ascii="Consolas" w:hAnsi="Consolas" w:eastAsia="Microsoft YaHei" w:cs="Consolas"/>
+          <w:sz w:val="20"/>
         </w:rPr>
         <w:t xml:space="preserve">              Top-K</w:t>
         <w:br/>
       </w:r>
       <w:r>
         <w:rPr>
-          <w:rFonts w:ascii="Consolas" w:hAnsi="Consolas" w:eastAsia="Noto Sans CJK SC"/>
-          <w:sz w:val="17"/>
+          <w:rFonts w:ascii="Consolas" w:hAnsi="Consolas" w:eastAsia="Microsoft YaHei" w:cs="Consolas"/>
+          <w:sz w:val="20"/>
         </w:rPr>
         <w:t xml:space="preserve">                ↓</w:t>
         <w:br/>
       </w:r>
       <w:r>
         <w:rPr>
-          <w:rFonts w:ascii="Consolas" w:hAnsi="Consolas" w:eastAsia="Noto Sans CJK SC"/>
-          <w:sz w:val="17"/>
+          <w:rFonts w:ascii="Consolas" w:hAnsi="Consolas" w:eastAsia="Microsoft YaHei" w:cs="Consolas"/>
+          <w:sz w:val="20"/>
         </w:rPr>
         <w:t xml:space="preserve">            人工确认</w:t>
         <w:br/>
       </w:r>
     </w:p>
     <w:p>
+      <w:pPr>
+        <w:spacing w:line="331" w:lineRule="auto" w:after="110"/>
+      </w:pPr>
       <w:r>
+        <w:rPr>
+          <w:rFonts w:ascii="Arial" w:hAnsi="Arial" w:eastAsia="Microsoft YaHei" w:cs="Arial"/>
+        </w:rPr>
         <w:t>概念评分：score = w1·image + w2·trait + w3·geo + w4·history。V1 不在 TD 中锁死具体权重，实验阶段通过验证集与业务解释性调优。</w:t>
       </w:r>
     </w:p>
@@ -3203,6 +3757,12 @@
         <w:tblW w:type="auto" w:w="0"/>
         <w:jc w:val="center"/>
         <w:tblLook w:firstColumn="1" w:firstRow="1" w:lastColumn="0" w:lastRow="0" w:noHBand="0" w:noVBand="1" w:val="04A0"/>
+        <w:tblCellMar>
+          <w:top w:w="90" w:type="dxa"/>
+          <w:bottom w:w="90" w:type="dxa"/>
+          <w:left w:w="120" w:type="dxa"/>
+          <w:right w:w="120" w:type="dxa"/>
+        </w:tblCellMar>
       </w:tblPr>
       <w:tblGrid>
         <w:gridCol w:w="3360"/>
@@ -3217,11 +3777,14 @@
             <w:vAlign w:val="center"/>
           </w:tcPr>
           <w:p>
+            <w:pPr>
+              <w:spacing w:line="293" w:lineRule="auto" w:after="70" w:before="30"/>
+            </w:pPr>
             <w:r>
               <w:rPr>
-                <w:rFonts w:ascii="Noto Sans CJK SC" w:hAnsi="Noto Sans CJK SC" w:eastAsia="Noto Sans CJK SC"/>
+                <w:rFonts w:ascii="Arial" w:hAnsi="Arial" w:eastAsia="Microsoft YaHei" w:cs="Arial"/>
                 <w:b/>
-                <w:sz w:val="18"/>
+                <w:sz w:val="19"/>
               </w:rPr>
               <w:t>实验组</w:t>
             </w:r>
@@ -3234,11 +3797,14 @@
             <w:vAlign w:val="center"/>
           </w:tcPr>
           <w:p>
+            <w:pPr>
+              <w:spacing w:line="293" w:lineRule="auto" w:after="70" w:before="30"/>
+            </w:pPr>
             <w:r>
               <w:rPr>
-                <w:rFonts w:ascii="Noto Sans CJK SC" w:hAnsi="Noto Sans CJK SC" w:eastAsia="Noto Sans CJK SC"/>
+                <w:rFonts w:ascii="Arial" w:hAnsi="Arial" w:eastAsia="Microsoft YaHei" w:cs="Arial"/>
                 <w:b/>
-                <w:sz w:val="18"/>
+                <w:sz w:val="19"/>
               </w:rPr>
               <w:t>使用信息</w:t>
             </w:r>
@@ -3251,11 +3817,14 @@
             <w:vAlign w:val="center"/>
           </w:tcPr>
           <w:p>
+            <w:pPr>
+              <w:spacing w:line="293" w:lineRule="auto" w:after="70" w:before="30"/>
+            </w:pPr>
             <w:r>
               <w:rPr>
-                <w:rFonts w:ascii="Noto Sans CJK SC" w:hAnsi="Noto Sans CJK SC" w:eastAsia="Noto Sans CJK SC"/>
+                <w:rFonts w:ascii="Arial" w:hAnsi="Arial" w:eastAsia="Microsoft YaHei" w:cs="Arial"/>
                 <w:b/>
-                <w:sz w:val="18"/>
+                <w:sz w:val="19"/>
               </w:rPr>
               <w:t>主要目的</w:t>
             </w:r>
@@ -3274,10 +3843,13 @@
             </w:tcMar>
           </w:tcPr>
           <w:p>
+            <w:pPr>
+              <w:spacing w:line="293" w:lineRule="auto" w:after="70" w:before="30"/>
+            </w:pPr>
             <w:r>
               <w:rPr>
-                <w:rFonts w:ascii="Noto Sans CJK SC" w:hAnsi="Noto Sans CJK SC" w:eastAsia="Noto Sans CJK SC"/>
-                <w:sz w:val="18"/>
+                <w:rFonts w:ascii="Arial" w:hAnsi="Arial" w:eastAsia="Microsoft YaHei" w:cs="Arial"/>
+                <w:sz w:val="19"/>
               </w:rPr>
               <w:t>A</w:t>
             </w:r>
@@ -3294,10 +3866,13 @@
             </w:tcMar>
           </w:tcPr>
           <w:p>
+            <w:pPr>
+              <w:spacing w:line="293" w:lineRule="auto" w:after="70" w:before="30"/>
+            </w:pPr>
             <w:r>
               <w:rPr>
-                <w:rFonts w:ascii="Noto Sans CJK SC" w:hAnsi="Noto Sans CJK SC" w:eastAsia="Noto Sans CJK SC"/>
-                <w:sz w:val="18"/>
+                <w:rFonts w:ascii="Arial" w:hAnsi="Arial" w:eastAsia="Microsoft YaHei" w:cs="Arial"/>
+                <w:sz w:val="19"/>
               </w:rPr>
               <w:t>图片 embedding</w:t>
             </w:r>
@@ -3314,10 +3889,13 @@
             </w:tcMar>
           </w:tcPr>
           <w:p>
+            <w:pPr>
+              <w:spacing w:line="293" w:lineRule="auto" w:after="70" w:before="30"/>
+            </w:pPr>
             <w:r>
               <w:rPr>
-                <w:rFonts w:ascii="Noto Sans CJK SC" w:hAnsi="Noto Sans CJK SC" w:eastAsia="Noto Sans CJK SC"/>
-                <w:sz w:val="18"/>
+                <w:rFonts w:ascii="Arial" w:hAnsi="Arial" w:eastAsia="Microsoft YaHei" w:cs="Arial"/>
+                <w:sz w:val="19"/>
               </w:rPr>
               <w:t>基础视觉 Baseline</w:t>
             </w:r>
@@ -3336,10 +3914,13 @@
             </w:tcMar>
           </w:tcPr>
           <w:p>
+            <w:pPr>
+              <w:spacing w:line="293" w:lineRule="auto" w:after="70" w:before="30"/>
+            </w:pPr>
             <w:r>
               <w:rPr>
-                <w:rFonts w:ascii="Noto Sans CJK SC" w:hAnsi="Noto Sans CJK SC" w:eastAsia="Noto Sans CJK SC"/>
-                <w:sz w:val="18"/>
+                <w:rFonts w:ascii="Arial" w:hAnsi="Arial" w:eastAsia="Microsoft YaHei" w:cs="Arial"/>
+                <w:sz w:val="19"/>
               </w:rPr>
               <w:t>B</w:t>
             </w:r>
@@ -3356,10 +3937,13 @@
             </w:tcMar>
           </w:tcPr>
           <w:p>
+            <w:pPr>
+              <w:spacing w:line="293" w:lineRule="auto" w:after="70" w:before="30"/>
+            </w:pPr>
             <w:r>
               <w:rPr>
-                <w:rFonts w:ascii="Noto Sans CJK SC" w:hAnsi="Noto Sans CJK SC" w:eastAsia="Noto Sans CJK SC"/>
-                <w:sz w:val="18"/>
+                <w:rFonts w:ascii="Arial" w:hAnsi="Arial" w:eastAsia="Microsoft YaHei" w:cs="Arial"/>
+                <w:sz w:val="19"/>
               </w:rPr>
               <w:t>图片 + 外观特征</w:t>
             </w:r>
@@ -3376,10 +3960,13 @@
             </w:tcMar>
           </w:tcPr>
           <w:p>
+            <w:pPr>
+              <w:spacing w:line="293" w:lineRule="auto" w:after="70" w:before="30"/>
+            </w:pPr>
             <w:r>
               <w:rPr>
-                <w:rFonts w:ascii="Noto Sans CJK SC" w:hAnsi="Noto Sans CJK SC" w:eastAsia="Noto Sans CJK SC"/>
-                <w:sz w:val="18"/>
+                <w:rFonts w:ascii="Arial" w:hAnsi="Arial" w:eastAsia="Microsoft YaHei" w:cs="Arial"/>
+                <w:sz w:val="19"/>
               </w:rPr>
               <w:t>验证结构化特征贡献</w:t>
             </w:r>
@@ -3398,10 +3985,13 @@
             </w:tcMar>
           </w:tcPr>
           <w:p>
+            <w:pPr>
+              <w:spacing w:line="293" w:lineRule="auto" w:after="70" w:before="30"/>
+            </w:pPr>
             <w:r>
               <w:rPr>
-                <w:rFonts w:ascii="Noto Sans CJK SC" w:hAnsi="Noto Sans CJK SC" w:eastAsia="Noto Sans CJK SC"/>
-                <w:sz w:val="18"/>
+                <w:rFonts w:ascii="Arial" w:hAnsi="Arial" w:eastAsia="Microsoft YaHei" w:cs="Arial"/>
+                <w:sz w:val="19"/>
               </w:rPr>
               <w:t>C</w:t>
             </w:r>
@@ -3418,10 +4008,13 @@
             </w:tcMar>
           </w:tcPr>
           <w:p>
+            <w:pPr>
+              <w:spacing w:line="293" w:lineRule="auto" w:after="70" w:before="30"/>
+            </w:pPr>
             <w:r>
               <w:rPr>
-                <w:rFonts w:ascii="Noto Sans CJK SC" w:hAnsi="Noto Sans CJK SC" w:eastAsia="Noto Sans CJK SC"/>
-                <w:sz w:val="18"/>
+                <w:rFonts w:ascii="Arial" w:hAnsi="Arial" w:eastAsia="Microsoft YaHei" w:cs="Arial"/>
+                <w:sz w:val="19"/>
               </w:rPr>
               <w:t>图片 + 外观 + 地理</w:t>
             </w:r>
@@ -3438,10 +4031,13 @@
             </w:tcMar>
           </w:tcPr>
           <w:p>
+            <w:pPr>
+              <w:spacing w:line="293" w:lineRule="auto" w:after="70" w:before="30"/>
+            </w:pPr>
             <w:r>
               <w:rPr>
-                <w:rFonts w:ascii="Noto Sans CJK SC" w:hAnsi="Noto Sans CJK SC" w:eastAsia="Noto Sans CJK SC"/>
-                <w:sz w:val="18"/>
+                <w:rFonts w:ascii="Arial" w:hAnsi="Arial" w:eastAsia="Microsoft YaHei" w:cs="Arial"/>
+                <w:sz w:val="19"/>
               </w:rPr>
               <w:t>验证校园空间上下文贡献</w:t>
             </w:r>
@@ -3460,10 +4056,13 @@
             </w:tcMar>
           </w:tcPr>
           <w:p>
+            <w:pPr>
+              <w:spacing w:line="293" w:lineRule="auto" w:after="70" w:before="30"/>
+            </w:pPr>
             <w:r>
               <w:rPr>
-                <w:rFonts w:ascii="Noto Sans CJK SC" w:hAnsi="Noto Sans CJK SC" w:eastAsia="Noto Sans CJK SC"/>
-                <w:sz w:val="18"/>
+                <w:rFonts w:ascii="Arial" w:hAnsi="Arial" w:eastAsia="Microsoft YaHei" w:cs="Arial"/>
+                <w:sz w:val="19"/>
               </w:rPr>
               <w:t>D</w:t>
             </w:r>
@@ -3480,10 +4079,13 @@
             </w:tcMar>
           </w:tcPr>
           <w:p>
+            <w:pPr>
+              <w:spacing w:line="293" w:lineRule="auto" w:after="70" w:before="30"/>
+            </w:pPr>
             <w:r>
               <w:rPr>
-                <w:rFonts w:ascii="Noto Sans CJK SC" w:hAnsi="Noto Sans CJK SC" w:eastAsia="Noto Sans CJK SC"/>
-                <w:sz w:val="18"/>
+                <w:rFonts w:ascii="Arial" w:hAnsi="Arial" w:eastAsia="Microsoft YaHei" w:cs="Arial"/>
+                <w:sz w:val="19"/>
               </w:rPr>
               <w:t>图片 + 外观 + 地理 + 时间/历史</w:t>
             </w:r>
@@ -3500,10 +4102,13 @@
             </w:tcMar>
           </w:tcPr>
           <w:p>
+            <w:pPr>
+              <w:spacing w:line="293" w:lineRule="auto" w:after="70" w:before="30"/>
+            </w:pPr>
             <w:r>
               <w:rPr>
-                <w:rFonts w:ascii="Noto Sans CJK SC" w:hAnsi="Noto Sans CJK SC" w:eastAsia="Noto Sans CJK SC"/>
-                <w:sz w:val="18"/>
+                <w:rFonts w:ascii="Arial" w:hAnsi="Arial" w:eastAsia="Microsoft YaHei" w:cs="Arial"/>
+                <w:sz w:val="19"/>
               </w:rPr>
               <w:t>验证多源上下文融合效果</w:t>
             </w:r>
@@ -3511,9 +4116,19 @@
         </w:tc>
       </w:tr>
     </w:tbl>
-    <w:p/>
     <w:p>
+      <w:pPr>
+        <w:spacing w:line="331" w:lineRule="auto" w:after="110"/>
+      </w:pPr>
+    </w:p>
+    <w:p>
+      <w:pPr>
+        <w:spacing w:line="331" w:lineRule="auto" w:after="110"/>
+      </w:pPr>
       <w:r>
+        <w:rPr>
+          <w:rFonts w:ascii="Arial" w:hAnsi="Arial" w:eastAsia="Microsoft YaHei" w:cs="Arial"/>
+        </w:rPr>
         <w:t>建议评价指标：Precision@1、Precision@3、Recall@K；论文中记录样本构造、人工真值和失败案例。</w:t>
       </w:r>
     </w:p>
@@ -3522,6 +4137,9 @@
         <w:pStyle w:val="Heading1"/>
       </w:pPr>
       <w:r>
+        <w:rPr>
+          <w:rFonts w:ascii="Arial" w:hAnsi="Arial" w:eastAsia="Microsoft YaHei" w:cs="Arial"/>
+        </w:rPr>
         <w:t>8. 跨服务调用与一致性</w:t>
       </w:r>
     </w:p>
@@ -3531,6 +4149,12 @@
         <w:tblW w:type="auto" w:w="0"/>
         <w:jc w:val="center"/>
         <w:tblLook w:firstColumn="1" w:firstRow="1" w:lastColumn="0" w:lastRow="0" w:noHBand="0" w:noVBand="1" w:val="04A0"/>
+        <w:tblCellMar>
+          <w:top w:w="90" w:type="dxa"/>
+          <w:bottom w:w="90" w:type="dxa"/>
+          <w:left w:w="120" w:type="dxa"/>
+          <w:right w:w="120" w:type="dxa"/>
+        </w:tblCellMar>
       </w:tblPr>
       <w:tblGrid>
         <w:gridCol w:w="3360"/>
@@ -3545,11 +4169,14 @@
             <w:vAlign w:val="center"/>
           </w:tcPr>
           <w:p>
+            <w:pPr>
+              <w:spacing w:line="293" w:lineRule="auto" w:after="70" w:before="30"/>
+            </w:pPr>
             <w:r>
               <w:rPr>
-                <w:rFonts w:ascii="Noto Sans CJK SC" w:hAnsi="Noto Sans CJK SC" w:eastAsia="Noto Sans CJK SC"/>
+                <w:rFonts w:ascii="Arial" w:hAnsi="Arial" w:eastAsia="Microsoft YaHei" w:cs="Arial"/>
                 <w:b/>
-                <w:sz w:val="18"/>
+                <w:sz w:val="19"/>
               </w:rPr>
               <w:t>场景</w:t>
             </w:r>
@@ -3562,11 +4189,14 @@
             <w:vAlign w:val="center"/>
           </w:tcPr>
           <w:p>
+            <w:pPr>
+              <w:spacing w:line="293" w:lineRule="auto" w:after="70" w:before="30"/>
+            </w:pPr>
             <w:r>
               <w:rPr>
-                <w:rFonts w:ascii="Noto Sans CJK SC" w:hAnsi="Noto Sans CJK SC" w:eastAsia="Noto Sans CJK SC"/>
+                <w:rFonts w:ascii="Arial" w:hAnsi="Arial" w:eastAsia="Microsoft YaHei" w:cs="Arial"/>
                 <w:b/>
-                <w:sz w:val="18"/>
+                <w:sz w:val="19"/>
               </w:rPr>
               <w:t>同步/异步</w:t>
             </w:r>
@@ -3579,11 +4209,14 @@
             <w:vAlign w:val="center"/>
           </w:tcPr>
           <w:p>
+            <w:pPr>
+              <w:spacing w:line="293" w:lineRule="auto" w:after="70" w:before="30"/>
+            </w:pPr>
             <w:r>
               <w:rPr>
-                <w:rFonts w:ascii="Noto Sans CJK SC" w:hAnsi="Noto Sans CJK SC" w:eastAsia="Noto Sans CJK SC"/>
+                <w:rFonts w:ascii="Arial" w:hAnsi="Arial" w:eastAsia="Microsoft YaHei" w:cs="Arial"/>
                 <w:b/>
-                <w:sz w:val="18"/>
+                <w:sz w:val="19"/>
               </w:rPr>
               <w:t>策略</w:t>
             </w:r>
@@ -3602,10 +4235,13 @@
             </w:tcMar>
           </w:tcPr>
           <w:p>
+            <w:pPr>
+              <w:spacing w:line="293" w:lineRule="auto" w:after="70" w:before="30"/>
+            </w:pPr>
             <w:r>
               <w:rPr>
-                <w:rFonts w:ascii="Noto Sans CJK SC" w:hAnsi="Noto Sans CJK SC" w:eastAsia="Noto Sans CJK SC"/>
-                <w:sz w:val="18"/>
+                <w:rFonts w:ascii="Arial" w:hAnsi="Arial" w:eastAsia="Microsoft YaHei" w:cs="Arial"/>
+                <w:sz w:val="19"/>
               </w:rPr>
               <w:t>校园身份/志愿者权限校验</w:t>
             </w:r>
@@ -3622,10 +4258,13 @@
             </w:tcMar>
           </w:tcPr>
           <w:p>
+            <w:pPr>
+              <w:spacing w:line="293" w:lineRule="auto" w:after="70" w:before="30"/>
+            </w:pPr>
             <w:r>
               <w:rPr>
-                <w:rFonts w:ascii="Noto Sans CJK SC" w:hAnsi="Noto Sans CJK SC" w:eastAsia="Noto Sans CJK SC"/>
-                <w:sz w:val="18"/>
+                <w:rFonts w:ascii="Arial" w:hAnsi="Arial" w:eastAsia="Microsoft YaHei" w:cs="Arial"/>
+                <w:sz w:val="19"/>
               </w:rPr>
               <w:t>同步</w:t>
             </w:r>
@@ -3642,10 +4281,13 @@
             </w:tcMar>
           </w:tcPr>
           <w:p>
+            <w:pPr>
+              <w:spacing w:line="293" w:lineRule="auto" w:after="70" w:before="30"/>
+            </w:pPr>
             <w:r>
               <w:rPr>
-                <w:rFonts w:ascii="Noto Sans CJK SC" w:hAnsi="Noto Sans CJK SC" w:eastAsia="Noto Sans CJK SC"/>
-                <w:sz w:val="18"/>
+                <w:rFonts w:ascii="Arial" w:hAnsi="Arial" w:eastAsia="Microsoft YaHei" w:cs="Arial"/>
+                <w:sz w:val="19"/>
               </w:rPr>
               <w:t>identity-service 不可用时拒绝敏感写操作，不绕过权限</w:t>
             </w:r>
@@ -3664,10 +4306,13 @@
             </w:tcMar>
           </w:tcPr>
           <w:p>
+            <w:pPr>
+              <w:spacing w:line="293" w:lineRule="auto" w:after="70" w:before="30"/>
+            </w:pPr>
             <w:r>
               <w:rPr>
-                <w:rFonts w:ascii="Noto Sans CJK SC" w:hAnsi="Noto Sans CJK SC" w:eastAsia="Noto Sans CJK SC"/>
-                <w:sz w:val="18"/>
+                <w:rFonts w:ascii="Arial" w:hAnsi="Arial" w:eastAsia="Microsoft YaHei" w:cs="Arial"/>
+                <w:sz w:val="19"/>
               </w:rPr>
               <w:t>拍照 AI 解析与匹配</w:t>
             </w:r>
@@ -3684,10 +4329,13 @@
             </w:tcMar>
           </w:tcPr>
           <w:p>
+            <w:pPr>
+              <w:spacing w:line="293" w:lineRule="auto" w:after="70" w:before="30"/>
+            </w:pPr>
             <w:r>
               <w:rPr>
-                <w:rFonts w:ascii="Noto Sans CJK SC" w:hAnsi="Noto Sans CJK SC" w:eastAsia="Noto Sans CJK SC"/>
-                <w:sz w:val="18"/>
+                <w:rFonts w:ascii="Arial" w:hAnsi="Arial" w:eastAsia="Microsoft YaHei" w:cs="Arial"/>
+                <w:sz w:val="19"/>
               </w:rPr>
               <w:t>同步</w:t>
             </w:r>
@@ -3704,10 +4352,13 @@
             </w:tcMar>
           </w:tcPr>
           <w:p>
+            <w:pPr>
+              <w:spacing w:line="293" w:lineRule="auto" w:after="70" w:before="30"/>
+            </w:pPr>
             <w:r>
               <w:rPr>
-                <w:rFonts w:ascii="Noto Sans CJK SC" w:hAnsi="Noto Sans CJK SC" w:eastAsia="Noto Sans CJK SC"/>
-                <w:sz w:val="18"/>
+                <w:rFonts w:ascii="Arial" w:hAnsi="Arial" w:eastAsia="Microsoft YaHei" w:cs="Arial"/>
+                <w:sz w:val="19"/>
               </w:rPr>
               <w:t>超时可降级人工填写/UNKNOWN</w:t>
             </w:r>
@@ -3726,10 +4377,13 @@
             </w:tcMar>
           </w:tcPr>
           <w:p>
+            <w:pPr>
+              <w:spacing w:line="293" w:lineRule="auto" w:after="70" w:before="30"/>
+            </w:pPr>
             <w:r>
               <w:rPr>
-                <w:rFonts w:ascii="Noto Sans CJK SC" w:hAnsi="Noto Sans CJK SC" w:eastAsia="Noto Sans CJK SC"/>
-                <w:sz w:val="18"/>
+                <w:rFonts w:ascii="Arial" w:hAnsi="Arial" w:eastAsia="Microsoft YaHei" w:cs="Arial"/>
+                <w:sz w:val="19"/>
               </w:rPr>
               <w:t>志愿者认领 Case</w:t>
             </w:r>
@@ -3746,10 +4400,13 @@
             </w:tcMar>
           </w:tcPr>
           <w:p>
+            <w:pPr>
+              <w:spacing w:line="293" w:lineRule="auto" w:after="70" w:before="30"/>
+            </w:pPr>
             <w:r>
               <w:rPr>
-                <w:rFonts w:ascii="Noto Sans CJK SC" w:hAnsi="Noto Sans CJK SC" w:eastAsia="Noto Sans CJK SC"/>
-                <w:sz w:val="18"/>
+                <w:rFonts w:ascii="Arial" w:hAnsi="Arial" w:eastAsia="Microsoft YaHei" w:cs="Arial"/>
+                <w:sz w:val="19"/>
               </w:rPr>
               <w:t>同步 + 本地事务</w:t>
             </w:r>
@@ -3766,10 +4423,13 @@
             </w:tcMar>
           </w:tcPr>
           <w:p>
+            <w:pPr>
+              <w:spacing w:line="293" w:lineRule="auto" w:after="70" w:before="30"/>
+            </w:pPr>
             <w:r>
               <w:rPr>
-                <w:rFonts w:ascii="Noto Sans CJK SC" w:hAnsi="Noto Sans CJK SC" w:eastAsia="Noto Sans CJK SC"/>
-                <w:sz w:val="18"/>
+                <w:rFonts w:ascii="Arial" w:hAnsi="Arial" w:eastAsia="Microsoft YaHei" w:cs="Arial"/>
+                <w:sz w:val="19"/>
               </w:rPr>
               <w:t>incident-service 内部条件更新保证唯一负责人</w:t>
             </w:r>
@@ -3788,10 +4448,13 @@
             </w:tcMar>
           </w:tcPr>
           <w:p>
+            <w:pPr>
+              <w:spacing w:line="293" w:lineRule="auto" w:after="70" w:before="30"/>
+            </w:pPr>
             <w:r>
               <w:rPr>
-                <w:rFonts w:ascii="Noto Sans CJK SC" w:hAnsi="Noto Sans CJK SC" w:eastAsia="Noto Sans CJK SC"/>
-                <w:sz w:val="18"/>
+                <w:rFonts w:ascii="Arial" w:hAnsi="Arial" w:eastAsia="Microsoft YaHei" w:cs="Arial"/>
+                <w:sz w:val="19"/>
               </w:rPr>
               <w:t>Case 完成 → Animal Timeline</w:t>
             </w:r>
@@ -3808,10 +4471,13 @@
             </w:tcMar>
           </w:tcPr>
           <w:p>
+            <w:pPr>
+              <w:spacing w:line="293" w:lineRule="auto" w:after="70" w:before="30"/>
+            </w:pPr>
             <w:r>
               <w:rPr>
-                <w:rFonts w:ascii="Noto Sans CJK SC" w:hAnsi="Noto Sans CJK SC" w:eastAsia="Noto Sans CJK SC"/>
-                <w:sz w:val="18"/>
+                <w:rFonts w:ascii="Arial" w:hAnsi="Arial" w:eastAsia="Microsoft YaHei" w:cs="Arial"/>
+                <w:sz w:val="19"/>
               </w:rPr>
               <w:t>异步</w:t>
             </w:r>
@@ -3828,10 +4494,13 @@
             </w:tcMar>
           </w:tcPr>
           <w:p>
+            <w:pPr>
+              <w:spacing w:line="293" w:lineRule="auto" w:after="70" w:before="30"/>
+            </w:pPr>
             <w:r>
               <w:rPr>
-                <w:rFonts w:ascii="Noto Sans CJK SC" w:hAnsi="Noto Sans CJK SC" w:eastAsia="Noto Sans CJK SC"/>
-                <w:sz w:val="18"/>
+                <w:rFonts w:ascii="Arial" w:hAnsi="Arial" w:eastAsia="Microsoft YaHei" w:cs="Arial"/>
+                <w:sz w:val="19"/>
               </w:rPr>
               <w:t>Outbox → RabbitMQ → animal-service；最终一致</w:t>
             </w:r>
@@ -3850,10 +4519,13 @@
             </w:tcMar>
           </w:tcPr>
           <w:p>
+            <w:pPr>
+              <w:spacing w:line="293" w:lineRule="auto" w:after="70" w:before="30"/>
+            </w:pPr>
             <w:r>
               <w:rPr>
-                <w:rFonts w:ascii="Noto Sans CJK SC" w:hAnsi="Noto Sans CJK SC" w:eastAsia="Noto Sans CJK SC"/>
-                <w:sz w:val="18"/>
+                <w:rFonts w:ascii="Arial" w:hAnsi="Arial" w:eastAsia="Microsoft YaHei" w:cs="Arial"/>
+                <w:sz w:val="19"/>
               </w:rPr>
               <w:t>Adoption 完成交接 → Animal 状态/Timeline</w:t>
             </w:r>
@@ -3870,10 +4542,13 @@
             </w:tcMar>
           </w:tcPr>
           <w:p>
+            <w:pPr>
+              <w:spacing w:line="293" w:lineRule="auto" w:after="70" w:before="30"/>
+            </w:pPr>
             <w:r>
               <w:rPr>
-                <w:rFonts w:ascii="Noto Sans CJK SC" w:hAnsi="Noto Sans CJK SC" w:eastAsia="Noto Sans CJK SC"/>
-                <w:sz w:val="18"/>
+                <w:rFonts w:ascii="Arial" w:hAnsi="Arial" w:eastAsia="Microsoft YaHei" w:cs="Arial"/>
+                <w:sz w:val="19"/>
               </w:rPr>
               <w:t>异步</w:t>
             </w:r>
@@ -3890,10 +4565,13 @@
             </w:tcMar>
           </w:tcPr>
           <w:p>
+            <w:pPr>
+              <w:spacing w:line="293" w:lineRule="auto" w:after="70" w:before="30"/>
+            </w:pPr>
             <w:r>
               <w:rPr>
-                <w:rFonts w:ascii="Noto Sans CJK SC" w:hAnsi="Noto Sans CJK SC" w:eastAsia="Noto Sans CJK SC"/>
-                <w:sz w:val="18"/>
+                <w:rFonts w:ascii="Arial" w:hAnsi="Arial" w:eastAsia="Microsoft YaHei" w:cs="Arial"/>
+                <w:sz w:val="19"/>
               </w:rPr>
               <w:t>adoption-service 本地成功后发布 AdoptionCompleted</w:t>
             </w:r>
@@ -3912,10 +4590,13 @@
             </w:tcMar>
           </w:tcPr>
           <w:p>
+            <w:pPr>
+              <w:spacing w:line="293" w:lineRule="auto" w:after="70" w:before="30"/>
+            </w:pPr>
             <w:r>
               <w:rPr>
-                <w:rFonts w:ascii="Noto Sans CJK SC" w:hAnsi="Noto Sans CJK SC" w:eastAsia="Noto Sans CJK SC"/>
-                <w:sz w:val="18"/>
+                <w:rFonts w:ascii="Arial" w:hAnsi="Arial" w:eastAsia="Microsoft YaHei" w:cs="Arial"/>
+                <w:sz w:val="19"/>
               </w:rPr>
               <w:t>领养后动态权限校验</w:t>
             </w:r>
@@ -3932,10 +4613,13 @@
             </w:tcMar>
           </w:tcPr>
           <w:p>
+            <w:pPr>
+              <w:spacing w:line="293" w:lineRule="auto" w:after="70" w:before="30"/>
+            </w:pPr>
             <w:r>
               <w:rPr>
-                <w:rFonts w:ascii="Noto Sans CJK SC" w:hAnsi="Noto Sans CJK SC" w:eastAsia="Noto Sans CJK SC"/>
-                <w:sz w:val="18"/>
+                <w:rFonts w:ascii="Arial" w:hAnsi="Arial" w:eastAsia="Microsoft YaHei" w:cs="Arial"/>
+                <w:sz w:val="19"/>
               </w:rPr>
               <w:t>同步</w:t>
             </w:r>
@@ -3952,10 +4636,13 @@
             </w:tcMar>
           </w:tcPr>
           <w:p>
+            <w:pPr>
+              <w:spacing w:line="293" w:lineRule="auto" w:after="70" w:before="30"/>
+            </w:pPr>
             <w:r>
               <w:rPr>
-                <w:rFonts w:ascii="Noto Sans CJK SC" w:hAnsi="Noto Sans CJK SC" w:eastAsia="Noto Sans CJK SC"/>
-                <w:sz w:val="18"/>
+                <w:rFonts w:ascii="Arial" w:hAnsi="Arial" w:eastAsia="Microsoft YaHei" w:cs="Arial"/>
+                <w:sz w:val="19"/>
               </w:rPr>
               <w:t>animal-service 查询 adoption-service 的有效 AdoptionRelation</w:t>
             </w:r>
@@ -3963,12 +4650,19 @@
         </w:tc>
       </w:tr>
     </w:tbl>
-    <w:p/>
+    <w:p>
+      <w:pPr>
+        <w:spacing w:line="331" w:lineRule="auto" w:after="110"/>
+      </w:pPr>
+    </w:p>
     <w:p>
       <w:pPr>
         <w:pStyle w:val="Heading2"/>
       </w:pPr>
       <w:r>
+        <w:rPr>
+          <w:rFonts w:ascii="Arial" w:hAnsi="Arial" w:eastAsia="Microsoft YaHei" w:cs="Arial"/>
+        </w:rPr>
         <w:t>8.1 Case 并发认领</w:t>
       </w:r>
     </w:p>
@@ -3978,55 +4672,55 @@
       </w:pPr>
       <w:r>
         <w:rPr>
-          <w:rFonts w:ascii="Consolas" w:hAnsi="Consolas" w:eastAsia="Noto Sans CJK SC"/>
-          <w:sz w:val="17"/>
+          <w:rFonts w:ascii="Consolas" w:hAnsi="Consolas" w:eastAsia="Microsoft YaHei" w:cs="Consolas"/>
+          <w:sz w:val="20"/>
         </w:rPr>
         <w:t>UPDATE animal_case</w:t>
         <w:br/>
       </w:r>
       <w:r>
         <w:rPr>
-          <w:rFonts w:ascii="Consolas" w:hAnsi="Consolas" w:eastAsia="Noto Sans CJK SC"/>
-          <w:sz w:val="17"/>
+          <w:rFonts w:ascii="Consolas" w:hAnsi="Consolas" w:eastAsia="Microsoft YaHei" w:cs="Consolas"/>
+          <w:sz w:val="20"/>
         </w:rPr>
         <w:t>SET owner_user_id = ?, status = 'ACTIVE', claim_status = 'CLAIMED'</w:t>
         <w:br/>
       </w:r>
       <w:r>
         <w:rPr>
-          <w:rFonts w:ascii="Consolas" w:hAnsi="Consolas" w:eastAsia="Noto Sans CJK SC"/>
-          <w:sz w:val="17"/>
+          <w:rFonts w:ascii="Consolas" w:hAnsi="Consolas" w:eastAsia="Microsoft YaHei" w:cs="Consolas"/>
+          <w:sz w:val="20"/>
         </w:rPr>
         <w:t>WHERE id = ?</w:t>
         <w:br/>
       </w:r>
       <w:r>
         <w:rPr>
-          <w:rFonts w:ascii="Consolas" w:hAnsi="Consolas" w:eastAsia="Noto Sans CJK SC"/>
-          <w:sz w:val="17"/>
+          <w:rFonts w:ascii="Consolas" w:hAnsi="Consolas" w:eastAsia="Microsoft YaHei" w:cs="Consolas"/>
+          <w:sz w:val="20"/>
         </w:rPr>
         <w:t xml:space="preserve">  AND claim_status = 'WAITING_CLAIM';</w:t>
         <w:br/>
       </w:r>
       <w:r>
         <w:rPr>
-          <w:rFonts w:ascii="Consolas" w:hAnsi="Consolas" w:eastAsia="Noto Sans CJK SC"/>
-          <w:sz w:val="17"/>
+          <w:rFonts w:ascii="Consolas" w:hAnsi="Consolas" w:eastAsia="Microsoft YaHei" w:cs="Consolas"/>
+          <w:sz w:val="20"/>
         </w:rPr>
         <w:br/>
       </w:r>
       <w:r>
         <w:rPr>
-          <w:rFonts w:ascii="Consolas" w:hAnsi="Consolas" w:eastAsia="Noto Sans CJK SC"/>
-          <w:sz w:val="17"/>
+          <w:rFonts w:ascii="Consolas" w:hAnsi="Consolas" w:eastAsia="Microsoft YaHei" w:cs="Consolas"/>
+          <w:sz w:val="20"/>
         </w:rPr>
         <w:t>affected_rows == 1  =&gt; 认领成功</w:t>
         <w:br/>
       </w:r>
       <w:r>
         <w:rPr>
-          <w:rFonts w:ascii="Consolas" w:hAnsi="Consolas" w:eastAsia="Noto Sans CJK SC"/>
-          <w:sz w:val="17"/>
+          <w:rFonts w:ascii="Consolas" w:hAnsi="Consolas" w:eastAsia="Microsoft YaHei" w:cs="Consolas"/>
+          <w:sz w:val="20"/>
         </w:rPr>
         <w:t>affected_rows == 0  =&gt; 已被其他志愿者认领</w:t>
         <w:br/>
@@ -4037,6 +4731,9 @@
         <w:pStyle w:val="Heading2"/>
       </w:pPr>
       <w:r>
+        <w:rPr>
+          <w:rFonts w:ascii="Arial" w:hAnsi="Arial" w:eastAsia="Microsoft YaHei" w:cs="Arial"/>
+        </w:rPr>
         <w:t>8.2 Transactional Outbox</w:t>
       </w:r>
     </w:p>
@@ -4046,55 +4743,55 @@
       </w:pPr>
       <w:r>
         <w:rPr>
-          <w:rFonts w:ascii="Consolas" w:hAnsi="Consolas" w:eastAsia="Noto Sans CJK SC"/>
-          <w:sz w:val="17"/>
+          <w:rFonts w:ascii="Consolas" w:hAnsi="Consolas" w:eastAsia="Microsoft YaHei" w:cs="Consolas"/>
+          <w:sz w:val="20"/>
         </w:rPr>
         <w:t>同一 MySQL 本地事务：</w:t>
         <w:br/>
       </w:r>
       <w:r>
         <w:rPr>
-          <w:rFonts w:ascii="Consolas" w:hAnsi="Consolas" w:eastAsia="Noto Sans CJK SC"/>
-          <w:sz w:val="17"/>
+          <w:rFonts w:ascii="Consolas" w:hAnsi="Consolas" w:eastAsia="Microsoft YaHei" w:cs="Consolas"/>
+          <w:sz w:val="20"/>
         </w:rPr>
         <w:t>1. 更新 Case/Adoption 业务状态</w:t>
         <w:br/>
       </w:r>
       <w:r>
         <w:rPr>
-          <w:rFonts w:ascii="Consolas" w:hAnsi="Consolas" w:eastAsia="Noto Sans CJK SC"/>
-          <w:sz w:val="17"/>
+          <w:rFonts w:ascii="Consolas" w:hAnsi="Consolas" w:eastAsia="Microsoft YaHei" w:cs="Consolas"/>
+          <w:sz w:val="20"/>
         </w:rPr>
         <w:t>2. INSERT outbox_event</w:t>
         <w:br/>
       </w:r>
       <w:r>
         <w:rPr>
-          <w:rFonts w:ascii="Consolas" w:hAnsi="Consolas" w:eastAsia="Noto Sans CJK SC"/>
-          <w:sz w:val="17"/>
+          <w:rFonts w:ascii="Consolas" w:hAnsi="Consolas" w:eastAsia="Microsoft YaHei" w:cs="Consolas"/>
+          <w:sz w:val="20"/>
         </w:rPr>
         <w:t>3. COMMIT</w:t>
         <w:br/>
       </w:r>
       <w:r>
         <w:rPr>
-          <w:rFonts w:ascii="Consolas" w:hAnsi="Consolas" w:eastAsia="Noto Sans CJK SC"/>
-          <w:sz w:val="17"/>
+          <w:rFonts w:ascii="Consolas" w:hAnsi="Consolas" w:eastAsia="Microsoft YaHei" w:cs="Consolas"/>
+          <w:sz w:val="20"/>
         </w:rPr>
         <w:br/>
       </w:r>
       <w:r>
         <w:rPr>
-          <w:rFonts w:ascii="Consolas" w:hAnsi="Consolas" w:eastAsia="Noto Sans CJK SC"/>
-          <w:sz w:val="17"/>
+          <w:rFonts w:ascii="Consolas" w:hAnsi="Consolas" w:eastAsia="Microsoft YaHei" w:cs="Consolas"/>
+          <w:sz w:val="20"/>
         </w:rPr>
         <w:t>后台发布器：Outbox -&gt; RabbitMQ -&gt; 消费者</w:t>
         <w:br/>
       </w:r>
       <w:r>
         <w:rPr>
-          <w:rFonts w:ascii="Consolas" w:hAnsi="Consolas" w:eastAsia="Noto Sans CJK SC"/>
-          <w:sz w:val="17"/>
+          <w:rFonts w:ascii="Consolas" w:hAnsi="Consolas" w:eastAsia="Microsoft YaHei" w:cs="Consolas"/>
+          <w:sz w:val="20"/>
         </w:rPr>
         <w:t>消费者必须幂等，允许重复投递与重试。</w:t>
         <w:br/>
@@ -4105,11 +4802,20 @@
         <w:pStyle w:val="Heading1"/>
       </w:pPr>
       <w:r>
+        <w:rPr>
+          <w:rFonts w:ascii="Arial" w:hAnsi="Arial" w:eastAsia="Microsoft YaHei" w:cs="Arial"/>
+        </w:rPr>
         <w:t>9. 权限模型与隐私</w:t>
       </w:r>
     </w:p>
     <w:p>
+      <w:pPr>
+        <w:spacing w:line="331" w:lineRule="auto" w:after="110"/>
+      </w:pPr>
       <w:r>
+        <w:rPr>
+          <w:rFonts w:ascii="Arial" w:hAnsi="Arial" w:eastAsia="Microsoft YaHei" w:cs="Arial"/>
+        </w:rPr>
         <w:t>权限不能仅依赖全局 ROLE。业务授权由系统角色与关系共同决定：</w:t>
       </w:r>
     </w:p>
@@ -4119,48 +4825,48 @@
       </w:pPr>
       <w:r>
         <w:rPr>
-          <w:rFonts w:ascii="Consolas" w:hAnsi="Consolas" w:eastAsia="Noto Sans CJK SC"/>
-          <w:sz w:val="17"/>
+          <w:rFonts w:ascii="Consolas" w:hAnsi="Consolas" w:eastAsia="Microsoft YaHei" w:cs="Consolas"/>
+          <w:sz w:val="20"/>
         </w:rPr>
         <w:t>SystemRole</w:t>
         <w:br/>
       </w:r>
       <w:r>
         <w:rPr>
-          <w:rFonts w:ascii="Consolas" w:hAnsi="Consolas" w:eastAsia="Noto Sans CJK SC"/>
-          <w:sz w:val="17"/>
+          <w:rFonts w:ascii="Consolas" w:hAnsi="Consolas" w:eastAsia="Microsoft YaHei" w:cs="Consolas"/>
+          <w:sz w:val="20"/>
         </w:rPr>
         <w:t>+ CampusMembership</w:t>
         <w:br/>
       </w:r>
       <w:r>
         <w:rPr>
-          <w:rFonts w:ascii="Consolas" w:hAnsi="Consolas" w:eastAsia="Noto Sans CJK SC"/>
-          <w:sz w:val="17"/>
+          <w:rFonts w:ascii="Consolas" w:hAnsi="Consolas" w:eastAsia="Microsoft YaHei" w:cs="Consolas"/>
+          <w:sz w:val="20"/>
         </w:rPr>
         <w:t>+ VolunteerMembership</w:t>
         <w:br/>
       </w:r>
       <w:r>
         <w:rPr>
-          <w:rFonts w:ascii="Consolas" w:hAnsi="Consolas" w:eastAsia="Noto Sans CJK SC"/>
-          <w:sz w:val="17"/>
+          <w:rFonts w:ascii="Consolas" w:hAnsi="Consolas" w:eastAsia="Microsoft YaHei" w:cs="Consolas"/>
+          <w:sz w:val="20"/>
         </w:rPr>
         <w:t>+ AdoptionRelation</w:t>
         <w:br/>
       </w:r>
       <w:r>
         <w:rPr>
-          <w:rFonts w:ascii="Consolas" w:hAnsi="Consolas" w:eastAsia="Noto Sans CJK SC"/>
-          <w:sz w:val="17"/>
+          <w:rFonts w:ascii="Consolas" w:hAnsi="Consolas" w:eastAsia="Microsoft YaHei" w:cs="Consolas"/>
+          <w:sz w:val="20"/>
         </w:rPr>
         <w:t>+ CaseParticipation</w:t>
         <w:br/>
       </w:r>
       <w:r>
         <w:rPr>
-          <w:rFonts w:ascii="Consolas" w:hAnsi="Consolas" w:eastAsia="Noto Sans CJK SC"/>
-          <w:sz w:val="17"/>
+          <w:rFonts w:ascii="Consolas" w:hAnsi="Consolas" w:eastAsia="Microsoft YaHei" w:cs="Consolas"/>
+          <w:sz w:val="20"/>
         </w:rPr>
         <w:t>+ 当前 Campus Context</w:t>
         <w:br/>
@@ -4172,6 +4878,12 @@
         <w:tblW w:type="auto" w:w="0"/>
         <w:jc w:val="center"/>
         <w:tblLook w:firstColumn="1" w:firstRow="1" w:lastColumn="0" w:lastRow="0" w:noHBand="0" w:noVBand="1" w:val="04A0"/>
+        <w:tblCellMar>
+          <w:top w:w="90" w:type="dxa"/>
+          <w:bottom w:w="90" w:type="dxa"/>
+          <w:left w:w="120" w:type="dxa"/>
+          <w:right w:w="120" w:type="dxa"/>
+        </w:tblCellMar>
       </w:tblPr>
       <w:tblGrid>
         <w:gridCol w:w="5040"/>
@@ -4185,11 +4897,14 @@
             <w:vAlign w:val="center"/>
           </w:tcPr>
           <w:p>
+            <w:pPr>
+              <w:spacing w:line="293" w:lineRule="auto" w:after="70" w:before="30"/>
+            </w:pPr>
             <w:r>
               <w:rPr>
-                <w:rFonts w:ascii="Noto Sans CJK SC" w:hAnsi="Noto Sans CJK SC" w:eastAsia="Noto Sans CJK SC"/>
+                <w:rFonts w:ascii="Arial" w:hAnsi="Arial" w:eastAsia="Microsoft YaHei" w:cs="Arial"/>
                 <w:b/>
-                <w:sz w:val="18"/>
+                <w:sz w:val="19"/>
               </w:rPr>
               <w:t>操作</w:t>
             </w:r>
@@ -4202,11 +4917,14 @@
             <w:vAlign w:val="center"/>
           </w:tcPr>
           <w:p>
+            <w:pPr>
+              <w:spacing w:line="293" w:lineRule="auto" w:after="70" w:before="30"/>
+            </w:pPr>
             <w:r>
               <w:rPr>
-                <w:rFonts w:ascii="Noto Sans CJK SC" w:hAnsi="Noto Sans CJK SC" w:eastAsia="Noto Sans CJK SC"/>
+                <w:rFonts w:ascii="Arial" w:hAnsi="Arial" w:eastAsia="Microsoft YaHei" w:cs="Arial"/>
                 <w:b/>
-                <w:sz w:val="18"/>
+                <w:sz w:val="19"/>
               </w:rPr>
               <w:t>授权依据</w:t>
             </w:r>
@@ -4225,10 +4943,13 @@
             </w:tcMar>
           </w:tcPr>
           <w:p>
+            <w:pPr>
+              <w:spacing w:line="293" w:lineRule="auto" w:after="70" w:before="30"/>
+            </w:pPr>
             <w:r>
               <w:rPr>
-                <w:rFonts w:ascii="Noto Sans CJK SC" w:hAnsi="Noto Sans CJK SC" w:eastAsia="Noto Sans CJK SC"/>
-                <w:sz w:val="18"/>
+                <w:rFonts w:ascii="Arial" w:hAnsi="Arial" w:eastAsia="Microsoft YaHei" w:cs="Arial"/>
+                <w:sz w:val="19"/>
               </w:rPr>
               <w:t>发布本校动物动态</w:t>
             </w:r>
@@ -4245,10 +4966,13 @@
             </w:tcMar>
           </w:tcPr>
           <w:p>
+            <w:pPr>
+              <w:spacing w:line="293" w:lineRule="auto" w:after="70" w:before="30"/>
+            </w:pPr>
             <w:r>
               <w:rPr>
-                <w:rFonts w:ascii="Noto Sans CJK SC" w:hAnsi="Noto Sans CJK SC" w:eastAsia="Noto Sans CJK SC"/>
-                <w:sz w:val="18"/>
+                <w:rFonts w:ascii="Arial" w:hAnsi="Arial" w:eastAsia="Microsoft YaHei" w:cs="Arial"/>
+                <w:sz w:val="19"/>
               </w:rPr>
               <w:t>对当前 Campus 有有效 STUDENT/ALUMNI CampusMembership</w:t>
             </w:r>
@@ -4267,10 +4991,13 @@
             </w:tcMar>
           </w:tcPr>
           <w:p>
+            <w:pPr>
+              <w:spacing w:line="293" w:lineRule="auto" w:after="70" w:before="30"/>
+            </w:pPr>
             <w:r>
               <w:rPr>
-                <w:rFonts w:ascii="Noto Sans CJK SC" w:hAnsi="Noto Sans CJK SC" w:eastAsia="Noto Sans CJK SC"/>
-                <w:sz w:val="18"/>
+                <w:rFonts w:ascii="Arial" w:hAnsi="Arial" w:eastAsia="Microsoft YaHei" w:cs="Arial"/>
+                <w:sz w:val="19"/>
               </w:rPr>
               <w:t>认领/处理 Case</w:t>
             </w:r>
@@ -4287,10 +5014,13 @@
             </w:tcMar>
           </w:tcPr>
           <w:p>
+            <w:pPr>
+              <w:spacing w:line="293" w:lineRule="auto" w:after="70" w:before="30"/>
+            </w:pPr>
             <w:r>
               <w:rPr>
-                <w:rFonts w:ascii="Noto Sans CJK SC" w:hAnsi="Noto Sans CJK SC" w:eastAsia="Noto Sans CJK SC"/>
-                <w:sz w:val="18"/>
+                <w:rFonts w:ascii="Arial" w:hAnsi="Arial" w:eastAsia="Microsoft YaHei" w:cs="Arial"/>
+                <w:sz w:val="19"/>
               </w:rPr>
               <w:t>对该 Case Campus 有 ACTIVE VolunteerMembership</w:t>
             </w:r>
@@ -4309,10 +5039,13 @@
             </w:tcMar>
           </w:tcPr>
           <w:p>
+            <w:pPr>
+              <w:spacing w:line="293" w:lineRule="auto" w:after="70" w:before="30"/>
+            </w:pPr>
             <w:r>
               <w:rPr>
-                <w:rFonts w:ascii="Noto Sans CJK SC" w:hAnsi="Noto Sans CJK SC" w:eastAsia="Noto Sans CJK SC"/>
-                <w:sz w:val="18"/>
+                <w:rFonts w:ascii="Arial" w:hAnsi="Arial" w:eastAsia="Microsoft YaHei" w:cs="Arial"/>
+                <w:sz w:val="19"/>
               </w:rPr>
               <w:t>发布领养后动态</w:t>
             </w:r>
@@ -4329,10 +5062,13 @@
             </w:tcMar>
           </w:tcPr>
           <w:p>
+            <w:pPr>
+              <w:spacing w:line="293" w:lineRule="auto" w:after="70" w:before="30"/>
+            </w:pPr>
             <w:r>
               <w:rPr>
-                <w:rFonts w:ascii="Noto Sans CJK SC" w:hAnsi="Noto Sans CJK SC" w:eastAsia="Noto Sans CJK SC"/>
-                <w:sz w:val="18"/>
+                <w:rFonts w:ascii="Arial" w:hAnsi="Arial" w:eastAsia="Microsoft YaHei" w:cs="Arial"/>
+                <w:sz w:val="19"/>
               </w:rPr>
               <w:t>对目标 Animal 有 ACTIVE AdoptionRelation</w:t>
             </w:r>
@@ -4351,10 +5087,13 @@
             </w:tcMar>
           </w:tcPr>
           <w:p>
+            <w:pPr>
+              <w:spacing w:line="293" w:lineRule="auto" w:after="70" w:before="30"/>
+            </w:pPr>
             <w:r>
               <w:rPr>
-                <w:rFonts w:ascii="Noto Sans CJK SC" w:hAnsi="Noto Sans CJK SC" w:eastAsia="Noto Sans CJK SC"/>
-                <w:sz w:val="18"/>
+                <w:rFonts w:ascii="Arial" w:hAnsi="Arial" w:eastAsia="Microsoft YaHei" w:cs="Arial"/>
+                <w:sz w:val="19"/>
               </w:rPr>
               <w:t>修改 Animal 主档/合并</w:t>
             </w:r>
@@ -4371,10 +5110,13 @@
             </w:tcMar>
           </w:tcPr>
           <w:p>
+            <w:pPr>
+              <w:spacing w:line="293" w:lineRule="auto" w:after="70" w:before="30"/>
+            </w:pPr>
             <w:r>
               <w:rPr>
-                <w:rFonts w:ascii="Noto Sans CJK SC" w:hAnsi="Noto Sans CJK SC" w:eastAsia="Noto Sans CJK SC"/>
-                <w:sz w:val="18"/>
+                <w:rFonts w:ascii="Arial" w:hAnsi="Arial" w:eastAsia="Microsoft YaHei" w:cs="Arial"/>
+                <w:sz w:val="19"/>
               </w:rPr>
               <w:t>治理管理员权限</w:t>
             </w:r>
@@ -4393,10 +5135,13 @@
             </w:tcMar>
           </w:tcPr>
           <w:p>
+            <w:pPr>
+              <w:spacing w:line="293" w:lineRule="auto" w:after="70" w:before="30"/>
+            </w:pPr>
             <w:r>
               <w:rPr>
-                <w:rFonts w:ascii="Noto Sans CJK SC" w:hAnsi="Noto Sans CJK SC" w:eastAsia="Noto Sans CJK SC"/>
-                <w:sz w:val="18"/>
+                <w:rFonts w:ascii="Arial" w:hAnsi="Arial" w:eastAsia="Microsoft YaHei" w:cs="Arial"/>
+                <w:sz w:val="19"/>
               </w:rPr>
               <w:t>查看精确事件位置</w:t>
             </w:r>
@@ -4413,10 +5158,13 @@
             </w:tcMar>
           </w:tcPr>
           <w:p>
+            <w:pPr>
+              <w:spacing w:line="293" w:lineRule="auto" w:after="70" w:before="30"/>
+            </w:pPr>
             <w:r>
               <w:rPr>
-                <w:rFonts w:ascii="Noto Sans CJK SC" w:hAnsi="Noto Sans CJK SC" w:eastAsia="Noto Sans CJK SC"/>
-                <w:sz w:val="18"/>
+                <w:rFonts w:ascii="Arial" w:hAnsi="Arial" w:eastAsia="Microsoft YaHei" w:cs="Arial"/>
+                <w:sz w:val="19"/>
               </w:rPr>
               <w:t>相关 Case 志愿者/授权治理人员</w:t>
             </w:r>
@@ -4435,10 +5183,13 @@
             </w:tcMar>
           </w:tcPr>
           <w:p>
+            <w:pPr>
+              <w:spacing w:line="293" w:lineRule="auto" w:after="70" w:before="30"/>
+            </w:pPr>
             <w:r>
               <w:rPr>
-                <w:rFonts w:ascii="Noto Sans CJK SC" w:hAnsi="Noto Sans CJK SC" w:eastAsia="Noto Sans CJK SC"/>
-                <w:sz w:val="18"/>
+                <w:rFonts w:ascii="Arial" w:hAnsi="Arial" w:eastAsia="Microsoft YaHei" w:cs="Arial"/>
+                <w:sz w:val="19"/>
               </w:rPr>
               <w:t>查看学生证等材料</w:t>
             </w:r>
@@ -4455,10 +5206,13 @@
             </w:tcMar>
           </w:tcPr>
           <w:p>
+            <w:pPr>
+              <w:spacing w:line="293" w:lineRule="auto" w:after="70" w:before="30"/>
+            </w:pPr>
             <w:r>
               <w:rPr>
-                <w:rFonts w:ascii="Noto Sans CJK SC" w:hAnsi="Noto Sans CJK SC" w:eastAsia="Noto Sans CJK SC"/>
-                <w:sz w:val="18"/>
+                <w:rFonts w:ascii="Arial" w:hAnsi="Arial" w:eastAsia="Microsoft YaHei" w:cs="Arial"/>
+                <w:sz w:val="19"/>
               </w:rPr>
               <w:t>授权审核人员</w:t>
             </w:r>
@@ -4466,45 +5220,76 @@
         </w:tc>
       </w:tr>
     </w:tbl>
-    <w:p/>
+    <w:p>
+      <w:pPr>
+        <w:spacing w:line="331" w:lineRule="auto" w:after="110"/>
+      </w:pPr>
+    </w:p>
     <w:p>
       <w:pPr>
         <w:pStyle w:val="Heading2"/>
       </w:pPr>
       <w:r>
+        <w:rPr>
+          <w:rFonts w:ascii="Arial" w:hAnsi="Arial" w:eastAsia="Microsoft YaHei" w:cs="Arial"/>
+        </w:rPr>
         <w:t>9.1 位置与字段级脱敏</w:t>
       </w:r>
     </w:p>
     <w:p>
       <w:pPr>
-        <w:pStyle w:val="ListBullet"/>
+        <w:spacing w:after="110" w:line="331" w:lineRule="auto"/>
+        <w:ind w:left="312" w:hanging="181"/>
       </w:pPr>
       <w:r>
-        <w:t>后端保存 latitude、longitude、campusRegionId 与 publicLocationText。</w:t>
+        <w:rPr>
+          <w:rFonts w:ascii="Arial" w:hAnsi="Arial" w:eastAsia="Microsoft YaHei" w:cs="Arial"/>
+          <w:color w:val="2B2B2B"/>
+          <w:sz w:val="21"/>
+        </w:rPr>
+        <w:t>•  后端保存 latitude、longitude、campusRegionId 与 publicLocationText。</w:t>
       </w:r>
     </w:p>
     <w:p>
       <w:pPr>
-        <w:pStyle w:val="ListBullet"/>
+        <w:spacing w:after="110" w:line="331" w:lineRule="auto"/>
+        <w:ind w:left="312" w:hanging="181"/>
       </w:pPr>
       <w:r>
-        <w:t>普通公开接口只返回“东区附近/三饭附近”等低精度信息。</w:t>
+        <w:rPr>
+          <w:rFonts w:ascii="Arial" w:hAnsi="Arial" w:eastAsia="Microsoft YaHei" w:cs="Arial"/>
+          <w:color w:val="2B2B2B"/>
+          <w:sz w:val="21"/>
+        </w:rPr>
+        <w:t>•  普通公开接口只返回“东区附近/三饭附近”等低精度信息。</w:t>
       </w:r>
     </w:p>
     <w:p>
       <w:pPr>
-        <w:pStyle w:val="ListBullet"/>
+        <w:spacing w:after="110" w:line="331" w:lineRule="auto"/>
+        <w:ind w:left="312" w:hanging="181"/>
       </w:pPr>
       <w:r>
-        <w:t>精确坐标仅在授权上下文中返回，不允许前端先拿完整坐标再自行隐藏。</w:t>
+        <w:rPr>
+          <w:rFonts w:ascii="Arial" w:hAnsi="Arial" w:eastAsia="Microsoft YaHei" w:cs="Arial"/>
+          <w:color w:val="2B2B2B"/>
+          <w:sz w:val="21"/>
+        </w:rPr>
+        <w:t>•  精确坐标仅在授权上下文中返回，不允许前端先拿完整坐标再自行隐藏。</w:t>
       </w:r>
     </w:p>
     <w:p>
       <w:pPr>
-        <w:pStyle w:val="ListBullet"/>
+        <w:spacing w:after="110" w:line="331" w:lineRule="auto"/>
+        <w:ind w:left="312" w:hanging="181"/>
       </w:pPr>
       <w:r>
-        <w:t>地图 SDK 负责定位、选点与地名转换；匹配评分由后端自身计算，供应商可在实现阶段选择高德或腾讯。</w:t>
+        <w:rPr>
+          <w:rFonts w:ascii="Arial" w:hAnsi="Arial" w:eastAsia="Microsoft YaHei" w:cs="Arial"/>
+          <w:color w:val="2B2B2B"/>
+          <w:sz w:val="21"/>
+        </w:rPr>
+        <w:t>•  地图 SDK 负责定位、选点与地名转换；匹配评分由后端自身计算，供应商可在实现阶段选择高德或腾讯。</w:t>
       </w:r>
     </w:p>
     <w:p>
@@ -4512,39 +5297,66 @@
         <w:pStyle w:val="Heading1"/>
       </w:pPr>
       <w:r>
+        <w:rPr>
+          <w:rFonts w:ascii="Arial" w:hAnsi="Arial" w:eastAsia="Microsoft YaHei" w:cs="Arial"/>
+        </w:rPr>
         <w:t>10. 文件与媒体</w:t>
       </w:r>
     </w:p>
     <w:p>
       <w:pPr>
-        <w:pStyle w:val="ListBullet"/>
+        <w:spacing w:after="110" w:line="331" w:lineRule="auto"/>
+        <w:ind w:left="312" w:hanging="181"/>
       </w:pPr>
       <w:r>
-        <w:t>MinIO 保存动物照片、视频、认证材料、领养材料、费用凭证等对象。</w:t>
+        <w:rPr>
+          <w:rFonts w:ascii="Arial" w:hAnsi="Arial" w:eastAsia="Microsoft YaHei" w:cs="Arial"/>
+          <w:color w:val="2B2B2B"/>
+          <w:sz w:val="21"/>
+        </w:rPr>
+        <w:t>•  MinIO 保存动物照片、视频、认证材料、领养材料、费用凭证等对象。</w:t>
       </w:r>
     </w:p>
     <w:p>
       <w:pPr>
-        <w:pStyle w:val="ListBullet"/>
+        <w:spacing w:after="110" w:line="331" w:lineRule="auto"/>
+        <w:ind w:left="312" w:hanging="181"/>
       </w:pPr>
       <w:r>
-        <w:t>MySQL 仅保存 mediaId、objectKey、contentType、size、owner/source、visibility 等元数据。</w:t>
+        <w:rPr>
+          <w:rFonts w:ascii="Arial" w:hAnsi="Arial" w:eastAsia="Microsoft YaHei" w:cs="Arial"/>
+          <w:color w:val="2B2B2B"/>
+          <w:sz w:val="21"/>
+        </w:rPr>
+        <w:t>•  MySQL 仅保存 mediaId、objectKey、contentType、size、owner/source、visibility 等元数据。</w:t>
       </w:r>
     </w:p>
     <w:p>
       <w:pPr>
-        <w:pStyle w:val="ListBullet"/>
+        <w:spacing w:after="110" w:line="331" w:lineRule="auto"/>
+        <w:ind w:left="312" w:hanging="181"/>
       </w:pPr>
       <w:r>
-        <w:t>敏感材料使用独立 bucket/prefix 与受控读取接口，不暴露永久公共 URL。</w:t>
+        <w:rPr>
+          <w:rFonts w:ascii="Arial" w:hAnsi="Arial" w:eastAsia="Microsoft YaHei" w:cs="Arial"/>
+          <w:color w:val="2B2B2B"/>
+          <w:sz w:val="21"/>
+        </w:rPr>
+        <w:t>•  敏感材料使用独立 bucket/prefix 与受控读取接口，不暴露永久公共 URL。</w:t>
       </w:r>
     </w:p>
     <w:p>
       <w:pPr>
-        <w:pStyle w:val="ListBullet"/>
+        <w:spacing w:after="110" w:line="331" w:lineRule="auto"/>
+        <w:ind w:left="312" w:hanging="181"/>
       </w:pPr>
       <w:r>
-        <w:t>客户端上传优先采用预签名 URL；正式业务提交时再关联媒体记录。</w:t>
+        <w:rPr>
+          <w:rFonts w:ascii="Arial" w:hAnsi="Arial" w:eastAsia="Microsoft YaHei" w:cs="Arial"/>
+          <w:color w:val="2B2B2B"/>
+          <w:sz w:val="21"/>
+        </w:rPr>
+        <w:t>•  客户端上传优先采用预签名 URL；正式业务提交时再关联媒体记录。</w:t>
       </w:r>
     </w:p>
     <w:p>
@@ -4552,6 +5364,9 @@
         <w:pStyle w:val="Heading1"/>
       </w:pPr>
       <w:r>
+        <w:rPr>
+          <w:rFonts w:ascii="Arial" w:hAnsi="Arial" w:eastAsia="Microsoft YaHei" w:cs="Arial"/>
+        </w:rPr>
         <w:t>11. 核心表设计基线</w:t>
       </w:r>
     </w:p>
@@ -4561,6 +5376,12 @@
         <w:tblW w:type="auto" w:w="0"/>
         <w:jc w:val="center"/>
         <w:tblLook w:firstColumn="1" w:firstRow="1" w:lastColumn="0" w:lastRow="0" w:noHBand="0" w:noVBand="1" w:val="04A0"/>
+        <w:tblCellMar>
+          <w:top w:w="90" w:type="dxa"/>
+          <w:bottom w:w="90" w:type="dxa"/>
+          <w:left w:w="120" w:type="dxa"/>
+          <w:right w:w="120" w:type="dxa"/>
+        </w:tblCellMar>
       </w:tblPr>
       <w:tblGrid>
         <w:gridCol w:w="5040"/>
@@ -4574,11 +5395,14 @@
             <w:vAlign w:val="center"/>
           </w:tcPr>
           <w:p>
+            <w:pPr>
+              <w:spacing w:line="293" w:lineRule="auto" w:after="70" w:before="30"/>
+            </w:pPr>
             <w:r>
               <w:rPr>
-                <w:rFonts w:ascii="Noto Sans CJK SC" w:hAnsi="Noto Sans CJK SC" w:eastAsia="Noto Sans CJK SC"/>
+                <w:rFonts w:ascii="Arial" w:hAnsi="Arial" w:eastAsia="Microsoft YaHei" w:cs="Arial"/>
                 <w:b/>
-                <w:sz w:val="18"/>
+                <w:sz w:val="19"/>
               </w:rPr>
               <w:t>服务</w:t>
             </w:r>
@@ -4591,11 +5415,14 @@
             <w:vAlign w:val="center"/>
           </w:tcPr>
           <w:p>
+            <w:pPr>
+              <w:spacing w:line="293" w:lineRule="auto" w:after="70" w:before="30"/>
+            </w:pPr>
             <w:r>
               <w:rPr>
-                <w:rFonts w:ascii="Noto Sans CJK SC" w:hAnsi="Noto Sans CJK SC" w:eastAsia="Noto Sans CJK SC"/>
+                <w:rFonts w:ascii="Arial" w:hAnsi="Arial" w:eastAsia="Microsoft YaHei" w:cs="Arial"/>
                 <w:b/>
-                <w:sz w:val="18"/>
+                <w:sz w:val="19"/>
               </w:rPr>
               <w:t>核心表</w:t>
             </w:r>
@@ -4614,10 +5441,13 @@
             </w:tcMar>
           </w:tcPr>
           <w:p>
+            <w:pPr>
+              <w:spacing w:line="293" w:lineRule="auto" w:after="70" w:before="30"/>
+            </w:pPr>
             <w:r>
               <w:rPr>
-                <w:rFonts w:ascii="Noto Sans CJK SC" w:hAnsi="Noto Sans CJK SC" w:eastAsia="Noto Sans CJK SC"/>
-                <w:sz w:val="18"/>
+                <w:rFonts w:ascii="Arial" w:hAnsi="Arial" w:eastAsia="Microsoft YaHei" w:cs="Arial"/>
+                <w:sz w:val="19"/>
               </w:rPr>
               <w:t>identity-service</w:t>
             </w:r>
@@ -4634,10 +5464,13 @@
             </w:tcMar>
           </w:tcPr>
           <w:p>
+            <w:pPr>
+              <w:spacing w:line="293" w:lineRule="auto" w:after="70" w:before="30"/>
+            </w:pPr>
             <w:r>
               <w:rPr>
-                <w:rFonts w:ascii="Noto Sans CJK SC" w:hAnsi="Noto Sans CJK SC" w:eastAsia="Noto Sans CJK SC"/>
-                <w:sz w:val="18"/>
+                <w:rFonts w:ascii="Arial" w:hAnsi="Arial" w:eastAsia="Microsoft YaHei" w:cs="Arial"/>
+                <w:sz w:val="19"/>
               </w:rPr>
               <w:t>user、campus、campus_membership、campus_verification、volunteer_membership</w:t>
             </w:r>
@@ -4656,10 +5489,13 @@
             </w:tcMar>
           </w:tcPr>
           <w:p>
+            <w:pPr>
+              <w:spacing w:line="293" w:lineRule="auto" w:after="70" w:before="30"/>
+            </w:pPr>
             <w:r>
               <w:rPr>
-                <w:rFonts w:ascii="Noto Sans CJK SC" w:hAnsi="Noto Sans CJK SC" w:eastAsia="Noto Sans CJK SC"/>
-                <w:sz w:val="18"/>
+                <w:rFonts w:ascii="Arial" w:hAnsi="Arial" w:eastAsia="Microsoft YaHei" w:cs="Arial"/>
+                <w:sz w:val="19"/>
               </w:rPr>
               <w:t>animal-service</w:t>
             </w:r>
@@ -4676,10 +5512,13 @@
             </w:tcMar>
           </w:tcPr>
           <w:p>
+            <w:pPr>
+              <w:spacing w:line="293" w:lineRule="auto" w:after="70" w:before="30"/>
+            </w:pPr>
             <w:r>
               <w:rPr>
-                <w:rFonts w:ascii="Noto Sans CJK SC" w:hAnsi="Noto Sans CJK SC" w:eastAsia="Noto Sans CJK SC"/>
-                <w:sz w:val="18"/>
+                <w:rFonts w:ascii="Arial" w:hAnsi="Arial" w:eastAsia="Microsoft YaHei" w:cs="Arial"/>
+                <w:sz w:val="19"/>
               </w:rPr>
               <w:t>animal、animal_media、post、comment、post_like、animal_follow、timeline_entry、animal_merge_record</w:t>
             </w:r>
@@ -4698,10 +5537,13 @@
             </w:tcMar>
           </w:tcPr>
           <w:p>
+            <w:pPr>
+              <w:spacing w:line="293" w:lineRule="auto" w:after="70" w:before="30"/>
+            </w:pPr>
             <w:r>
               <w:rPr>
-                <w:rFonts w:ascii="Noto Sans CJK SC" w:hAnsi="Noto Sans CJK SC" w:eastAsia="Noto Sans CJK SC"/>
-                <w:sz w:val="18"/>
+                <w:rFonts w:ascii="Arial" w:hAnsi="Arial" w:eastAsia="Microsoft YaHei" w:cs="Arial"/>
+                <w:sz w:val="19"/>
               </w:rPr>
               <w:t>incident-service</w:t>
             </w:r>
@@ -4718,10 +5560,13 @@
             </w:tcMar>
           </w:tcPr>
           <w:p>
+            <w:pPr>
+              <w:spacing w:line="293" w:lineRule="auto" w:after="70" w:before="30"/>
+            </w:pPr>
             <w:r>
               <w:rPr>
-                <w:rFonts w:ascii="Noto Sans CJK SC" w:hAnsi="Noto Sans CJK SC" w:eastAsia="Noto Sans CJK SC"/>
-                <w:sz w:val="18"/>
+                <w:rFonts w:ascii="Arial" w:hAnsi="Arial" w:eastAsia="Microsoft YaHei" w:cs="Arial"/>
+                <w:sz w:val="19"/>
               </w:rPr>
               <w:t>event、event_draft、evidence、animal_case、case_participant、case_action、support_campaign、support_contribution、support_expense、support_settlement</w:t>
             </w:r>
@@ -4740,10 +5585,13 @@
             </w:tcMar>
           </w:tcPr>
           <w:p>
+            <w:pPr>
+              <w:spacing w:line="293" w:lineRule="auto" w:after="70" w:before="30"/>
+            </w:pPr>
             <w:r>
               <w:rPr>
-                <w:rFonts w:ascii="Noto Sans CJK SC" w:hAnsi="Noto Sans CJK SC" w:eastAsia="Noto Sans CJK SC"/>
-                <w:sz w:val="18"/>
+                <w:rFonts w:ascii="Arial" w:hAnsi="Arial" w:eastAsia="Microsoft YaHei" w:cs="Arial"/>
+                <w:sz w:val="19"/>
               </w:rPr>
               <w:t>adoption-service</w:t>
             </w:r>
@@ -4760,10 +5608,13 @@
             </w:tcMar>
           </w:tcPr>
           <w:p>
+            <w:pPr>
+              <w:spacing w:line="293" w:lineRule="auto" w:after="70" w:before="30"/>
+            </w:pPr>
             <w:r>
               <w:rPr>
-                <w:rFonts w:ascii="Noto Sans CJK SC" w:hAnsi="Noto Sans CJK SC" w:eastAsia="Noto Sans CJK SC"/>
-                <w:sz w:val="18"/>
+                <w:rFonts w:ascii="Arial" w:hAnsi="Arial" w:eastAsia="Microsoft YaHei" w:cs="Arial"/>
+                <w:sz w:val="19"/>
               </w:rPr>
               <w:t>adoption_listing、adoption_application、adoption_review、adoption_handover、adoption_relation、adoption_follow_up</w:t>
             </w:r>
@@ -4782,10 +5633,13 @@
             </w:tcMar>
           </w:tcPr>
           <w:p>
+            <w:pPr>
+              <w:spacing w:line="293" w:lineRule="auto" w:after="70" w:before="30"/>
+            </w:pPr>
             <w:r>
               <w:rPr>
-                <w:rFonts w:ascii="Noto Sans CJK SC" w:hAnsi="Noto Sans CJK SC" w:eastAsia="Noto Sans CJK SC"/>
-                <w:sz w:val="18"/>
+                <w:rFonts w:ascii="Arial" w:hAnsi="Arial" w:eastAsia="Microsoft YaHei" w:cs="Arial"/>
+                <w:sz w:val="19"/>
               </w:rPr>
               <w:t>intelligence-service</w:t>
             </w:r>
@@ -4802,10 +5656,13 @@
             </w:tcMar>
           </w:tcPr>
           <w:p>
+            <w:pPr>
+              <w:spacing w:line="293" w:lineRule="auto" w:after="70" w:before="30"/>
+            </w:pPr>
             <w:r>
               <w:rPr>
-                <w:rFonts w:ascii="Noto Sans CJK SC" w:hAnsi="Noto Sans CJK SC" w:eastAsia="Noto Sans CJK SC"/>
-                <w:sz w:val="18"/>
+                <w:rFonts w:ascii="Arial" w:hAnsi="Arial" w:eastAsia="Microsoft YaHei" w:cs="Arial"/>
+                <w:sz w:val="19"/>
               </w:rPr>
               <w:t>ai_task、ai_result、animal_embedding、matching_record、matching_experiment</w:t>
             </w:r>
@@ -4813,45 +5670,79 @@
         </w:tc>
       </w:tr>
     </w:tbl>
-    <w:p/>
     <w:p>
       <w:pPr>
-        <w:pStyle w:val="ListBullet"/>
+        <w:spacing w:line="331" w:lineRule="auto" w:after="110"/>
+      </w:pPr>
+    </w:p>
+    <w:p>
+      <w:pPr>
+        <w:spacing w:after="110" w:line="331" w:lineRule="auto"/>
+        <w:ind w:left="312" w:hanging="181"/>
       </w:pPr>
       <w:r>
-        <w:t>event.animal_id 允许 NULL。</w:t>
+        <w:rPr>
+          <w:rFonts w:ascii="Arial" w:hAnsi="Arial" w:eastAsia="Microsoft YaHei" w:cs="Arial"/>
+          <w:color w:val="2B2B2B"/>
+          <w:sz w:val="21"/>
+        </w:rPr>
+        <w:t>•  event.animal_id 允许 NULL。</w:t>
       </w:r>
     </w:p>
     <w:p>
       <w:pPr>
-        <w:pStyle w:val="ListBullet"/>
+        <w:spacing w:after="110" w:line="331" w:lineRule="auto"/>
+        <w:ind w:left="312" w:hanging="181"/>
       </w:pPr>
       <w:r>
-        <w:t>一个 Event V1 最多一个主 Case，通过唯一约束或业务约束保证。</w:t>
+        <w:rPr>
+          <w:rFonts w:ascii="Arial" w:hAnsi="Arial" w:eastAsia="Microsoft YaHei" w:cs="Arial"/>
+          <w:color w:val="2B2B2B"/>
+          <w:sz w:val="21"/>
+        </w:rPr>
+        <w:t>•  一个 Event V1 最多一个主 Case，通过唯一约束或业务约束保证。</w:t>
       </w:r>
     </w:p>
     <w:p>
       <w:pPr>
-        <w:pStyle w:val="ListBullet"/>
+        <w:spacing w:after="110" w:line="331" w:lineRule="auto"/>
+        <w:ind w:left="312" w:hanging="181"/>
       </w:pPr>
       <w:r>
-        <w:t>AdoptionRelation 只能由完成交接的业务操作创建。</w:t>
+        <w:rPr>
+          <w:rFonts w:ascii="Arial" w:hAnsi="Arial" w:eastAsia="Microsoft YaHei" w:cs="Arial"/>
+          <w:color w:val="2B2B2B"/>
+          <w:sz w:val="21"/>
+        </w:rPr>
+        <w:t>•  AdoptionRelation 只能由完成交接的业务操作创建。</w:t>
       </w:r>
     </w:p>
     <w:p>
       <w:pPr>
-        <w:pStyle w:val="ListBullet"/>
+        <w:spacing w:after="110" w:line="331" w:lineRule="auto"/>
+        <w:ind w:left="312" w:hanging="181"/>
       </w:pPr>
       <w:r>
-        <w:t>申请、Case、领养关系等历史业务数据以状态结束，不通过普通软删除抹除。</w:t>
+        <w:rPr>
+          <w:rFonts w:ascii="Arial" w:hAnsi="Arial" w:eastAsia="Microsoft YaHei" w:cs="Arial"/>
+          <w:color w:val="2B2B2B"/>
+          <w:sz w:val="21"/>
+        </w:rPr>
+        <w:t>•  申请、Case、领养关系等历史业务数据以状态结束，不通过普通软删除抹除。</w:t>
       </w:r>
     </w:p>
     <w:p>
       <w:pPr>
-        <w:pStyle w:val="ListBullet"/>
+        <w:spacing w:after="110" w:line="331" w:lineRule="auto"/>
+        <w:ind w:left="312" w:hanging="181"/>
       </w:pPr>
       <w:r>
-        <w:t>campus_id、animal_id、status、created_at 等高频过滤字段建立适当索引。</w:t>
+        <w:rPr>
+          <w:rFonts w:ascii="Arial" w:hAnsi="Arial" w:eastAsia="Microsoft YaHei" w:cs="Arial"/>
+          <w:color w:val="2B2B2B"/>
+          <w:sz w:val="21"/>
+        </w:rPr>
+        <w:t>•  campus_id、animal_id、status、created_at 等高频过滤字段建立适当索引。</w:t>
       </w:r>
     </w:p>
     <w:p>
@@ -4859,47 +5750,80 @@
         <w:pStyle w:val="Heading1"/>
       </w:pPr>
       <w:r>
+        <w:rPr>
+          <w:rFonts w:ascii="Arial" w:hAnsi="Arial" w:eastAsia="Microsoft YaHei" w:cs="Arial"/>
+        </w:rPr>
         <w:t>12. API 与错误处理约定</w:t>
       </w:r>
     </w:p>
     <w:p>
       <w:pPr>
-        <w:pStyle w:val="ListBullet"/>
+        <w:spacing w:after="110" w:line="331" w:lineRule="auto"/>
+        <w:ind w:left="312" w:hanging="181"/>
       </w:pPr>
       <w:r>
-        <w:t>统一通过 Gateway 暴露客户端 API；服务间内部 API 与客户端 API 分离命名空间。</w:t>
+        <w:rPr>
+          <w:rFonts w:ascii="Arial" w:hAnsi="Arial" w:eastAsia="Microsoft YaHei" w:cs="Arial"/>
+          <w:color w:val="2B2B2B"/>
+          <w:sz w:val="21"/>
+        </w:rPr>
+        <w:t>•  统一通过 Gateway 暴露客户端 API；服务间内部 API 与客户端 API 分离命名空间。</w:t>
       </w:r>
     </w:p>
     <w:p>
       <w:pPr>
-        <w:pStyle w:val="ListBullet"/>
+        <w:spacing w:after="110" w:line="331" w:lineRule="auto"/>
+        <w:ind w:left="312" w:hanging="181"/>
       </w:pPr>
       <w:r>
-        <w:t>所有资源 ID 使用字符串形式的 UUID/UUIDv7，客户端不得推断自增序号。</w:t>
+        <w:rPr>
+          <w:rFonts w:ascii="Arial" w:hAnsi="Arial" w:eastAsia="Microsoft YaHei" w:cs="Arial"/>
+          <w:color w:val="2B2B2B"/>
+          <w:sz w:val="21"/>
+        </w:rPr>
+        <w:t>•  所有资源 ID 使用字符串形式的 UUID/UUIDv7，客户端不得推断自增序号。</w:t>
       </w:r>
     </w:p>
     <w:p>
       <w:pPr>
-        <w:pStyle w:val="ListBullet"/>
+        <w:spacing w:after="110" w:line="331" w:lineRule="auto"/>
+        <w:ind w:left="312" w:hanging="181"/>
       </w:pPr>
       <w:r>
-        <w:t>写接口支持幂等设计；对支付模拟、公益支持、交接确认、消息消费等关键操作设置业务幂等键。</w:t>
+        <w:rPr>
+          <w:rFonts w:ascii="Arial" w:hAnsi="Arial" w:eastAsia="Microsoft YaHei" w:cs="Arial"/>
+          <w:color w:val="2B2B2B"/>
+          <w:sz w:val="21"/>
+        </w:rPr>
+        <w:t>•  写接口支持幂等设计；对支付模拟、公益支持、交接确认、消息消费等关键操作设置业务幂等键。</w:t>
       </w:r>
     </w:p>
     <w:p>
       <w:pPr>
-        <w:pStyle w:val="ListBullet"/>
+        <w:spacing w:after="110" w:line="331" w:lineRule="auto"/>
+        <w:ind w:left="312" w:hanging="181"/>
       </w:pPr>
       <w:r>
-        <w:t>错误区分：参数错误、权限错误、状态冲突、依赖服务不可用、AI 可降级错误。</w:t>
+        <w:rPr>
+          <w:rFonts w:ascii="Arial" w:hAnsi="Arial" w:eastAsia="Microsoft YaHei" w:cs="Arial"/>
+          <w:color w:val="2B2B2B"/>
+          <w:sz w:val="21"/>
+        </w:rPr>
+        <w:t>•  错误区分：参数错误、权限错误、状态冲突、依赖服务不可用、AI 可降级错误。</w:t>
       </w:r>
     </w:p>
     <w:p>
       <w:pPr>
-        <w:pStyle w:val="ListBullet"/>
+        <w:spacing w:after="110" w:line="331" w:lineRule="auto"/>
+        <w:ind w:left="312" w:hanging="181"/>
       </w:pPr>
       <w:r>
-        <w:t>AI 超时不得返回通用 500 阻塞用户，应返回“智能分析暂不可用，可手工继续”的业务结果。</w:t>
+        <w:rPr>
+          <w:rFonts w:ascii="Arial" w:hAnsi="Arial" w:eastAsia="Microsoft YaHei" w:cs="Arial"/>
+          <w:color w:val="2B2B2B"/>
+          <w:sz w:val="21"/>
+        </w:rPr>
+        <w:t>•  AI 超时不得返回通用 500 阻塞用户，应返回“智能分析暂不可用，可手工继续”的业务结果。</w:t>
       </w:r>
     </w:p>
     <w:p>
@@ -4907,39 +5831,66 @@
         <w:pStyle w:val="Heading1"/>
       </w:pPr>
       <w:r>
+        <w:rPr>
+          <w:rFonts w:ascii="Arial" w:hAnsi="Arial" w:eastAsia="Microsoft YaHei" w:cs="Arial"/>
+        </w:rPr>
         <w:t>13. 可观测性与审计</w:t>
       </w:r>
     </w:p>
     <w:p>
       <w:pPr>
-        <w:pStyle w:val="ListBullet"/>
+        <w:spacing w:after="110" w:line="331" w:lineRule="auto"/>
+        <w:ind w:left="312" w:hanging="181"/>
       </w:pPr>
       <w:r>
-        <w:t>Gateway 生成/透传 traceId；各服务日志必须包含 traceId、userId（可脱敏）与关键 resourceId。</w:t>
+        <w:rPr>
+          <w:rFonts w:ascii="Arial" w:hAnsi="Arial" w:eastAsia="Microsoft YaHei" w:cs="Arial"/>
+          <w:color w:val="2B2B2B"/>
+          <w:sz w:val="21"/>
+        </w:rPr>
+        <w:t>•  Gateway 生成/透传 traceId；各服务日志必须包含 traceId、userId（可脱敏）与关键 resourceId。</w:t>
       </w:r>
     </w:p>
     <w:p>
       <w:pPr>
-        <w:pStyle w:val="ListBullet"/>
+        <w:spacing w:after="110" w:line="331" w:lineRule="auto"/>
+        <w:ind w:left="312" w:hanging="181"/>
       </w:pPr>
       <w:r>
-        <w:t>关键领域操作记录 AuditLog：校园身份审核、志愿者授权、Animal 合并、Case 负责人调整、公益审核、领养交接等。</w:t>
+        <w:rPr>
+          <w:rFonts w:ascii="Arial" w:hAnsi="Arial" w:eastAsia="Microsoft YaHei" w:cs="Arial"/>
+          <w:color w:val="2B2B2B"/>
+          <w:sz w:val="21"/>
+        </w:rPr>
+        <w:t>•  关键领域操作记录 AuditLog：校园身份审核、志愿者授权、Animal 合并、Case 负责人调整、公益审核、领养交接等。</w:t>
       </w:r>
     </w:p>
     <w:p>
       <w:pPr>
-        <w:pStyle w:val="ListBullet"/>
+        <w:spacing w:after="110" w:line="331" w:lineRule="auto"/>
+        <w:ind w:left="312" w:hanging="181"/>
       </w:pPr>
       <w:r>
-        <w:t>intelligence-service 记录模型/提示版本、耗时、成功/失败、人工最终确认结果，便于实验与失败分析。</w:t>
+        <w:rPr>
+          <w:rFonts w:ascii="Arial" w:hAnsi="Arial" w:eastAsia="Microsoft YaHei" w:cs="Arial"/>
+          <w:color w:val="2B2B2B"/>
+          <w:sz w:val="21"/>
+        </w:rPr>
+        <w:t>•  intelligence-service 记录模型/提示版本、耗时、成功/失败、人工最终确认结果，便于实验与失败分析。</w:t>
       </w:r>
     </w:p>
     <w:p>
       <w:pPr>
-        <w:pStyle w:val="ListBullet"/>
+        <w:spacing w:after="110" w:line="331" w:lineRule="auto"/>
+        <w:ind w:left="312" w:hanging="181"/>
       </w:pPr>
       <w:r>
-        <w:t>不把学生证图片、联系方式、精确位置等敏感字段写入普通应用日志。</w:t>
+        <w:rPr>
+          <w:rFonts w:ascii="Arial" w:hAnsi="Arial" w:eastAsia="Microsoft YaHei" w:cs="Arial"/>
+          <w:color w:val="2B2B2B"/>
+          <w:sz w:val="21"/>
+        </w:rPr>
+        <w:t>•  不把学生证图片、联系方式、精确位置等敏感字段写入普通应用日志。</w:t>
       </w:r>
     </w:p>
     <w:p>
@@ -4947,6 +5898,9 @@
         <w:pStyle w:val="Heading1"/>
       </w:pPr>
       <w:r>
+        <w:rPr>
+          <w:rFonts w:ascii="Arial" w:hAnsi="Arial" w:eastAsia="Microsoft YaHei" w:cs="Arial"/>
+        </w:rPr>
         <w:t>14. 测试策略</w:t>
       </w:r>
     </w:p>
@@ -4956,6 +5910,12 @@
         <w:tblW w:type="auto" w:w="0"/>
         <w:jc w:val="center"/>
         <w:tblLook w:firstColumn="1" w:firstRow="1" w:lastColumn="0" w:lastRow="0" w:noHBand="0" w:noVBand="1" w:val="04A0"/>
+        <w:tblCellMar>
+          <w:top w:w="90" w:type="dxa"/>
+          <w:bottom w:w="90" w:type="dxa"/>
+          <w:left w:w="120" w:type="dxa"/>
+          <w:right w:w="120" w:type="dxa"/>
+        </w:tblCellMar>
       </w:tblPr>
       <w:tblGrid>
         <w:gridCol w:w="5040"/>
@@ -4969,11 +5929,14 @@
             <w:vAlign w:val="center"/>
           </w:tcPr>
           <w:p>
+            <w:pPr>
+              <w:spacing w:line="293" w:lineRule="auto" w:after="70" w:before="30"/>
+            </w:pPr>
             <w:r>
               <w:rPr>
-                <w:rFonts w:ascii="Noto Sans CJK SC" w:hAnsi="Noto Sans CJK SC" w:eastAsia="Noto Sans CJK SC"/>
+                <w:rFonts w:ascii="Arial" w:hAnsi="Arial" w:eastAsia="Microsoft YaHei" w:cs="Arial"/>
                 <w:b/>
-                <w:sz w:val="18"/>
+                <w:sz w:val="19"/>
               </w:rPr>
               <w:t>层次</w:t>
             </w:r>
@@ -4986,11 +5949,14 @@
             <w:vAlign w:val="center"/>
           </w:tcPr>
           <w:p>
+            <w:pPr>
+              <w:spacing w:line="293" w:lineRule="auto" w:after="70" w:before="30"/>
+            </w:pPr>
             <w:r>
               <w:rPr>
-                <w:rFonts w:ascii="Noto Sans CJK SC" w:hAnsi="Noto Sans CJK SC" w:eastAsia="Noto Sans CJK SC"/>
+                <w:rFonts w:ascii="Arial" w:hAnsi="Arial" w:eastAsia="Microsoft YaHei" w:cs="Arial"/>
                 <w:b/>
-                <w:sz w:val="18"/>
+                <w:sz w:val="19"/>
               </w:rPr>
               <w:t>重点</w:t>
             </w:r>
@@ -5009,10 +5975,13 @@
             </w:tcMar>
           </w:tcPr>
           <w:p>
+            <w:pPr>
+              <w:spacing w:line="293" w:lineRule="auto" w:after="70" w:before="30"/>
+            </w:pPr>
             <w:r>
               <w:rPr>
-                <w:rFonts w:ascii="Noto Sans CJK SC" w:hAnsi="Noto Sans CJK SC" w:eastAsia="Noto Sans CJK SC"/>
-                <w:sz w:val="18"/>
+                <w:rFonts w:ascii="Arial" w:hAnsi="Arial" w:eastAsia="Microsoft YaHei" w:cs="Arial"/>
+                <w:sz w:val="19"/>
               </w:rPr>
               <w:t>单元测试</w:t>
             </w:r>
@@ -5029,10 +5998,13 @@
             </w:tcMar>
           </w:tcPr>
           <w:p>
+            <w:pPr>
+              <w:spacing w:line="293" w:lineRule="auto" w:after="70" w:before="30"/>
+            </w:pPr>
             <w:r>
               <w:rPr>
-                <w:rFonts w:ascii="Noto Sans CJK SC" w:hAnsi="Noto Sans CJK SC" w:eastAsia="Noto Sans CJK SC"/>
-                <w:sz w:val="18"/>
+                <w:rFonts w:ascii="Arial" w:hAnsi="Arial" w:eastAsia="Microsoft YaHei" w:cs="Arial"/>
+                <w:sz w:val="19"/>
               </w:rPr>
               <w:t>状态机、权限判断、评分函数、金额结算、领域规则</w:t>
             </w:r>
@@ -5051,10 +6023,13 @@
             </w:tcMar>
           </w:tcPr>
           <w:p>
+            <w:pPr>
+              <w:spacing w:line="293" w:lineRule="auto" w:after="70" w:before="30"/>
+            </w:pPr>
             <w:r>
               <w:rPr>
-                <w:rFonts w:ascii="Noto Sans CJK SC" w:hAnsi="Noto Sans CJK SC" w:eastAsia="Noto Sans CJK SC"/>
-                <w:sz w:val="18"/>
+                <w:rFonts w:ascii="Arial" w:hAnsi="Arial" w:eastAsia="Microsoft YaHei" w:cs="Arial"/>
+                <w:sz w:val="19"/>
               </w:rPr>
               <w:t>集成测试</w:t>
             </w:r>
@@ -5071,10 +6046,13 @@
             </w:tcMar>
           </w:tcPr>
           <w:p>
+            <w:pPr>
+              <w:spacing w:line="293" w:lineRule="auto" w:after="70" w:before="30"/>
+            </w:pPr>
             <w:r>
               <w:rPr>
-                <w:rFonts w:ascii="Noto Sans CJK SC" w:hAnsi="Noto Sans CJK SC" w:eastAsia="Noto Sans CJK SC"/>
-                <w:sz w:val="18"/>
+                <w:rFonts w:ascii="Arial" w:hAnsi="Arial" w:eastAsia="Microsoft YaHei" w:cs="Arial"/>
+                <w:sz w:val="19"/>
               </w:rPr>
               <w:t>MySQL 事务、MinIO、服务间 API、Outbox 生产/消费</w:t>
             </w:r>
@@ -5093,10 +6071,13 @@
             </w:tcMar>
           </w:tcPr>
           <w:p>
+            <w:pPr>
+              <w:spacing w:line="293" w:lineRule="auto" w:after="70" w:before="30"/>
+            </w:pPr>
             <w:r>
               <w:rPr>
-                <w:rFonts w:ascii="Noto Sans CJK SC" w:hAnsi="Noto Sans CJK SC" w:eastAsia="Noto Sans CJK SC"/>
-                <w:sz w:val="18"/>
+                <w:rFonts w:ascii="Arial" w:hAnsi="Arial" w:eastAsia="Microsoft YaHei" w:cs="Arial"/>
+                <w:sz w:val="19"/>
               </w:rPr>
               <w:t>并发测试</w:t>
             </w:r>
@@ -5113,10 +6094,13 @@
             </w:tcMar>
           </w:tcPr>
           <w:p>
+            <w:pPr>
+              <w:spacing w:line="293" w:lineRule="auto" w:after="70" w:before="30"/>
+            </w:pPr>
             <w:r>
               <w:rPr>
-                <w:rFonts w:ascii="Noto Sans CJK SC" w:hAnsi="Noto Sans CJK SC" w:eastAsia="Noto Sans CJK SC"/>
-                <w:sz w:val="18"/>
+                <w:rFonts w:ascii="Arial" w:hAnsi="Arial" w:eastAsia="Microsoft YaHei" w:cs="Arial"/>
+                <w:sz w:val="19"/>
               </w:rPr>
               <w:t>Case 认领只能一个负责人成功</w:t>
             </w:r>
@@ -5135,10 +6119,13 @@
             </w:tcMar>
           </w:tcPr>
           <w:p>
+            <w:pPr>
+              <w:spacing w:line="293" w:lineRule="auto" w:after="70" w:before="30"/>
+            </w:pPr>
             <w:r>
               <w:rPr>
-                <w:rFonts w:ascii="Noto Sans CJK SC" w:hAnsi="Noto Sans CJK SC" w:eastAsia="Noto Sans CJK SC"/>
-                <w:sz w:val="18"/>
+                <w:rFonts w:ascii="Arial" w:hAnsi="Arial" w:eastAsia="Microsoft YaHei" w:cs="Arial"/>
+                <w:sz w:val="19"/>
               </w:rPr>
               <w:t>降级测试</w:t>
             </w:r>
@@ -5155,10 +6142,13 @@
             </w:tcMar>
           </w:tcPr>
           <w:p>
+            <w:pPr>
+              <w:spacing w:line="293" w:lineRule="auto" w:after="70" w:before="30"/>
+            </w:pPr>
             <w:r>
               <w:rPr>
-                <w:rFonts w:ascii="Noto Sans CJK SC" w:hAnsi="Noto Sans CJK SC" w:eastAsia="Noto Sans CJK SC"/>
-                <w:sz w:val="18"/>
+                <w:rFonts w:ascii="Arial" w:hAnsi="Arial" w:eastAsia="Microsoft YaHei" w:cs="Arial"/>
+                <w:sz w:val="19"/>
               </w:rPr>
               <w:t>AI 超时/返回非法 JSON 时仍可手工提交</w:t>
             </w:r>
@@ -5177,10 +6167,13 @@
             </w:tcMar>
           </w:tcPr>
           <w:p>
+            <w:pPr>
+              <w:spacing w:line="293" w:lineRule="auto" w:after="70" w:before="30"/>
+            </w:pPr>
             <w:r>
               <w:rPr>
-                <w:rFonts w:ascii="Noto Sans CJK SC" w:hAnsi="Noto Sans CJK SC" w:eastAsia="Noto Sans CJK SC"/>
-                <w:sz w:val="18"/>
+                <w:rFonts w:ascii="Arial" w:hAnsi="Arial" w:eastAsia="Microsoft YaHei" w:cs="Arial"/>
+                <w:sz w:val="19"/>
               </w:rPr>
               <w:t>E2E</w:t>
             </w:r>
@@ -5197,10 +6190,13 @@
             </w:tcMar>
           </w:tcPr>
           <w:p>
+            <w:pPr>
+              <w:spacing w:line="293" w:lineRule="auto" w:after="70" w:before="30"/>
+            </w:pPr>
             <w:r>
               <w:rPr>
-                <w:rFonts w:ascii="Noto Sans CJK SC" w:hAnsi="Noto Sans CJK SC" w:eastAsia="Noto Sans CJK SC"/>
-                <w:sz w:val="18"/>
+                <w:rFonts w:ascii="Arial" w:hAnsi="Arial" w:eastAsia="Microsoft YaHei" w:cs="Arial"/>
+                <w:sz w:val="19"/>
               </w:rPr>
               <w:t>记录→AI→Event→Case→Timeline；领养→交接→AdoptionRelation→领养后动态</w:t>
             </w:r>
@@ -5219,10 +6215,13 @@
             </w:tcMar>
           </w:tcPr>
           <w:p>
+            <w:pPr>
+              <w:spacing w:line="293" w:lineRule="auto" w:after="70" w:before="30"/>
+            </w:pPr>
             <w:r>
               <w:rPr>
-                <w:rFonts w:ascii="Noto Sans CJK SC" w:hAnsi="Noto Sans CJK SC" w:eastAsia="Noto Sans CJK SC"/>
-                <w:sz w:val="18"/>
+                <w:rFonts w:ascii="Arial" w:hAnsi="Arial" w:eastAsia="Microsoft YaHei" w:cs="Arial"/>
+                <w:sz w:val="19"/>
               </w:rPr>
               <w:t>AI 实验</w:t>
             </w:r>
@@ -5239,10 +6238,13 @@
             </w:tcMar>
           </w:tcPr>
           <w:p>
+            <w:pPr>
+              <w:spacing w:line="293" w:lineRule="auto" w:after="70" w:before="30"/>
+            </w:pPr>
             <w:r>
               <w:rPr>
-                <w:rFonts w:ascii="Noto Sans CJK SC" w:hAnsi="Noto Sans CJK SC" w:eastAsia="Noto Sans CJK SC"/>
-                <w:sz w:val="18"/>
+                <w:rFonts w:ascii="Arial" w:hAnsi="Arial" w:eastAsia="Microsoft YaHei" w:cs="Arial"/>
+                <w:sz w:val="19"/>
               </w:rPr>
               <w:t>固定测试集、Top-K 指标、不同特征组合对比、失败案例分析</w:t>
             </w:r>
@@ -5250,12 +6252,19 @@
         </w:tc>
       </w:tr>
     </w:tbl>
-    <w:p/>
+    <w:p>
+      <w:pPr>
+        <w:spacing w:line="331" w:lineRule="auto" w:after="110"/>
+      </w:pPr>
+    </w:p>
     <w:p>
       <w:pPr>
         <w:pStyle w:val="Heading1"/>
       </w:pPr>
       <w:r>
+        <w:rPr>
+          <w:rFonts w:ascii="Arial" w:hAnsi="Arial" w:eastAsia="Microsoft YaHei" w:cs="Arial"/>
+        </w:rPr>
         <w:t>15. 实施阶段建议</w:t>
       </w:r>
     </w:p>
@@ -5265,6 +6274,12 @@
         <w:tblW w:type="auto" w:w="0"/>
         <w:jc w:val="center"/>
         <w:tblLook w:firstColumn="1" w:firstRow="1" w:lastColumn="0" w:lastRow="0" w:noHBand="0" w:noVBand="1" w:val="04A0"/>
+        <w:tblCellMar>
+          <w:top w:w="90" w:type="dxa"/>
+          <w:bottom w:w="90" w:type="dxa"/>
+          <w:left w:w="120" w:type="dxa"/>
+          <w:right w:w="120" w:type="dxa"/>
+        </w:tblCellMar>
       </w:tblPr>
       <w:tblGrid>
         <w:gridCol w:w="3360"/>
@@ -5279,11 +6294,14 @@
             <w:vAlign w:val="center"/>
           </w:tcPr>
           <w:p>
+            <w:pPr>
+              <w:spacing w:line="293" w:lineRule="auto" w:after="70" w:before="30"/>
+            </w:pPr>
             <w:r>
               <w:rPr>
-                <w:rFonts w:ascii="Noto Sans CJK SC" w:hAnsi="Noto Sans CJK SC" w:eastAsia="Noto Sans CJK SC"/>
+                <w:rFonts w:ascii="Arial" w:hAnsi="Arial" w:eastAsia="Microsoft YaHei" w:cs="Arial"/>
                 <w:b/>
-                <w:sz w:val="18"/>
+                <w:sz w:val="19"/>
               </w:rPr>
               <w:t>阶段</w:t>
             </w:r>
@@ -5296,11 +6314,14 @@
             <w:vAlign w:val="center"/>
           </w:tcPr>
           <w:p>
+            <w:pPr>
+              <w:spacing w:line="293" w:lineRule="auto" w:after="70" w:before="30"/>
+            </w:pPr>
             <w:r>
               <w:rPr>
-                <w:rFonts w:ascii="Noto Sans CJK SC" w:hAnsi="Noto Sans CJK SC" w:eastAsia="Noto Sans CJK SC"/>
+                <w:rFonts w:ascii="Arial" w:hAnsi="Arial" w:eastAsia="Microsoft YaHei" w:cs="Arial"/>
                 <w:b/>
-                <w:sz w:val="18"/>
+                <w:sz w:val="19"/>
               </w:rPr>
               <w:t>范围</w:t>
             </w:r>
@@ -5313,11 +6334,14 @@
             <w:vAlign w:val="center"/>
           </w:tcPr>
           <w:p>
+            <w:pPr>
+              <w:spacing w:line="293" w:lineRule="auto" w:after="70" w:before="30"/>
+            </w:pPr>
             <w:r>
               <w:rPr>
-                <w:rFonts w:ascii="Noto Sans CJK SC" w:hAnsi="Noto Sans CJK SC" w:eastAsia="Noto Sans CJK SC"/>
+                <w:rFonts w:ascii="Arial" w:hAnsi="Arial" w:eastAsia="Microsoft YaHei" w:cs="Arial"/>
                 <w:b/>
-                <w:sz w:val="18"/>
+                <w:sz w:val="19"/>
               </w:rPr>
               <w:t>完成判定</w:t>
             </w:r>
@@ -5336,10 +6360,13 @@
             </w:tcMar>
           </w:tcPr>
           <w:p>
+            <w:pPr>
+              <w:spacing w:line="293" w:lineRule="auto" w:after="70" w:before="30"/>
+            </w:pPr>
             <w:r>
               <w:rPr>
-                <w:rFonts w:ascii="Noto Sans CJK SC" w:hAnsi="Noto Sans CJK SC" w:eastAsia="Noto Sans CJK SC"/>
-                <w:sz w:val="18"/>
+                <w:rFonts w:ascii="Arial" w:hAnsi="Arial" w:eastAsia="Microsoft YaHei" w:cs="Arial"/>
+                <w:sz w:val="19"/>
               </w:rPr>
               <w:t>Phase 0</w:t>
             </w:r>
@@ -5356,10 +6383,13 @@
             </w:tcMar>
           </w:tcPr>
           <w:p>
+            <w:pPr>
+              <w:spacing w:line="293" w:lineRule="auto" w:after="70" w:before="30"/>
+            </w:pPr>
             <w:r>
               <w:rPr>
-                <w:rFonts w:ascii="Noto Sans CJK SC" w:hAnsi="Noto Sans CJK SC" w:eastAsia="Noto Sans CJK SC"/>
-                <w:sz w:val="18"/>
+                <w:rFonts w:ascii="Arial" w:hAnsi="Arial" w:eastAsia="Microsoft YaHei" w:cs="Arial"/>
+                <w:sz w:val="19"/>
               </w:rPr>
               <w:t>Monorepo/多服务骨架、Gateway、Nacos、MySQL、MinIO、统一规范</w:t>
             </w:r>
@@ -5376,10 +6406,13 @@
             </w:tcMar>
           </w:tcPr>
           <w:p>
+            <w:pPr>
+              <w:spacing w:line="293" w:lineRule="auto" w:after="70" w:before="30"/>
+            </w:pPr>
             <w:r>
               <w:rPr>
-                <w:rFonts w:ascii="Noto Sans CJK SC" w:hAnsi="Noto Sans CJK SC" w:eastAsia="Noto Sans CJK SC"/>
-                <w:sz w:val="18"/>
+                <w:rFonts w:ascii="Arial" w:hAnsi="Arial" w:eastAsia="Microsoft YaHei" w:cs="Arial"/>
+                <w:sz w:val="19"/>
               </w:rPr>
               <w:t>所有服务可启动、注册、健康检查通过</w:t>
             </w:r>
@@ -5398,10 +6431,13 @@
             </w:tcMar>
           </w:tcPr>
           <w:p>
+            <w:pPr>
+              <w:spacing w:line="293" w:lineRule="auto" w:after="70" w:before="30"/>
+            </w:pPr>
             <w:r>
               <w:rPr>
-                <w:rFonts w:ascii="Noto Sans CJK SC" w:hAnsi="Noto Sans CJK SC" w:eastAsia="Noto Sans CJK SC"/>
-                <w:sz w:val="18"/>
+                <w:rFonts w:ascii="Arial" w:hAnsi="Arial" w:eastAsia="Microsoft YaHei" w:cs="Arial"/>
+                <w:sz w:val="19"/>
               </w:rPr>
               <w:t>Phase 1</w:t>
             </w:r>
@@ -5418,10 +6454,13 @@
             </w:tcMar>
           </w:tcPr>
           <w:p>
+            <w:pPr>
+              <w:spacing w:line="293" w:lineRule="auto" w:after="70" w:before="30"/>
+            </w:pPr>
             <w:r>
               <w:rPr>
-                <w:rFonts w:ascii="Noto Sans CJK SC" w:hAnsi="Noto Sans CJK SC" w:eastAsia="Noto Sans CJK SC"/>
-                <w:sz w:val="18"/>
+                <w:rFonts w:ascii="Arial" w:hAnsi="Arial" w:eastAsia="Microsoft YaHei" w:cs="Arial"/>
+                <w:sz w:val="19"/>
               </w:rPr>
               <w:t>identity + Campus + Animal + 校园圈基础</w:t>
             </w:r>
@@ -5438,10 +6477,13 @@
             </w:tcMar>
           </w:tcPr>
           <w:p>
+            <w:pPr>
+              <w:spacing w:line="293" w:lineRule="auto" w:after="70" w:before="30"/>
+            </w:pPr>
             <w:r>
               <w:rPr>
-                <w:rFonts w:ascii="Noto Sans CJK SC" w:hAnsi="Noto Sans CJK SC" w:eastAsia="Noto Sans CJK SC"/>
-                <w:sz w:val="18"/>
+                <w:rFonts w:ascii="Arial" w:hAnsi="Arial" w:eastAsia="Microsoft YaHei" w:cs="Arial"/>
+                <w:sz w:val="19"/>
               </w:rPr>
               <w:t>能选校园、登录、浏览 Animal/动态</w:t>
             </w:r>
@@ -5460,10 +6502,13 @@
             </w:tcMar>
           </w:tcPr>
           <w:p>
+            <w:pPr>
+              <w:spacing w:line="293" w:lineRule="auto" w:after="70" w:before="30"/>
+            </w:pPr>
             <w:r>
               <w:rPr>
-                <w:rFonts w:ascii="Noto Sans CJK SC" w:hAnsi="Noto Sans CJK SC" w:eastAsia="Noto Sans CJK SC"/>
-                <w:sz w:val="18"/>
+                <w:rFonts w:ascii="Arial" w:hAnsi="Arial" w:eastAsia="Microsoft YaHei" w:cs="Arial"/>
+                <w:sz w:val="19"/>
               </w:rPr>
               <w:t>Phase 2</w:t>
             </w:r>
@@ -5480,10 +6525,13 @@
             </w:tcMar>
           </w:tcPr>
           <w:p>
+            <w:pPr>
+              <w:spacing w:line="293" w:lineRule="auto" w:after="70" w:before="30"/>
+            </w:pPr>
             <w:r>
               <w:rPr>
-                <w:rFonts w:ascii="Noto Sans CJK SC" w:hAnsi="Noto Sans CJK SC" w:eastAsia="Noto Sans CJK SC"/>
-                <w:sz w:val="18"/>
+                <w:rFonts w:ascii="Arial" w:hAnsi="Arial" w:eastAsia="Microsoft YaHei" w:cs="Arial"/>
+                <w:sz w:val="19"/>
               </w:rPr>
               <w:t>拍照记录 + 多模态 Parser + Candidate Matching</w:t>
             </w:r>
@@ -5500,10 +6548,13 @@
             </w:tcMar>
           </w:tcPr>
           <w:p>
+            <w:pPr>
+              <w:spacing w:line="293" w:lineRule="auto" w:after="70" w:before="30"/>
+            </w:pPr>
             <w:r>
               <w:rPr>
-                <w:rFonts w:ascii="Noto Sans CJK SC" w:hAnsi="Noto Sans CJK SC" w:eastAsia="Noto Sans CJK SC"/>
-                <w:sz w:val="18"/>
+                <w:rFonts w:ascii="Arial" w:hAnsi="Arial" w:eastAsia="Microsoft YaHei" w:cs="Arial"/>
+                <w:sz w:val="19"/>
               </w:rPr>
               <w:t>完成核心 AI 记录体验，AI 失败可降级</w:t>
             </w:r>
@@ -5522,10 +6573,13 @@
             </w:tcMar>
           </w:tcPr>
           <w:p>
+            <w:pPr>
+              <w:spacing w:line="293" w:lineRule="auto" w:after="70" w:before="30"/>
+            </w:pPr>
             <w:r>
               <w:rPr>
-                <w:rFonts w:ascii="Noto Sans CJK SC" w:hAnsi="Noto Sans CJK SC" w:eastAsia="Noto Sans CJK SC"/>
-                <w:sz w:val="18"/>
+                <w:rFonts w:ascii="Arial" w:hAnsi="Arial" w:eastAsia="Microsoft YaHei" w:cs="Arial"/>
+                <w:sz w:val="19"/>
               </w:rPr>
               <w:t>Phase 3</w:t>
             </w:r>
@@ -5542,10 +6596,13 @@
             </w:tcMar>
           </w:tcPr>
           <w:p>
+            <w:pPr>
+              <w:spacing w:line="293" w:lineRule="auto" w:after="70" w:before="30"/>
+            </w:pPr>
             <w:r>
               <w:rPr>
-                <w:rFonts w:ascii="Noto Sans CJK SC" w:hAnsi="Noto Sans CJK SC" w:eastAsia="Noto Sans CJK SC"/>
-                <w:sz w:val="18"/>
+                <w:rFonts w:ascii="Arial" w:hAnsi="Arial" w:eastAsia="Microsoft YaHei" w:cs="Arial"/>
+                <w:sz w:val="19"/>
               </w:rPr>
               <w:t>Event + Evidence + Volunteer + Case + Timeline</w:t>
             </w:r>
@@ -5562,10 +6619,13 @@
             </w:tcMar>
           </w:tcPr>
           <w:p>
+            <w:pPr>
+              <w:spacing w:line="293" w:lineRule="auto" w:after="70" w:before="30"/>
+            </w:pPr>
             <w:r>
               <w:rPr>
-                <w:rFonts w:ascii="Noto Sans CJK SC" w:hAnsi="Noto Sans CJK SC" w:eastAsia="Noto Sans CJK SC"/>
-                <w:sz w:val="18"/>
+                <w:rFonts w:ascii="Arial" w:hAnsi="Arial" w:eastAsia="Microsoft YaHei" w:cs="Arial"/>
+                <w:sz w:val="19"/>
               </w:rPr>
               <w:t>救助核心闭环跑通</w:t>
             </w:r>
@@ -5584,10 +6644,13 @@
             </w:tcMar>
           </w:tcPr>
           <w:p>
+            <w:pPr>
+              <w:spacing w:line="293" w:lineRule="auto" w:after="70" w:before="30"/>
+            </w:pPr>
             <w:r>
               <w:rPr>
-                <w:rFonts w:ascii="Noto Sans CJK SC" w:hAnsi="Noto Sans CJK SC" w:eastAsia="Noto Sans CJK SC"/>
-                <w:sz w:val="18"/>
+                <w:rFonts w:ascii="Arial" w:hAnsi="Arial" w:eastAsia="Microsoft YaHei" w:cs="Arial"/>
+                <w:sz w:val="19"/>
               </w:rPr>
               <w:t>Phase 4</w:t>
             </w:r>
@@ -5604,10 +6667,13 @@
             </w:tcMar>
           </w:tcPr>
           <w:p>
+            <w:pPr>
+              <w:spacing w:line="293" w:lineRule="auto" w:after="70" w:before="30"/>
+            </w:pPr>
             <w:r>
               <w:rPr>
-                <w:rFonts w:ascii="Noto Sans CJK SC" w:hAnsi="Noto Sans CJK SC" w:eastAsia="Noto Sans CJK SC"/>
-                <w:sz w:val="18"/>
+                <w:rFonts w:ascii="Arial" w:hAnsi="Arial" w:eastAsia="Microsoft YaHei" w:cs="Arial"/>
+                <w:sz w:val="19"/>
               </w:rPr>
               <w:t>Adoption 申请/审核/交接/Relation/领养后动态</w:t>
             </w:r>
@@ -5624,10 +6690,13 @@
             </w:tcMar>
           </w:tcPr>
           <w:p>
+            <w:pPr>
+              <w:spacing w:line="293" w:lineRule="auto" w:after="70" w:before="30"/>
+            </w:pPr>
             <w:r>
               <w:rPr>
-                <w:rFonts w:ascii="Noto Sans CJK SC" w:hAnsi="Noto Sans CJK SC" w:eastAsia="Noto Sans CJK SC"/>
-                <w:sz w:val="18"/>
+                <w:rFonts w:ascii="Arial" w:hAnsi="Arial" w:eastAsia="Microsoft YaHei" w:cs="Arial"/>
+                <w:sz w:val="19"/>
               </w:rPr>
               <w:t>第二条生命周期闭环跑通</w:t>
             </w:r>
@@ -5646,10 +6715,13 @@
             </w:tcMar>
           </w:tcPr>
           <w:p>
+            <w:pPr>
+              <w:spacing w:line="293" w:lineRule="auto" w:after="70" w:before="30"/>
+            </w:pPr>
             <w:r>
               <w:rPr>
-                <w:rFonts w:ascii="Noto Sans CJK SC" w:hAnsi="Noto Sans CJK SC" w:eastAsia="Noto Sans CJK SC"/>
-                <w:sz w:val="18"/>
+                <w:rFonts w:ascii="Arial" w:hAnsi="Arial" w:eastAsia="Microsoft YaHei" w:cs="Arial"/>
+                <w:sz w:val="19"/>
               </w:rPr>
               <w:t>Phase 5</w:t>
             </w:r>
@@ -5666,10 +6738,13 @@
             </w:tcMar>
           </w:tcPr>
           <w:p>
+            <w:pPr>
+              <w:spacing w:line="293" w:lineRule="auto" w:after="70" w:before="30"/>
+            </w:pPr>
             <w:r>
               <w:rPr>
-                <w:rFonts w:ascii="Noto Sans CJK SC" w:hAnsi="Noto Sans CJK SC" w:eastAsia="Noto Sans CJK SC"/>
-                <w:sz w:val="18"/>
+                <w:rFonts w:ascii="Arial" w:hAnsi="Arial" w:eastAsia="Microsoft YaHei" w:cs="Arial"/>
+                <w:sz w:val="19"/>
               </w:rPr>
               <w:t>公益支持、AI 凭证预审、Animal Merge、FollowUp、内容治理</w:t>
             </w:r>
@@ -5686,10 +6761,13 @@
             </w:tcMar>
           </w:tcPr>
           <w:p>
+            <w:pPr>
+              <w:spacing w:line="293" w:lineRule="auto" w:after="70" w:before="30"/>
+            </w:pPr>
             <w:r>
               <w:rPr>
-                <w:rFonts w:ascii="Noto Sans CJK SC" w:hAnsi="Noto Sans CJK SC" w:eastAsia="Noto Sans CJK SC"/>
-                <w:sz w:val="18"/>
+                <w:rFonts w:ascii="Arial" w:hAnsi="Arial" w:eastAsia="Microsoft YaHei" w:cs="Arial"/>
+                <w:sz w:val="19"/>
               </w:rPr>
               <w:t>增强项与优秀毕设加深</w:t>
             </w:r>
@@ -5708,10 +6786,13 @@
             </w:tcMar>
           </w:tcPr>
           <w:p>
+            <w:pPr>
+              <w:spacing w:line="293" w:lineRule="auto" w:after="70" w:before="30"/>
+            </w:pPr>
             <w:r>
               <w:rPr>
-                <w:rFonts w:ascii="Noto Sans CJK SC" w:hAnsi="Noto Sans CJK SC" w:eastAsia="Noto Sans CJK SC"/>
-                <w:sz w:val="18"/>
+                <w:rFonts w:ascii="Arial" w:hAnsi="Arial" w:eastAsia="Microsoft YaHei" w:cs="Arial"/>
+                <w:sz w:val="19"/>
               </w:rPr>
               <w:t>Phase 6</w:t>
             </w:r>
@@ -5728,10 +6809,13 @@
             </w:tcMar>
           </w:tcPr>
           <w:p>
+            <w:pPr>
+              <w:spacing w:line="293" w:lineRule="auto" w:after="70" w:before="30"/>
+            </w:pPr>
             <w:r>
               <w:rPr>
-                <w:rFonts w:ascii="Noto Sans CJK SC" w:hAnsi="Noto Sans CJK SC" w:eastAsia="Noto Sans CJK SC"/>
-                <w:sz w:val="18"/>
+                <w:rFonts w:ascii="Arial" w:hAnsi="Arial" w:eastAsia="Microsoft YaHei" w:cs="Arial"/>
+                <w:sz w:val="19"/>
               </w:rPr>
               <w:t>RabbitMQ/Outbox 完善、实验、性能与论文数据</w:t>
             </w:r>
@@ -5748,10 +6832,13 @@
             </w:tcMar>
           </w:tcPr>
           <w:p>
+            <w:pPr>
+              <w:spacing w:line="293" w:lineRule="auto" w:after="70" w:before="30"/>
+            </w:pPr>
             <w:r>
               <w:rPr>
-                <w:rFonts w:ascii="Noto Sans CJK SC" w:hAnsi="Noto Sans CJK SC" w:eastAsia="Noto Sans CJK SC"/>
-                <w:sz w:val="18"/>
+                <w:rFonts w:ascii="Arial" w:hAnsi="Arial" w:eastAsia="Microsoft YaHei" w:cs="Arial"/>
+                <w:sz w:val="19"/>
               </w:rPr>
               <w:t>关键跨服务事件可靠、实验数据可复现</w:t>
             </w:r>
@@ -5759,53 +6846,90 @@
         </w:tc>
       </w:tr>
     </w:tbl>
-    <w:p/>
+    <w:p>
+      <w:pPr>
+        <w:spacing w:line="331" w:lineRule="auto" w:after="110"/>
+      </w:pPr>
+    </w:p>
     <w:p>
       <w:pPr>
         <w:pStyle w:val="Heading1"/>
       </w:pPr>
       <w:r>
+        <w:rPr>
+          <w:rFonts w:ascii="Arial" w:hAnsi="Arial" w:eastAsia="Microsoft YaHei" w:cs="Arial"/>
+        </w:rPr>
         <w:t>16. V1 非目标与禁止擅自引入</w:t>
       </w:r>
     </w:p>
     <w:p>
       <w:pPr>
-        <w:pStyle w:val="ListBullet"/>
+        <w:spacing w:after="110" w:line="331" w:lineRule="auto"/>
+        <w:ind w:left="312" w:hanging="181"/>
       </w:pPr>
       <w:r>
-        <w:t>不引入 Kubernetes、Service Mesh、Seata、Kafka、Flink、Elasticsearch，除非后续 TD Amendment 明确批准。</w:t>
+        <w:rPr>
+          <w:rFonts w:ascii="Arial" w:hAnsi="Arial" w:eastAsia="Microsoft YaHei" w:cs="Arial"/>
+          <w:color w:val="2B2B2B"/>
+          <w:sz w:val="21"/>
+        </w:rPr>
+        <w:t>•  不引入 Kubernetes、Service Mesh、Seata、Kafka、Flink、Elasticsearch，除非后续 TD Amendment 明确批准。</w:t>
       </w:r>
     </w:p>
     <w:p>
       <w:pPr>
-        <w:pStyle w:val="ListBullet"/>
+        <w:spacing w:after="110" w:line="331" w:lineRule="auto"/>
+        <w:ind w:left="312" w:hanging="181"/>
       </w:pPr>
       <w:r>
-        <w:t>Redis 不是默认基础设施；只有明确缓存、短期状态、幂等或锁需求时再评估。</w:t>
+        <w:rPr>
+          <w:rFonts w:ascii="Arial" w:hAnsi="Arial" w:eastAsia="Microsoft YaHei" w:cs="Arial"/>
+          <w:color w:val="2B2B2B"/>
+          <w:sz w:val="21"/>
+        </w:rPr>
+        <w:t>•  Redis 不是默认基础设施；只有明确缓存、短期状态、幂等或锁需求时再评估。</w:t>
       </w:r>
     </w:p>
     <w:p>
       <w:pPr>
-        <w:pStyle w:val="ListBullet"/>
+        <w:spacing w:after="110" w:line="331" w:lineRule="auto"/>
+        <w:ind w:left="312" w:hanging="181"/>
       </w:pPr>
       <w:r>
-        <w:t>不做全国流浪动物平台、宠物商城、医院系统、宠物健康管理、IM 私聊、积分排行榜、AI 宠物聊天。</w:t>
+        <w:rPr>
+          <w:rFonts w:ascii="Arial" w:hAnsi="Arial" w:eastAsia="Microsoft YaHei" w:cs="Arial"/>
+          <w:color w:val="2B2B2B"/>
+          <w:sz w:val="21"/>
+        </w:rPr>
+        <w:t>•  不做全国流浪动物平台、宠物商城、医院系统、宠物健康管理、IM 私聊、积分排行榜、AI 宠物聊天。</w:t>
       </w:r>
     </w:p>
     <w:p>
       <w:pPr>
-        <w:pStyle w:val="ListBullet"/>
+        <w:spacing w:after="110" w:line="331" w:lineRule="auto"/>
+        <w:ind w:left="312" w:hanging="181"/>
       </w:pPr>
       <w:r>
-        <w:t>Historical RAG 为增强项，不得阻塞核心救助与领养闭环。</w:t>
+        <w:rPr>
+          <w:rFonts w:ascii="Arial" w:hAnsi="Arial" w:eastAsia="Microsoft YaHei" w:cs="Arial"/>
+          <w:color w:val="2B2B2B"/>
+          <w:sz w:val="21"/>
+        </w:rPr>
+        <w:t>•  Historical RAG 为增强项，不得阻塞核心救助与领养闭环。</w:t>
       </w:r>
     </w:p>
     <w:p>
       <w:pPr>
-        <w:pStyle w:val="ListBullet"/>
+        <w:spacing w:after="110" w:line="331" w:lineRule="auto"/>
+        <w:ind w:left="312" w:hanging="181"/>
       </w:pPr>
       <w:r>
-        <w:t>不训练自研动物 Re-ID 深度模型；V1 使用现有视觉/多模态能力与可解释融合排序。</w:t>
+        <w:rPr>
+          <w:rFonts w:ascii="Arial" w:hAnsi="Arial" w:eastAsia="Microsoft YaHei" w:cs="Arial"/>
+          <w:color w:val="2B2B2B"/>
+          <w:sz w:val="21"/>
+        </w:rPr>
+        <w:t>•  不训练自研动物 Re-ID 深度模型；V1 使用现有视觉/多模态能力与可解释融合排序。</w:t>
       </w:r>
     </w:p>
     <w:p>
@@ -5813,6 +6937,9 @@
         <w:pStyle w:val="Heading1"/>
       </w:pPr>
       <w:r>
+        <w:rPr>
+          <w:rFonts w:ascii="Arial" w:hAnsi="Arial" w:eastAsia="Microsoft YaHei" w:cs="Arial"/>
+        </w:rPr>
         <w:t>17. 已冻结决策与实现期可选项</w:t>
       </w:r>
     </w:p>
@@ -5822,6 +6949,12 @@
         <w:tblW w:type="auto" w:w="0"/>
         <w:jc w:val="center"/>
         <w:tblLook w:firstColumn="1" w:firstRow="1" w:lastColumn="0" w:lastRow="0" w:noHBand="0" w:noVBand="1" w:val="04A0"/>
+        <w:tblCellMar>
+          <w:top w:w="90" w:type="dxa"/>
+          <w:bottom w:w="90" w:type="dxa"/>
+          <w:left w:w="120" w:type="dxa"/>
+          <w:right w:w="120" w:type="dxa"/>
+        </w:tblCellMar>
       </w:tblPr>
       <w:tblGrid>
         <w:gridCol w:w="5040"/>
@@ -5835,11 +6968,14 @@
             <w:vAlign w:val="center"/>
           </w:tcPr>
           <w:p>
+            <w:pPr>
+              <w:spacing w:line="293" w:lineRule="auto" w:after="70" w:before="30"/>
+            </w:pPr>
             <w:r>
               <w:rPr>
-                <w:rFonts w:ascii="Noto Sans CJK SC" w:hAnsi="Noto Sans CJK SC" w:eastAsia="Noto Sans CJK SC"/>
+                <w:rFonts w:ascii="Arial" w:hAnsi="Arial" w:eastAsia="Microsoft YaHei" w:cs="Arial"/>
                 <w:b/>
-                <w:sz w:val="18"/>
+                <w:sz w:val="19"/>
               </w:rPr>
               <w:t>类型</w:t>
             </w:r>
@@ -5852,11 +6988,14 @@
             <w:vAlign w:val="center"/>
           </w:tcPr>
           <w:p>
+            <w:pPr>
+              <w:spacing w:line="293" w:lineRule="auto" w:after="70" w:before="30"/>
+            </w:pPr>
             <w:r>
               <w:rPr>
-                <w:rFonts w:ascii="Noto Sans CJK SC" w:hAnsi="Noto Sans CJK SC" w:eastAsia="Noto Sans CJK SC"/>
+                <w:rFonts w:ascii="Arial" w:hAnsi="Arial" w:eastAsia="Microsoft YaHei" w:cs="Arial"/>
                 <w:b/>
-                <w:sz w:val="18"/>
+                <w:sz w:val="19"/>
               </w:rPr>
               <w:t>内容</w:t>
             </w:r>
@@ -5875,10 +7014,13 @@
             </w:tcMar>
           </w:tcPr>
           <w:p>
+            <w:pPr>
+              <w:spacing w:line="293" w:lineRule="auto" w:after="70" w:before="30"/>
+            </w:pPr>
             <w:r>
               <w:rPr>
-                <w:rFonts w:ascii="Noto Sans CJK SC" w:hAnsi="Noto Sans CJK SC" w:eastAsia="Noto Sans CJK SC"/>
-                <w:sz w:val="18"/>
+                <w:rFonts w:ascii="Arial" w:hAnsi="Arial" w:eastAsia="Microsoft YaHei" w:cs="Arial"/>
+                <w:sz w:val="19"/>
               </w:rPr>
               <w:t>已冻结</w:t>
             </w:r>
@@ -5895,10 +7037,13 @@
             </w:tcMar>
           </w:tcPr>
           <w:p>
+            <w:pPr>
+              <w:spacing w:line="293" w:lineRule="auto" w:after="70" w:before="30"/>
+            </w:pPr>
             <w:r>
               <w:rPr>
-                <w:rFonts w:ascii="Noto Sans CJK SC" w:hAnsi="Noto Sans CJK SC" w:eastAsia="Noto Sans CJK SC"/>
-                <w:sz w:val="18"/>
+                <w:rFonts w:ascii="Arial" w:hAnsi="Arial" w:eastAsia="Microsoft YaHei" w:cs="Arial"/>
+                <w:sz w:val="19"/>
               </w:rPr>
               <w:t>5 个核心服务 + Gateway；MySQL 8.x；MinIO；AI 人工确认；Event ≠ Case；Animal 长期 ID；公益挂 Case；APPROVED ≠ ADOPTED</w:t>
             </w:r>
@@ -5917,10 +7062,13 @@
             </w:tcMar>
           </w:tcPr>
           <w:p>
+            <w:pPr>
+              <w:spacing w:line="293" w:lineRule="auto" w:after="70" w:before="30"/>
+            </w:pPr>
             <w:r>
               <w:rPr>
-                <w:rFonts w:ascii="Noto Sans CJK SC" w:hAnsi="Noto Sans CJK SC" w:eastAsia="Noto Sans CJK SC"/>
-                <w:sz w:val="18"/>
+                <w:rFonts w:ascii="Arial" w:hAnsi="Arial" w:eastAsia="Microsoft YaHei" w:cs="Arial"/>
+                <w:sz w:val="19"/>
               </w:rPr>
               <w:t>实现期可选</w:t>
             </w:r>
@@ -5937,10 +7085,13 @@
             </w:tcMar>
           </w:tcPr>
           <w:p>
+            <w:pPr>
+              <w:spacing w:line="293" w:lineRule="auto" w:after="70" w:before="30"/>
+            </w:pPr>
             <w:r>
               <w:rPr>
-                <w:rFonts w:ascii="Noto Sans CJK SC" w:hAnsi="Noto Sans CJK SC" w:eastAsia="Noto Sans CJK SC"/>
-                <w:sz w:val="18"/>
+                <w:rFonts w:ascii="Arial" w:hAnsi="Arial" w:eastAsia="Microsoft YaHei" w:cs="Arial"/>
+                <w:sz w:val="19"/>
               </w:rPr>
               <w:t>高德或腾讯地图 SDK；具体多模态模型提供方；Spring Cloud Alibaba 兼容版本；Candidate Matching 初始权重</w:t>
             </w:r>
@@ -5959,10 +7110,13 @@
             </w:tcMar>
           </w:tcPr>
           <w:p>
+            <w:pPr>
+              <w:spacing w:line="293" w:lineRule="auto" w:after="70" w:before="30"/>
+            </w:pPr>
             <w:r>
               <w:rPr>
-                <w:rFonts w:ascii="Noto Sans CJK SC" w:hAnsi="Noto Sans CJK SC" w:eastAsia="Noto Sans CJK SC"/>
-                <w:sz w:val="18"/>
+                <w:rFonts w:ascii="Arial" w:hAnsi="Arial" w:eastAsia="Microsoft YaHei" w:cs="Arial"/>
+                <w:sz w:val="19"/>
               </w:rPr>
               <w:t>后续 Amendment 才能改变</w:t>
             </w:r>
@@ -5979,10 +7133,13 @@
             </w:tcMar>
           </w:tcPr>
           <w:p>
+            <w:pPr>
+              <w:spacing w:line="293" w:lineRule="auto" w:after="70" w:before="30"/>
+            </w:pPr>
             <w:r>
               <w:rPr>
-                <w:rFonts w:ascii="Noto Sans CJK SC" w:hAnsi="Noto Sans CJK SC" w:eastAsia="Noto Sans CJK SC"/>
-                <w:sz w:val="18"/>
+                <w:rFonts w:ascii="Arial" w:hAnsi="Arial" w:eastAsia="Microsoft YaHei" w:cs="Arial"/>
+                <w:sz w:val="19"/>
               </w:rPr>
               <w:t>新增/合并微服务、引入新的重型基础设施、改变服务数据所有权、把 AI 输出直接变成业务事实</w:t>
             </w:r>
@@ -5990,36 +7147,55 @@
         </w:tc>
       </w:tr>
     </w:tbl>
-    <w:p/>
+    <w:p>
+      <w:pPr>
+        <w:spacing w:line="331" w:lineRule="auto" w:after="110"/>
+      </w:pPr>
+    </w:p>
     <w:p>
       <w:pPr>
         <w:pStyle w:val="Heading1"/>
       </w:pPr>
       <w:r>
+        <w:rPr>
+          <w:rFonts w:ascii="Arial" w:hAnsi="Arial" w:eastAsia="Microsoft YaHei" w:cs="Arial"/>
+        </w:rPr>
         <w:t>18. 后续文档顺序</w:t>
       </w:r>
     </w:p>
     <w:p>
       <w:pPr>
         <w:pStyle w:val="ListNumber"/>
+        <w:spacing w:line="324" w:lineRule="auto" w:after="100"/>
       </w:pPr>
       <w:r>
+        <w:rPr>
+          <w:rFonts w:ascii="Arial" w:hAnsi="Arial" w:eastAsia="Microsoft YaHei" w:cs="Arial"/>
+        </w:rPr>
         <w:t>以 PRD V2.1 + 本 TD V1.0 为依据更新项目 AGENTS.md V2。</w:t>
       </w:r>
     </w:p>
     <w:p>
       <w:pPr>
         <w:pStyle w:val="ListNumber"/>
+        <w:spacing w:line="324" w:lineRule="auto" w:after="100"/>
       </w:pPr>
       <w:r>
+        <w:rPr>
+          <w:rFonts w:ascii="Arial" w:hAnsi="Arial" w:eastAsia="Microsoft YaHei" w:cs="Arial"/>
+        </w:rPr>
         <w:t>在 Codex 中执行 Phase 0，只搭骨架与工程基线，不提前实现未排期业务。</w:t>
       </w:r>
     </w:p>
     <w:p>
       <w:pPr>
         <w:pStyle w:val="ListNumber"/>
+        <w:spacing w:line="324" w:lineRule="auto" w:after="100"/>
       </w:pPr>
       <w:r>
+        <w:rPr>
+          <w:rFonts w:ascii="Arial" w:hAnsi="Arial" w:eastAsia="Microsoft YaHei" w:cs="Arial"/>
+        </w:rPr>
         <w:t>实现期间如产品需求变化，先改 PRD；如架构边界变化，新增 TD Amendment，再修改 AGENTS。</w:t>
       </w:r>
     </w:p>
@@ -6027,7 +7203,7 @@
       <w:headerReference w:type="default" r:id="rId9"/>
       <w:footerReference w:type="default" r:id="rId10"/>
       <w:pgSz w:w="12240" w:h="15840"/>
-      <w:pgMar w:top="1008" w:right="1080" w:bottom="936" w:left="1080" w:header="720" w:footer="720" w:gutter="0"/>
+      <w:pgMar w:top="1219" w:right="1332" w:bottom="1162" w:left="1332" w:header="720" w:footer="720" w:gutter="0"/>
       <w:cols w:space="720"/>
       <w:docGrid w:linePitch="360"/>
     </w:sectPr>
@@ -6044,7 +7220,7 @@
     </w:pPr>
     <w:r>
       <w:rPr>
-        <w:rFonts w:ascii="Noto Sans CJK SC" w:hAnsi="Noto Sans CJK SC" w:eastAsia="Noto Sans CJK SC"/>
+        <w:rFonts w:ascii="Arial" w:hAnsi="Arial" w:eastAsia="Microsoft YaHei" w:cs="Arial"/>
         <w:color w:val="968273"/>
         <w:sz w:val="16"/>
       </w:rPr>
@@ -6063,7 +7239,7 @@
     </w:pPr>
     <w:r>
       <w:rPr>
-        <w:rFonts w:ascii="Noto Sans CJK SC" w:hAnsi="Noto Sans CJK SC" w:eastAsia="Noto Sans CJK SC"/>
+        <w:rFonts w:ascii="Arial" w:hAnsi="Arial" w:eastAsia="Microsoft YaHei" w:cs="Arial"/>
         <w:color w:val="8C7869"/>
         <w:sz w:val="16"/>
       </w:rPr>
@@ -6161,7 +7337,7 @@
         <w:ind w:left="1440" w:hanging="360"/>
       </w:pPr>
       <w:rPr>
-        <w:rFonts w:ascii="Symbol" w:hAnsi="Symbol" w:hint="default"/>
+        <w:rFonts w:ascii="Arial" w:hAnsi="Arial" w:hint="default" w:eastAsia="Microsoft YaHei" w:cs="Arial"/>
       </w:rPr>
     </w:lvl>
   </w:abstractNum>
@@ -6182,7 +7358,7 @@
         <w:ind w:left="1080" w:hanging="360"/>
       </w:pPr>
       <w:rPr>
-        <w:rFonts w:ascii="Symbol" w:hAnsi="Symbol" w:hint="default"/>
+        <w:rFonts w:ascii="Arial" w:hAnsi="Arial" w:hint="default" w:eastAsia="Microsoft YaHei" w:cs="Arial"/>
       </w:rPr>
     </w:lvl>
   </w:abstractNum>
@@ -6203,7 +7379,7 @@
         <w:ind w:left="720" w:hanging="360"/>
       </w:pPr>
       <w:rPr>
-        <w:rFonts w:ascii="Symbol" w:hAnsi="Symbol" w:hint="default"/>
+        <w:rFonts w:ascii="Arial" w:hAnsi="Arial" w:hint="default" w:eastAsia="Microsoft YaHei" w:cs="Arial"/>
       </w:rPr>
     </w:lvl>
   </w:abstractNum>
@@ -6242,7 +7418,7 @@
         <w:ind w:left="360" w:hanging="360"/>
       </w:pPr>
       <w:rPr>
-        <w:rFonts w:ascii="Symbol" w:hAnsi="Symbol" w:hint="default"/>
+        <w:rFonts w:ascii="Arial" w:hAnsi="Arial" w:hint="default" w:eastAsia="Microsoft YaHei" w:cs="Arial"/>
       </w:rPr>
     </w:lvl>
   </w:abstractNum>
@@ -6281,7 +7457,7 @@
   <w:docDefaults>
     <w:rPrDefault>
       <w:rPr>
-        <w:rFonts w:asciiTheme="minorHAnsi" w:eastAsiaTheme="minorEastAsia" w:hAnsiTheme="minorHAnsi" w:cstheme="minorBidi"/>
+        <w:rFonts w:ascii="Arial" w:hAnsi="Arial" w:eastAsia="Microsoft YaHei" w:cs="Arial"/>
         <w:sz w:val="22"/>
         <w:szCs w:val="22"/>
         <w:lang w:val="en-US" w:eastAsia="en-US" w:bidi="ar-SA"/>
@@ -6437,11 +7613,11 @@
     <w:qFormat/>
     <w:rsid w:val="00FC693F"/>
     <w:pPr>
-      <w:spacing w:after="100" w:line="276" w:lineRule="auto"/>
+      <w:spacing w:after="110" w:line="331" w:lineRule="auto"/>
     </w:pPr>
     <w:rPr>
-      <w:rFonts w:ascii="Noto Sans CJK SC" w:hAnsi="Noto Sans CJK SC" w:eastAsia="Noto Sans CJK SC"/>
-      <w:sz w:val="20"/>
+      <w:rFonts w:ascii="Arial" w:hAnsi="Arial" w:eastAsia="Microsoft YaHei" w:cs="Arial"/>
+      <w:sz w:val="21"/>
     </w:rPr>
   </w:style>
   <w:style w:type="paragraph" w:styleId="Header">
@@ -6499,15 +7675,15 @@
     <w:pPr>
       <w:keepNext/>
       <w:keepLines/>
-      <w:spacing w:before="200" w:after="100"/>
+      <w:spacing w:before="340" w:after="160" w:line="276" w:lineRule="auto"/>
       <w:outlineLvl w:val="0"/>
     </w:pPr>
     <w:rPr>
-      <w:rFonts w:asciiTheme="majorHAnsi" w:eastAsiaTheme="majorEastAsia" w:hAnsiTheme="majorHAnsi" w:cstheme="majorBidi" w:ascii="Noto Sans CJK SC" w:hAnsi="Noto Sans CJK SC" w:eastAsia="Noto Sans CJK SC"/>
+      <w:rFonts w:ascii="Arial" w:hAnsi="Arial" w:eastAsia="Microsoft YaHei" w:cs="Arial"/>
       <w:b/>
       <w:bCs/>
-      <w:color w:val="7C4A2D"/>
-      <w:sz w:val="32"/>
+      <w:color w:val="844B21"/>
+      <w:sz w:val="31"/>
       <w:szCs w:val="28"/>
     </w:rPr>
   </w:style>
@@ -6523,15 +7699,15 @@
     <w:pPr>
       <w:keepNext/>
       <w:keepLines/>
-      <w:spacing w:before="200" w:after="100"/>
+      <w:spacing w:before="260" w:after="120" w:line="283" w:lineRule="auto"/>
       <w:outlineLvl w:val="1"/>
     </w:pPr>
     <w:rPr>
-      <w:rFonts w:asciiTheme="majorHAnsi" w:eastAsiaTheme="majorEastAsia" w:hAnsiTheme="majorHAnsi" w:cstheme="majorBidi" w:ascii="Noto Sans CJK SC" w:hAnsi="Noto Sans CJK SC" w:eastAsia="Noto Sans CJK SC"/>
+      <w:rFonts w:ascii="Arial" w:hAnsi="Arial" w:eastAsia="Microsoft YaHei" w:cs="Arial"/>
       <w:b/>
       <w:bCs/>
-      <w:color w:val="A45D35"/>
-      <w:sz w:val="26"/>
+      <w:color w:val="365F91"/>
+      <w:sz w:val="25"/>
       <w:szCs w:val="26"/>
     </w:rPr>
   </w:style>
@@ -6547,11 +7723,11 @@
     <w:pPr>
       <w:keepNext/>
       <w:keepLines/>
-      <w:spacing w:before="200" w:after="100"/>
+      <w:spacing w:before="200" w:after="100" w:line="288" w:lineRule="auto"/>
       <w:outlineLvl w:val="2"/>
     </w:pPr>
     <w:rPr>
-      <w:rFonts w:asciiTheme="majorHAnsi" w:eastAsiaTheme="majorEastAsia" w:hAnsiTheme="majorHAnsi" w:cstheme="majorBidi" w:ascii="Noto Sans CJK SC" w:hAnsi="Noto Sans CJK SC" w:eastAsia="Noto Sans CJK SC"/>
+      <w:rFonts w:ascii="Arial" w:hAnsi="Arial" w:eastAsia="Microsoft YaHei" w:cs="Arial"/>
       <w:b/>
       <w:bCs/>
       <w:color w:val="7C4A2D"/>
@@ -6575,7 +7751,7 @@
       <w:outlineLvl w:val="3"/>
     </w:pPr>
     <w:rPr>
-      <w:rFonts w:asciiTheme="majorHAnsi" w:eastAsiaTheme="majorEastAsia" w:hAnsiTheme="majorHAnsi" w:cstheme="majorBidi"/>
+      <w:rFonts w:ascii="Arial" w:hAnsi="Arial" w:eastAsia="Microsoft YaHei" w:cs="Arial"/>
       <w:b/>
       <w:bCs/>
       <w:i/>
@@ -6600,7 +7776,7 @@
       <w:outlineLvl w:val="4"/>
     </w:pPr>
     <w:rPr>
-      <w:rFonts w:asciiTheme="majorHAnsi" w:eastAsiaTheme="majorEastAsia" w:hAnsiTheme="majorHAnsi" w:cstheme="majorBidi"/>
+      <w:rFonts w:ascii="Arial" w:hAnsi="Arial" w:eastAsia="Microsoft YaHei" w:cs="Arial"/>
       <w:color w:val="243F60" w:themeColor="accent1" w:themeShade="7F"/>
     </w:rPr>
   </w:style>
@@ -6621,7 +7797,7 @@
       <w:outlineLvl w:val="5"/>
     </w:pPr>
     <w:rPr>
-      <w:rFonts w:asciiTheme="majorHAnsi" w:eastAsiaTheme="majorEastAsia" w:hAnsiTheme="majorHAnsi" w:cstheme="majorBidi"/>
+      <w:rFonts w:ascii="Arial" w:hAnsi="Arial" w:eastAsia="Microsoft YaHei" w:cs="Arial"/>
       <w:i/>
       <w:iCs/>
       <w:color w:val="243F60" w:themeColor="accent1" w:themeShade="7F"/>
@@ -6644,7 +7820,7 @@
       <w:outlineLvl w:val="6"/>
     </w:pPr>
     <w:rPr>
-      <w:rFonts w:asciiTheme="majorHAnsi" w:eastAsiaTheme="majorEastAsia" w:hAnsiTheme="majorHAnsi" w:cstheme="majorBidi"/>
+      <w:rFonts w:ascii="Arial" w:hAnsi="Arial" w:eastAsia="Microsoft YaHei" w:cs="Arial"/>
       <w:i/>
       <w:iCs/>
       <w:color w:val="404040" w:themeColor="text1" w:themeTint="BF"/>
@@ -6667,7 +7843,7 @@
       <w:outlineLvl w:val="7"/>
     </w:pPr>
     <w:rPr>
-      <w:rFonts w:asciiTheme="majorHAnsi" w:eastAsiaTheme="majorEastAsia" w:hAnsiTheme="majorHAnsi" w:cstheme="majorBidi"/>
+      <w:rFonts w:ascii="Arial" w:hAnsi="Arial" w:eastAsia="Microsoft YaHei" w:cs="Arial"/>
       <w:color w:val="4F81BD" w:themeColor="accent1"/>
       <w:sz w:val="20"/>
       <w:szCs w:val="20"/>
@@ -6690,7 +7866,7 @@
       <w:outlineLvl w:val="8"/>
     </w:pPr>
     <w:rPr>
-      <w:rFonts w:asciiTheme="majorHAnsi" w:eastAsiaTheme="majorEastAsia" w:hAnsiTheme="majorHAnsi" w:cstheme="majorBidi"/>
+      <w:rFonts w:ascii="Arial" w:hAnsi="Arial" w:eastAsia="Microsoft YaHei" w:cs="Arial"/>
       <w:i/>
       <w:iCs/>
       <w:color w:val="404040" w:themeColor="text1" w:themeTint="BF"/>
@@ -6741,7 +7917,7 @@
     <w:uiPriority w:val="9"/>
     <w:rsid w:val="00FC693F"/>
     <w:rPr>
-      <w:rFonts w:asciiTheme="majorHAnsi" w:eastAsiaTheme="majorEastAsia" w:hAnsiTheme="majorHAnsi" w:cstheme="majorBidi"/>
+      <w:rFonts w:ascii="Arial" w:hAnsi="Arial" w:eastAsia="Microsoft YaHei" w:cs="Arial"/>
       <w:b/>
       <w:bCs/>
       <w:color w:val="365F91" w:themeColor="accent1" w:themeShade="BF"/>
@@ -6756,7 +7932,7 @@
     <w:uiPriority w:val="9"/>
     <w:rsid w:val="00FC693F"/>
     <w:rPr>
-      <w:rFonts w:asciiTheme="majorHAnsi" w:eastAsiaTheme="majorEastAsia" w:hAnsiTheme="majorHAnsi" w:cstheme="majorBidi"/>
+      <w:rFonts w:ascii="Arial" w:hAnsi="Arial" w:eastAsia="Microsoft YaHei" w:cs="Arial"/>
       <w:b/>
       <w:bCs/>
       <w:color w:val="4F81BD" w:themeColor="accent1"/>
@@ -6771,7 +7947,7 @@
     <w:uiPriority w:val="9"/>
     <w:rsid w:val="00FC693F"/>
     <w:rPr>
-      <w:rFonts w:asciiTheme="majorHAnsi" w:eastAsiaTheme="majorEastAsia" w:hAnsiTheme="majorHAnsi" w:cstheme="majorBidi"/>
+      <w:rFonts w:ascii="Arial" w:hAnsi="Arial" w:eastAsia="Microsoft YaHei" w:cs="Arial"/>
       <w:b/>
       <w:bCs/>
       <w:color w:val="4F81BD" w:themeColor="accent1"/>
@@ -6793,7 +7969,7 @@
       <w:contextualSpacing/>
     </w:pPr>
     <w:rPr>
-      <w:rFonts w:asciiTheme="majorHAnsi" w:eastAsiaTheme="majorEastAsia" w:hAnsiTheme="majorHAnsi" w:cstheme="majorBidi" w:ascii="Noto Sans CJK SC" w:hAnsi="Noto Sans CJK SC" w:eastAsia="Noto Sans CJK SC"/>
+      <w:rFonts w:ascii="Arial" w:hAnsi="Arial" w:eastAsia="Microsoft YaHei" w:cs="Arial"/>
       <w:b/>
       <w:color w:val="7C4A2D"/>
       <w:spacing w:val="5"/>
@@ -6809,7 +7985,7 @@
     <w:uiPriority w:val="10"/>
     <w:rsid w:val="00FC693F"/>
     <w:rPr>
-      <w:rFonts w:asciiTheme="majorHAnsi" w:eastAsiaTheme="majorEastAsia" w:hAnsiTheme="majorHAnsi" w:cstheme="majorBidi"/>
+      <w:rFonts w:ascii="Arial" w:hAnsi="Arial" w:eastAsia="Microsoft YaHei" w:cs="Arial"/>
       <w:color w:val="17365D" w:themeColor="text2" w:themeShade="BF"/>
       <w:spacing w:val="5"/>
       <w:kern w:val="28"/>
@@ -6831,7 +8007,7 @@
       </w:numPr>
     </w:pPr>
     <w:rPr>
-      <w:rFonts w:asciiTheme="majorHAnsi" w:eastAsiaTheme="majorEastAsia" w:hAnsiTheme="majorHAnsi" w:cstheme="majorBidi"/>
+      <w:rFonts w:ascii="Arial" w:hAnsi="Arial" w:eastAsia="Microsoft YaHei" w:cs="Arial"/>
       <w:i/>
       <w:iCs/>
       <w:color w:val="4F81BD" w:themeColor="accent1"/>
@@ -6847,7 +8023,7 @@
     <w:uiPriority w:val="11"/>
     <w:rsid w:val="00FC693F"/>
     <w:rPr>
-      <w:rFonts w:asciiTheme="majorHAnsi" w:eastAsiaTheme="majorEastAsia" w:hAnsiTheme="majorHAnsi" w:cstheme="majorBidi"/>
+      <w:rFonts w:ascii="Arial" w:hAnsi="Arial" w:eastAsia="Microsoft YaHei" w:cs="Arial"/>
       <w:i/>
       <w:iCs/>
       <w:color w:val="4F81BD" w:themeColor="accent1"/>
@@ -7094,7 +8270,7 @@
       </w:tabs>
     </w:pPr>
     <w:rPr>
-      <w:rFonts w:ascii="Courier" w:hAnsi="Courier"/>
+      <w:rFonts w:ascii="Consolas" w:hAnsi="Consolas" w:eastAsia="Microsoft YaHei" w:cs="Arial"/>
       <w:sz w:val="20"/>
       <w:szCs w:val="20"/>
     </w:rPr>
@@ -7106,7 +8282,7 @@
     <w:uiPriority w:val="99"/>
     <w:rsid w:val="0029639D"/>
     <w:rPr>
-      <w:rFonts w:ascii="Courier" w:hAnsi="Courier"/>
+      <w:rFonts w:ascii="Consolas" w:hAnsi="Consolas" w:eastAsia="Microsoft YaHei" w:cs="Arial"/>
       <w:sz w:val="20"/>
       <w:szCs w:val="20"/>
     </w:rPr>
@@ -7145,7 +8321,7 @@
     <w:semiHidden/>
     <w:rsid w:val="00FC693F"/>
     <w:rPr>
-      <w:rFonts w:asciiTheme="majorHAnsi" w:eastAsiaTheme="majorEastAsia" w:hAnsiTheme="majorHAnsi" w:cstheme="majorBidi"/>
+      <w:rFonts w:ascii="Arial" w:hAnsi="Arial" w:eastAsia="Microsoft YaHei" w:cs="Arial"/>
       <w:b/>
       <w:bCs/>
       <w:i/>
@@ -7161,7 +8337,7 @@
     <w:semiHidden/>
     <w:rsid w:val="00FC693F"/>
     <w:rPr>
-      <w:rFonts w:asciiTheme="majorHAnsi" w:eastAsiaTheme="majorEastAsia" w:hAnsiTheme="majorHAnsi" w:cstheme="majorBidi"/>
+      <w:rFonts w:ascii="Arial" w:hAnsi="Arial" w:eastAsia="Microsoft YaHei" w:cs="Arial"/>
       <w:color w:val="243F60" w:themeColor="accent1" w:themeShade="7F"/>
     </w:rPr>
   </w:style>
@@ -7173,7 +8349,7 @@
     <w:semiHidden/>
     <w:rsid w:val="00FC693F"/>
     <w:rPr>
-      <w:rFonts w:asciiTheme="majorHAnsi" w:eastAsiaTheme="majorEastAsia" w:hAnsiTheme="majorHAnsi" w:cstheme="majorBidi"/>
+      <w:rFonts w:ascii="Arial" w:hAnsi="Arial" w:eastAsia="Microsoft YaHei" w:cs="Arial"/>
       <w:i/>
       <w:iCs/>
       <w:color w:val="243F60" w:themeColor="accent1" w:themeShade="7F"/>
@@ -7187,7 +8363,7 @@
     <w:semiHidden/>
     <w:rsid w:val="00FC693F"/>
     <w:rPr>
-      <w:rFonts w:asciiTheme="majorHAnsi" w:eastAsiaTheme="majorEastAsia" w:hAnsiTheme="majorHAnsi" w:cstheme="majorBidi"/>
+      <w:rFonts w:ascii="Arial" w:hAnsi="Arial" w:eastAsia="Microsoft YaHei" w:cs="Arial"/>
       <w:i/>
       <w:iCs/>
       <w:color w:val="404040" w:themeColor="text1" w:themeTint="BF"/>
@@ -7201,7 +8377,7 @@
     <w:semiHidden/>
     <w:rsid w:val="00FC693F"/>
     <w:rPr>
-      <w:rFonts w:asciiTheme="majorHAnsi" w:eastAsiaTheme="majorEastAsia" w:hAnsiTheme="majorHAnsi" w:cstheme="majorBidi"/>
+      <w:rFonts w:ascii="Arial" w:hAnsi="Arial" w:eastAsia="Microsoft YaHei" w:cs="Arial"/>
       <w:color w:val="4F81BD" w:themeColor="accent1"/>
       <w:sz w:val="20"/>
       <w:szCs w:val="20"/>
@@ -7215,7 +8391,7 @@
     <w:semiHidden/>
     <w:rsid w:val="00FC693F"/>
     <w:rPr>
-      <w:rFonts w:asciiTheme="majorHAnsi" w:eastAsiaTheme="majorEastAsia" w:hAnsiTheme="majorHAnsi" w:cstheme="majorBidi"/>
+      <w:rFonts w:ascii="Arial" w:hAnsi="Arial" w:eastAsia="Microsoft YaHei" w:cs="Arial"/>
       <w:i/>
       <w:iCs/>
       <w:color w:val="404040" w:themeColor="text1" w:themeTint="BF"/>
@@ -8804,7 +9980,7 @@
         <w:spacing w:before="0" w:after="0" w:line="240" w:lineRule="auto"/>
       </w:pPr>
       <w:rPr>
-        <w:rFonts w:asciiTheme="majorHAnsi" w:eastAsiaTheme="majorEastAsia" w:hAnsiTheme="majorHAnsi" w:cstheme="majorBidi"/>
+        <w:rFonts w:ascii="Arial" w:hAnsi="Arial" w:eastAsia="Microsoft YaHei" w:cs="Arial"/>
         <w:b/>
         <w:bCs/>
       </w:rPr>
@@ -8825,7 +10001,7 @@
         <w:spacing w:before="0" w:after="0" w:line="240" w:lineRule="auto"/>
       </w:pPr>
       <w:rPr>
-        <w:rFonts w:asciiTheme="majorHAnsi" w:eastAsiaTheme="majorEastAsia" w:hAnsiTheme="majorHAnsi" w:cstheme="majorBidi"/>
+        <w:rFonts w:ascii="Arial" w:hAnsi="Arial" w:eastAsia="Microsoft YaHei" w:cs="Arial"/>
         <w:b/>
         <w:bCs/>
       </w:rPr>
@@ -8843,14 +10019,14 @@
     </w:tblStylePr>
     <w:tblStylePr w:type="firstCol">
       <w:rPr>
-        <w:rFonts w:asciiTheme="majorHAnsi" w:eastAsiaTheme="majorEastAsia" w:hAnsiTheme="majorHAnsi" w:cstheme="majorBidi"/>
+        <w:rFonts w:ascii="Arial" w:hAnsi="Arial" w:eastAsia="Microsoft YaHei" w:cs="Arial"/>
         <w:b/>
         <w:bCs/>
       </w:rPr>
     </w:tblStylePr>
     <w:tblStylePr w:type="lastCol">
       <w:rPr>
-        <w:rFonts w:asciiTheme="majorHAnsi" w:eastAsiaTheme="majorEastAsia" w:hAnsiTheme="majorHAnsi" w:cstheme="majorBidi"/>
+        <w:rFonts w:ascii="Arial" w:hAnsi="Arial" w:eastAsia="Microsoft YaHei" w:cs="Arial"/>
         <w:b/>
         <w:bCs/>
       </w:rPr>
@@ -8934,7 +10110,7 @@
         <w:spacing w:before="0" w:after="0" w:line="240" w:lineRule="auto"/>
       </w:pPr>
       <w:rPr>
-        <w:rFonts w:asciiTheme="majorHAnsi" w:eastAsiaTheme="majorEastAsia" w:hAnsiTheme="majorHAnsi" w:cstheme="majorBidi"/>
+        <w:rFonts w:ascii="Arial" w:hAnsi="Arial" w:eastAsia="Microsoft YaHei" w:cs="Arial"/>
         <w:b/>
         <w:bCs/>
       </w:rPr>
@@ -8955,7 +10131,7 @@
         <w:spacing w:before="0" w:after="0" w:line="240" w:lineRule="auto"/>
       </w:pPr>
       <w:rPr>
-        <w:rFonts w:asciiTheme="majorHAnsi" w:eastAsiaTheme="majorEastAsia" w:hAnsiTheme="majorHAnsi" w:cstheme="majorBidi"/>
+        <w:rFonts w:ascii="Arial" w:hAnsi="Arial" w:eastAsia="Microsoft YaHei" w:cs="Arial"/>
         <w:b/>
         <w:bCs/>
       </w:rPr>
@@ -8973,14 +10149,14 @@
     </w:tblStylePr>
     <w:tblStylePr w:type="firstCol">
       <w:rPr>
-        <w:rFonts w:asciiTheme="majorHAnsi" w:eastAsiaTheme="majorEastAsia" w:hAnsiTheme="majorHAnsi" w:cstheme="majorBidi"/>
+        <w:rFonts w:ascii="Arial" w:hAnsi="Arial" w:eastAsia="Microsoft YaHei" w:cs="Arial"/>
         <w:b/>
         <w:bCs/>
       </w:rPr>
     </w:tblStylePr>
     <w:tblStylePr w:type="lastCol">
       <w:rPr>
-        <w:rFonts w:asciiTheme="majorHAnsi" w:eastAsiaTheme="majorEastAsia" w:hAnsiTheme="majorHAnsi" w:cstheme="majorBidi"/>
+        <w:rFonts w:ascii="Arial" w:hAnsi="Arial" w:eastAsia="Microsoft YaHei" w:cs="Arial"/>
         <w:b/>
         <w:bCs/>
       </w:rPr>
@@ -9064,7 +10240,7 @@
         <w:spacing w:before="0" w:after="0" w:line="240" w:lineRule="auto"/>
       </w:pPr>
       <w:rPr>
-        <w:rFonts w:asciiTheme="majorHAnsi" w:eastAsiaTheme="majorEastAsia" w:hAnsiTheme="majorHAnsi" w:cstheme="majorBidi"/>
+        <w:rFonts w:ascii="Arial" w:hAnsi="Arial" w:eastAsia="Microsoft YaHei" w:cs="Arial"/>
         <w:b/>
         <w:bCs/>
       </w:rPr>
@@ -9085,7 +10261,7 @@
         <w:spacing w:before="0" w:after="0" w:line="240" w:lineRule="auto"/>
       </w:pPr>
       <w:rPr>
-        <w:rFonts w:asciiTheme="majorHAnsi" w:eastAsiaTheme="majorEastAsia" w:hAnsiTheme="majorHAnsi" w:cstheme="majorBidi"/>
+        <w:rFonts w:ascii="Arial" w:hAnsi="Arial" w:eastAsia="Microsoft YaHei" w:cs="Arial"/>
         <w:b/>
         <w:bCs/>
       </w:rPr>
@@ -9103,14 +10279,14 @@
     </w:tblStylePr>
     <w:tblStylePr w:type="firstCol">
       <w:rPr>
-        <w:rFonts w:asciiTheme="majorHAnsi" w:eastAsiaTheme="majorEastAsia" w:hAnsiTheme="majorHAnsi" w:cstheme="majorBidi"/>
+        <w:rFonts w:ascii="Arial" w:hAnsi="Arial" w:eastAsia="Microsoft YaHei" w:cs="Arial"/>
         <w:b/>
         <w:bCs/>
       </w:rPr>
     </w:tblStylePr>
     <w:tblStylePr w:type="lastCol">
       <w:rPr>
-        <w:rFonts w:asciiTheme="majorHAnsi" w:eastAsiaTheme="majorEastAsia" w:hAnsiTheme="majorHAnsi" w:cstheme="majorBidi"/>
+        <w:rFonts w:ascii="Arial" w:hAnsi="Arial" w:eastAsia="Microsoft YaHei" w:cs="Arial"/>
         <w:b/>
         <w:bCs/>
       </w:rPr>
@@ -9194,7 +10370,7 @@
         <w:spacing w:before="0" w:after="0" w:line="240" w:lineRule="auto"/>
       </w:pPr>
       <w:rPr>
-        <w:rFonts w:asciiTheme="majorHAnsi" w:eastAsiaTheme="majorEastAsia" w:hAnsiTheme="majorHAnsi" w:cstheme="majorBidi"/>
+        <w:rFonts w:ascii="Arial" w:hAnsi="Arial" w:eastAsia="Microsoft YaHei" w:cs="Arial"/>
         <w:b/>
         <w:bCs/>
       </w:rPr>
@@ -9215,7 +10391,7 @@
         <w:spacing w:before="0" w:after="0" w:line="240" w:lineRule="auto"/>
       </w:pPr>
       <w:rPr>
-        <w:rFonts w:asciiTheme="majorHAnsi" w:eastAsiaTheme="majorEastAsia" w:hAnsiTheme="majorHAnsi" w:cstheme="majorBidi"/>
+        <w:rFonts w:ascii="Arial" w:hAnsi="Arial" w:eastAsia="Microsoft YaHei" w:cs="Arial"/>
         <w:b/>
         <w:bCs/>
       </w:rPr>
@@ -9233,14 +10409,14 @@
     </w:tblStylePr>
     <w:tblStylePr w:type="firstCol">
       <w:rPr>
-        <w:rFonts w:asciiTheme="majorHAnsi" w:eastAsiaTheme="majorEastAsia" w:hAnsiTheme="majorHAnsi" w:cstheme="majorBidi"/>
+        <w:rFonts w:ascii="Arial" w:hAnsi="Arial" w:eastAsia="Microsoft YaHei" w:cs="Arial"/>
         <w:b/>
         <w:bCs/>
       </w:rPr>
     </w:tblStylePr>
     <w:tblStylePr w:type="lastCol">
       <w:rPr>
-        <w:rFonts w:asciiTheme="majorHAnsi" w:eastAsiaTheme="majorEastAsia" w:hAnsiTheme="majorHAnsi" w:cstheme="majorBidi"/>
+        <w:rFonts w:ascii="Arial" w:hAnsi="Arial" w:eastAsia="Microsoft YaHei" w:cs="Arial"/>
         <w:b/>
         <w:bCs/>
       </w:rPr>
@@ -9324,7 +10500,7 @@
         <w:spacing w:before="0" w:after="0" w:line="240" w:lineRule="auto"/>
       </w:pPr>
       <w:rPr>
-        <w:rFonts w:asciiTheme="majorHAnsi" w:eastAsiaTheme="majorEastAsia" w:hAnsiTheme="majorHAnsi" w:cstheme="majorBidi"/>
+        <w:rFonts w:ascii="Arial" w:hAnsi="Arial" w:eastAsia="Microsoft YaHei" w:cs="Arial"/>
         <w:b/>
         <w:bCs/>
       </w:rPr>
@@ -9345,7 +10521,7 @@
         <w:spacing w:before="0" w:after="0" w:line="240" w:lineRule="auto"/>
       </w:pPr>
       <w:rPr>
-        <w:rFonts w:asciiTheme="majorHAnsi" w:eastAsiaTheme="majorEastAsia" w:hAnsiTheme="majorHAnsi" w:cstheme="majorBidi"/>
+        <w:rFonts w:ascii="Arial" w:hAnsi="Arial" w:eastAsia="Microsoft YaHei" w:cs="Arial"/>
         <w:b/>
         <w:bCs/>
       </w:rPr>
@@ -9363,14 +10539,14 @@
     </w:tblStylePr>
     <w:tblStylePr w:type="firstCol">
       <w:rPr>
-        <w:rFonts w:asciiTheme="majorHAnsi" w:eastAsiaTheme="majorEastAsia" w:hAnsiTheme="majorHAnsi" w:cstheme="majorBidi"/>
+        <w:rFonts w:ascii="Arial" w:hAnsi="Arial" w:eastAsia="Microsoft YaHei" w:cs="Arial"/>
         <w:b/>
         <w:bCs/>
       </w:rPr>
     </w:tblStylePr>
     <w:tblStylePr w:type="lastCol">
       <w:rPr>
-        <w:rFonts w:asciiTheme="majorHAnsi" w:eastAsiaTheme="majorEastAsia" w:hAnsiTheme="majorHAnsi" w:cstheme="majorBidi"/>
+        <w:rFonts w:ascii="Arial" w:hAnsi="Arial" w:eastAsia="Microsoft YaHei" w:cs="Arial"/>
         <w:b/>
         <w:bCs/>
       </w:rPr>
@@ -9454,7 +10630,7 @@
         <w:spacing w:before="0" w:after="0" w:line="240" w:lineRule="auto"/>
       </w:pPr>
       <w:rPr>
-        <w:rFonts w:asciiTheme="majorHAnsi" w:eastAsiaTheme="majorEastAsia" w:hAnsiTheme="majorHAnsi" w:cstheme="majorBidi"/>
+        <w:rFonts w:ascii="Arial" w:hAnsi="Arial" w:eastAsia="Microsoft YaHei" w:cs="Arial"/>
         <w:b/>
         <w:bCs/>
       </w:rPr>
@@ -9475,7 +10651,7 @@
         <w:spacing w:before="0" w:after="0" w:line="240" w:lineRule="auto"/>
       </w:pPr>
       <w:rPr>
-        <w:rFonts w:asciiTheme="majorHAnsi" w:eastAsiaTheme="majorEastAsia" w:hAnsiTheme="majorHAnsi" w:cstheme="majorBidi"/>
+        <w:rFonts w:ascii="Arial" w:hAnsi="Arial" w:eastAsia="Microsoft YaHei" w:cs="Arial"/>
         <w:b/>
         <w:bCs/>
       </w:rPr>
@@ -9493,14 +10669,14 @@
     </w:tblStylePr>
     <w:tblStylePr w:type="firstCol">
       <w:rPr>
-        <w:rFonts w:asciiTheme="majorHAnsi" w:eastAsiaTheme="majorEastAsia" w:hAnsiTheme="majorHAnsi" w:cstheme="majorBidi"/>
+        <w:rFonts w:ascii="Arial" w:hAnsi="Arial" w:eastAsia="Microsoft YaHei" w:cs="Arial"/>
         <w:b/>
         <w:bCs/>
       </w:rPr>
     </w:tblStylePr>
     <w:tblStylePr w:type="lastCol">
       <w:rPr>
-        <w:rFonts w:asciiTheme="majorHAnsi" w:eastAsiaTheme="majorEastAsia" w:hAnsiTheme="majorHAnsi" w:cstheme="majorBidi"/>
+        <w:rFonts w:ascii="Arial" w:hAnsi="Arial" w:eastAsia="Microsoft YaHei" w:cs="Arial"/>
         <w:b/>
         <w:bCs/>
       </w:rPr>
@@ -9584,7 +10760,7 @@
         <w:spacing w:before="0" w:after="0" w:line="240" w:lineRule="auto"/>
       </w:pPr>
       <w:rPr>
-        <w:rFonts w:asciiTheme="majorHAnsi" w:eastAsiaTheme="majorEastAsia" w:hAnsiTheme="majorHAnsi" w:cstheme="majorBidi"/>
+        <w:rFonts w:ascii="Arial" w:hAnsi="Arial" w:eastAsia="Microsoft YaHei" w:cs="Arial"/>
         <w:b/>
         <w:bCs/>
       </w:rPr>
@@ -9605,7 +10781,7 @@
         <w:spacing w:before="0" w:after="0" w:line="240" w:lineRule="auto"/>
       </w:pPr>
       <w:rPr>
-        <w:rFonts w:asciiTheme="majorHAnsi" w:eastAsiaTheme="majorEastAsia" w:hAnsiTheme="majorHAnsi" w:cstheme="majorBidi"/>
+        <w:rFonts w:ascii="Arial" w:hAnsi="Arial" w:eastAsia="Microsoft YaHei" w:cs="Arial"/>
         <w:b/>
         <w:bCs/>
       </w:rPr>
@@ -9623,14 +10799,14 @@
     </w:tblStylePr>
     <w:tblStylePr w:type="firstCol">
       <w:rPr>
-        <w:rFonts w:asciiTheme="majorHAnsi" w:eastAsiaTheme="majorEastAsia" w:hAnsiTheme="majorHAnsi" w:cstheme="majorBidi"/>
+        <w:rFonts w:ascii="Arial" w:hAnsi="Arial" w:eastAsia="Microsoft YaHei" w:cs="Arial"/>
         <w:b/>
         <w:bCs/>
       </w:rPr>
     </w:tblStylePr>
     <w:tblStylePr w:type="lastCol">
       <w:rPr>
-        <w:rFonts w:asciiTheme="majorHAnsi" w:eastAsiaTheme="majorEastAsia" w:hAnsiTheme="majorHAnsi" w:cstheme="majorBidi"/>
+        <w:rFonts w:ascii="Arial" w:hAnsi="Arial" w:eastAsia="Microsoft YaHei" w:cs="Arial"/>
         <w:b/>
         <w:bCs/>
       </w:rPr>
@@ -11495,7 +12671,7 @@
     </w:tblPr>
     <w:tblStylePr w:type="firstRow">
       <w:rPr>
-        <w:rFonts w:asciiTheme="majorHAnsi" w:eastAsiaTheme="majorEastAsia" w:hAnsiTheme="majorHAnsi" w:cstheme="majorBidi"/>
+        <w:rFonts w:ascii="Arial" w:hAnsi="Arial" w:eastAsia="Microsoft YaHei" w:cs="Arial"/>
       </w:rPr>
       <w:tblPr/>
       <w:tcPr>
@@ -11579,7 +12755,7 @@
     </w:tblPr>
     <w:tblStylePr w:type="firstRow">
       <w:rPr>
-        <w:rFonts w:asciiTheme="majorHAnsi" w:eastAsiaTheme="majorEastAsia" w:hAnsiTheme="majorHAnsi" w:cstheme="majorBidi"/>
+        <w:rFonts w:ascii="Arial" w:hAnsi="Arial" w:eastAsia="Microsoft YaHei" w:cs="Arial"/>
       </w:rPr>
       <w:tblPr/>
       <w:tcPr>
@@ -11663,7 +12839,7 @@
     </w:tblPr>
     <w:tblStylePr w:type="firstRow">
       <w:rPr>
-        <w:rFonts w:asciiTheme="majorHAnsi" w:eastAsiaTheme="majorEastAsia" w:hAnsiTheme="majorHAnsi" w:cstheme="majorBidi"/>
+        <w:rFonts w:ascii="Arial" w:hAnsi="Arial" w:eastAsia="Microsoft YaHei" w:cs="Arial"/>
       </w:rPr>
       <w:tblPr/>
       <w:tcPr>
@@ -11747,7 +12923,7 @@
     </w:tblPr>
     <w:tblStylePr w:type="firstRow">
       <w:rPr>
-        <w:rFonts w:asciiTheme="majorHAnsi" w:eastAsiaTheme="majorEastAsia" w:hAnsiTheme="majorHAnsi" w:cstheme="majorBidi"/>
+        <w:rFonts w:ascii="Arial" w:hAnsi="Arial" w:eastAsia="Microsoft YaHei" w:cs="Arial"/>
       </w:rPr>
       <w:tblPr/>
       <w:tcPr>
@@ -11831,7 +13007,7 @@
     </w:tblPr>
     <w:tblStylePr w:type="firstRow">
       <w:rPr>
-        <w:rFonts w:asciiTheme="majorHAnsi" w:eastAsiaTheme="majorEastAsia" w:hAnsiTheme="majorHAnsi" w:cstheme="majorBidi"/>
+        <w:rFonts w:ascii="Arial" w:hAnsi="Arial" w:eastAsia="Microsoft YaHei" w:cs="Arial"/>
       </w:rPr>
       <w:tblPr/>
       <w:tcPr>
@@ -11915,7 +13091,7 @@
     </w:tblPr>
     <w:tblStylePr w:type="firstRow">
       <w:rPr>
-        <w:rFonts w:asciiTheme="majorHAnsi" w:eastAsiaTheme="majorEastAsia" w:hAnsiTheme="majorHAnsi" w:cstheme="majorBidi"/>
+        <w:rFonts w:ascii="Arial" w:hAnsi="Arial" w:eastAsia="Microsoft YaHei" w:cs="Arial"/>
       </w:rPr>
       <w:tblPr/>
       <w:tcPr>
@@ -11999,7 +13175,7 @@
     </w:tblPr>
     <w:tblStylePr w:type="firstRow">
       <w:rPr>
-        <w:rFonts w:asciiTheme="majorHAnsi" w:eastAsiaTheme="majorEastAsia" w:hAnsiTheme="majorHAnsi" w:cstheme="majorBidi"/>
+        <w:rFonts w:ascii="Arial" w:hAnsi="Arial" w:eastAsia="Microsoft YaHei" w:cs="Arial"/>
       </w:rPr>
       <w:tblPr/>
       <w:tcPr>
@@ -12064,7 +13240,7 @@
       <w:spacing w:after="0" w:line="240" w:lineRule="auto"/>
     </w:pPr>
     <w:rPr>
-      <w:rFonts w:asciiTheme="majorHAnsi" w:eastAsiaTheme="majorEastAsia" w:hAnsiTheme="majorHAnsi" w:cstheme="majorBidi"/>
+      <w:rFonts w:ascii="Arial" w:hAnsi="Arial" w:eastAsia="Microsoft YaHei" w:cs="Arial"/>
       <w:color w:val="000000" w:themeColor="text1"/>
     </w:rPr>
     <w:tblPr>
@@ -12192,7 +13368,7 @@
       <w:spacing w:after="0" w:line="240" w:lineRule="auto"/>
     </w:pPr>
     <w:rPr>
-      <w:rFonts w:asciiTheme="majorHAnsi" w:eastAsiaTheme="majorEastAsia" w:hAnsiTheme="majorHAnsi" w:cstheme="majorBidi"/>
+      <w:rFonts w:ascii="Arial" w:hAnsi="Arial" w:eastAsia="Microsoft YaHei" w:cs="Arial"/>
       <w:color w:val="000000" w:themeColor="text1"/>
     </w:rPr>
     <w:tblPr>
@@ -12320,7 +13496,7 @@
       <w:spacing w:after="0" w:line="240" w:lineRule="auto"/>
     </w:pPr>
     <w:rPr>
-      <w:rFonts w:asciiTheme="majorHAnsi" w:eastAsiaTheme="majorEastAsia" w:hAnsiTheme="majorHAnsi" w:cstheme="majorBidi"/>
+      <w:rFonts w:ascii="Arial" w:hAnsi="Arial" w:eastAsia="Microsoft YaHei" w:cs="Arial"/>
       <w:color w:val="000000" w:themeColor="text1"/>
     </w:rPr>
     <w:tblPr>
@@ -12448,7 +13624,7 @@
       <w:spacing w:after="0" w:line="240" w:lineRule="auto"/>
     </w:pPr>
     <w:rPr>
-      <w:rFonts w:asciiTheme="majorHAnsi" w:eastAsiaTheme="majorEastAsia" w:hAnsiTheme="majorHAnsi" w:cstheme="majorBidi"/>
+      <w:rFonts w:ascii="Arial" w:hAnsi="Arial" w:eastAsia="Microsoft YaHei" w:cs="Arial"/>
       <w:color w:val="000000" w:themeColor="text1"/>
     </w:rPr>
     <w:tblPr>
@@ -12576,7 +13752,7 @@
       <w:spacing w:after="0" w:line="240" w:lineRule="auto"/>
     </w:pPr>
     <w:rPr>
-      <w:rFonts w:asciiTheme="majorHAnsi" w:eastAsiaTheme="majorEastAsia" w:hAnsiTheme="majorHAnsi" w:cstheme="majorBidi"/>
+      <w:rFonts w:ascii="Arial" w:hAnsi="Arial" w:eastAsia="Microsoft YaHei" w:cs="Arial"/>
       <w:color w:val="000000" w:themeColor="text1"/>
     </w:rPr>
     <w:tblPr>
@@ -12704,7 +13880,7 @@
       <w:spacing w:after="0" w:line="240" w:lineRule="auto"/>
     </w:pPr>
     <w:rPr>
-      <w:rFonts w:asciiTheme="majorHAnsi" w:eastAsiaTheme="majorEastAsia" w:hAnsiTheme="majorHAnsi" w:cstheme="majorBidi"/>
+      <w:rFonts w:ascii="Arial" w:hAnsi="Arial" w:eastAsia="Microsoft YaHei" w:cs="Arial"/>
       <w:color w:val="000000" w:themeColor="text1"/>
     </w:rPr>
     <w:tblPr>
@@ -12832,7 +14008,7 @@
       <w:spacing w:after="0" w:line="240" w:lineRule="auto"/>
     </w:pPr>
     <w:rPr>
-      <w:rFonts w:asciiTheme="majorHAnsi" w:eastAsiaTheme="majorEastAsia" w:hAnsiTheme="majorHAnsi" w:cstheme="majorBidi"/>
+      <w:rFonts w:ascii="Arial" w:hAnsi="Arial" w:eastAsia="Microsoft YaHei" w:cs="Arial"/>
       <w:color w:val="000000" w:themeColor="text1"/>
     </w:rPr>
     <w:tblPr>
@@ -13471,7 +14647,7 @@
       <w:spacing w:after="0" w:line="240" w:lineRule="auto"/>
     </w:pPr>
     <w:rPr>
-      <w:rFonts w:asciiTheme="majorHAnsi" w:eastAsiaTheme="majorEastAsia" w:hAnsiTheme="majorHAnsi" w:cstheme="majorBidi"/>
+      <w:rFonts w:ascii="Arial" w:hAnsi="Arial" w:eastAsia="Microsoft YaHei" w:cs="Arial"/>
       <w:color w:val="000000" w:themeColor="text1"/>
     </w:rPr>
     <w:tblPr>
@@ -13596,7 +14772,7 @@
       <w:spacing w:after="0" w:line="240" w:lineRule="auto"/>
     </w:pPr>
     <w:rPr>
-      <w:rFonts w:asciiTheme="majorHAnsi" w:eastAsiaTheme="majorEastAsia" w:hAnsiTheme="majorHAnsi" w:cstheme="majorBidi"/>
+      <w:rFonts w:ascii="Arial" w:hAnsi="Arial" w:eastAsia="Microsoft YaHei" w:cs="Arial"/>
       <w:color w:val="000000" w:themeColor="text1"/>
     </w:rPr>
     <w:tblPr>
@@ -13721,7 +14897,7 @@
       <w:spacing w:after="0" w:line="240" w:lineRule="auto"/>
     </w:pPr>
     <w:rPr>
-      <w:rFonts w:asciiTheme="majorHAnsi" w:eastAsiaTheme="majorEastAsia" w:hAnsiTheme="majorHAnsi" w:cstheme="majorBidi"/>
+      <w:rFonts w:ascii="Arial" w:hAnsi="Arial" w:eastAsia="Microsoft YaHei" w:cs="Arial"/>
       <w:color w:val="000000" w:themeColor="text1"/>
     </w:rPr>
     <w:tblPr>
@@ -13846,7 +15022,7 @@
       <w:spacing w:after="0" w:line="240" w:lineRule="auto"/>
     </w:pPr>
     <w:rPr>
-      <w:rFonts w:asciiTheme="majorHAnsi" w:eastAsiaTheme="majorEastAsia" w:hAnsiTheme="majorHAnsi" w:cstheme="majorBidi"/>
+      <w:rFonts w:ascii="Arial" w:hAnsi="Arial" w:eastAsia="Microsoft YaHei" w:cs="Arial"/>
       <w:color w:val="000000" w:themeColor="text1"/>
     </w:rPr>
     <w:tblPr>
@@ -13971,7 +15147,7 @@
       <w:spacing w:after="0" w:line="240" w:lineRule="auto"/>
     </w:pPr>
     <w:rPr>
-      <w:rFonts w:asciiTheme="majorHAnsi" w:eastAsiaTheme="majorEastAsia" w:hAnsiTheme="majorHAnsi" w:cstheme="majorBidi"/>
+      <w:rFonts w:ascii="Arial" w:hAnsi="Arial" w:eastAsia="Microsoft YaHei" w:cs="Arial"/>
       <w:color w:val="000000" w:themeColor="text1"/>
     </w:rPr>
     <w:tblPr>
@@ -14096,7 +15272,7 @@
       <w:spacing w:after="0" w:line="240" w:lineRule="auto"/>
     </w:pPr>
     <w:rPr>
-      <w:rFonts w:asciiTheme="majorHAnsi" w:eastAsiaTheme="majorEastAsia" w:hAnsiTheme="majorHAnsi" w:cstheme="majorBidi"/>
+      <w:rFonts w:ascii="Arial" w:hAnsi="Arial" w:eastAsia="Microsoft YaHei" w:cs="Arial"/>
       <w:color w:val="000000" w:themeColor="text1"/>
     </w:rPr>
     <w:tblPr>
@@ -14221,7 +15397,7 @@
       <w:spacing w:after="0" w:line="240" w:lineRule="auto"/>
     </w:pPr>
     <w:rPr>
-      <w:rFonts w:asciiTheme="majorHAnsi" w:eastAsiaTheme="majorEastAsia" w:hAnsiTheme="majorHAnsi" w:cstheme="majorBidi"/>
+      <w:rFonts w:ascii="Arial" w:hAnsi="Arial" w:eastAsia="Microsoft YaHei" w:cs="Arial"/>
       <w:color w:val="000000" w:themeColor="text1"/>
     </w:rPr>
     <w:tblPr>
@@ -18131,12 +19307,12 @@
   <w:style w:type="paragraph" w:customStyle="1" w:styleId="CodeBlock">
     <w:name w:val="CodeBlock"/>
     <w:pPr>
-      <w:spacing w:after="120"/>
+      <w:spacing w:after="80" w:line="276" w:lineRule="auto"/>
       <w:ind w:left="259" w:right="259"/>
     </w:pPr>
     <w:rPr>
-      <w:rFonts w:ascii="Consolas" w:hAnsi="Consolas"/>
-      <w:sz w:val="17"/>
+      <w:rFonts w:ascii="Consolas" w:hAnsi="Consolas" w:eastAsia="Microsoft YaHei" w:cs="Consolas"/>
+      <w:sz w:val="18"/>
     </w:rPr>
   </w:style>
 </w:styles>
@@ -18147,7 +19323,7 @@
   <w:docDefaults>
     <w:rPrDefault>
       <w:rPr>
-        <w:rFonts w:asciiTheme="minorHAnsi" w:eastAsiaTheme="minorEastAsia" w:hAnsiTheme="minorHAnsi" w:cstheme="minorBidi"/>
+        <w:rFonts w:ascii="Arial" w:hAnsi="Arial" w:eastAsia="Microsoft YaHei" w:cs="Arial"/>
         <w:sz w:val="22"/>
         <w:szCs w:val="22"/>
         <w:lang w:val="en-US" w:eastAsia="en-US" w:bidi="ar-SA"/>
@@ -18318,7 +19494,7 @@
       <w:outlineLvl w:val="0"/>
     </w:pPr>
     <w:rPr>
-      <w:rFonts w:asciiTheme="majorHAnsi" w:eastAsiaTheme="majorEastAsia" w:hAnsiTheme="majorHAnsi" w:cstheme="majorBidi"/>
+      <w:rFonts w:ascii="Arial" w:hAnsi="Arial" w:eastAsia="Microsoft YaHei" w:cs="Arial"/>
       <w:b/>
       <w:bCs/>
       <w:color w:val="365F91" w:themeColor="accent1" w:themeShade="BF"/>
@@ -18342,7 +19518,7 @@
       <w:outlineLvl w:val="1"/>
     </w:pPr>
     <w:rPr>
-      <w:rFonts w:asciiTheme="majorHAnsi" w:eastAsiaTheme="majorEastAsia" w:hAnsiTheme="majorHAnsi" w:cstheme="majorBidi"/>
+      <w:rFonts w:ascii="Arial" w:hAnsi="Arial" w:eastAsia="Microsoft YaHei" w:cs="Arial"/>
       <w:b/>
       <w:bCs/>
       <w:color w:val="4F81BD" w:themeColor="accent1"/>
@@ -18366,7 +19542,7 @@
       <w:outlineLvl w:val="2"/>
     </w:pPr>
     <w:rPr>
-      <w:rFonts w:asciiTheme="majorHAnsi" w:eastAsiaTheme="majorEastAsia" w:hAnsiTheme="majorHAnsi" w:cstheme="majorBidi"/>
+      <w:rFonts w:ascii="Arial" w:hAnsi="Arial" w:eastAsia="Microsoft YaHei" w:cs="Arial"/>
       <w:b/>
       <w:bCs/>
       <w:color w:val="4F81BD" w:themeColor="accent1"/>
@@ -18389,7 +19565,7 @@
       <w:outlineLvl w:val="3"/>
     </w:pPr>
     <w:rPr>
-      <w:rFonts w:asciiTheme="majorHAnsi" w:eastAsiaTheme="majorEastAsia" w:hAnsiTheme="majorHAnsi" w:cstheme="majorBidi"/>
+      <w:rFonts w:ascii="Arial" w:hAnsi="Arial" w:eastAsia="Microsoft YaHei" w:cs="Arial"/>
       <w:b/>
       <w:bCs/>
       <w:i/>
@@ -18414,7 +19590,7 @@
       <w:outlineLvl w:val="4"/>
     </w:pPr>
     <w:rPr>
-      <w:rFonts w:asciiTheme="majorHAnsi" w:eastAsiaTheme="majorEastAsia" w:hAnsiTheme="majorHAnsi" w:cstheme="majorBidi"/>
+      <w:rFonts w:ascii="Arial" w:hAnsi="Arial" w:eastAsia="Microsoft YaHei" w:cs="Arial"/>
       <w:color w:val="243F60" w:themeColor="accent1" w:themeShade="7F"/>
     </w:rPr>
   </w:style>
@@ -18435,7 +19611,7 @@
       <w:outlineLvl w:val="5"/>
     </w:pPr>
     <w:rPr>
-      <w:rFonts w:asciiTheme="majorHAnsi" w:eastAsiaTheme="majorEastAsia" w:hAnsiTheme="majorHAnsi" w:cstheme="majorBidi"/>
+      <w:rFonts w:ascii="Arial" w:hAnsi="Arial" w:eastAsia="Microsoft YaHei" w:cs="Arial"/>
       <w:i/>
       <w:iCs/>
       <w:color w:val="243F60" w:themeColor="accent1" w:themeShade="7F"/>
@@ -18458,7 +19634,7 @@
       <w:outlineLvl w:val="6"/>
     </w:pPr>
     <w:rPr>
-      <w:rFonts w:asciiTheme="majorHAnsi" w:eastAsiaTheme="majorEastAsia" w:hAnsiTheme="majorHAnsi" w:cstheme="majorBidi"/>
+      <w:rFonts w:ascii="Arial" w:hAnsi="Arial" w:eastAsia="Microsoft YaHei" w:cs="Arial"/>
       <w:i/>
       <w:iCs/>
       <w:color w:val="404040" w:themeColor="text1" w:themeTint="BF"/>
@@ -18481,7 +19657,7 @@
       <w:outlineLvl w:val="7"/>
     </w:pPr>
     <w:rPr>
-      <w:rFonts w:asciiTheme="majorHAnsi" w:eastAsiaTheme="majorEastAsia" w:hAnsiTheme="majorHAnsi" w:cstheme="majorBidi"/>
+      <w:rFonts w:ascii="Arial" w:hAnsi="Arial" w:eastAsia="Microsoft YaHei" w:cs="Arial"/>
       <w:color w:val="4F81BD" w:themeColor="accent1"/>
       <w:sz w:val="20"/>
       <w:szCs w:val="20"/>
@@ -18504,7 +19680,7 @@
       <w:outlineLvl w:val="8"/>
     </w:pPr>
     <w:rPr>
-      <w:rFonts w:asciiTheme="majorHAnsi" w:eastAsiaTheme="majorEastAsia" w:hAnsiTheme="majorHAnsi" w:cstheme="majorBidi"/>
+      <w:rFonts w:ascii="Arial" w:hAnsi="Arial" w:eastAsia="Microsoft YaHei" w:cs="Arial"/>
       <w:i/>
       <w:iCs/>
       <w:color w:val="404040" w:themeColor="text1" w:themeTint="BF"/>
@@ -18555,7 +19731,7 @@
     <w:uiPriority w:val="9"/>
     <w:rsid w:val="00FC693F"/>
     <w:rPr>
-      <w:rFonts w:asciiTheme="majorHAnsi" w:eastAsiaTheme="majorEastAsia" w:hAnsiTheme="majorHAnsi" w:cstheme="majorBidi"/>
+      <w:rFonts w:ascii="Arial" w:hAnsi="Arial" w:eastAsia="Microsoft YaHei" w:cs="Arial"/>
       <w:b/>
       <w:bCs/>
       <w:color w:val="365F91" w:themeColor="accent1" w:themeShade="BF"/>
@@ -18570,7 +19746,7 @@
     <w:uiPriority w:val="9"/>
     <w:rsid w:val="00FC693F"/>
     <w:rPr>
-      <w:rFonts w:asciiTheme="majorHAnsi" w:eastAsiaTheme="majorEastAsia" w:hAnsiTheme="majorHAnsi" w:cstheme="majorBidi"/>
+      <w:rFonts w:ascii="Arial" w:hAnsi="Arial" w:eastAsia="Microsoft YaHei" w:cs="Arial"/>
       <w:b/>
       <w:bCs/>
       <w:color w:val="4F81BD" w:themeColor="accent1"/>
@@ -18585,7 +19761,7 @@
     <w:uiPriority w:val="9"/>
     <w:rsid w:val="00FC693F"/>
     <w:rPr>
-      <w:rFonts w:asciiTheme="majorHAnsi" w:eastAsiaTheme="majorEastAsia" w:hAnsiTheme="majorHAnsi" w:cstheme="majorBidi"/>
+      <w:rFonts w:ascii="Arial" w:hAnsi="Arial" w:eastAsia="Microsoft YaHei" w:cs="Arial"/>
       <w:b/>
       <w:bCs/>
       <w:color w:val="4F81BD" w:themeColor="accent1"/>
@@ -18607,7 +19783,7 @@
       <w:contextualSpacing/>
     </w:pPr>
     <w:rPr>
-      <w:rFonts w:asciiTheme="majorHAnsi" w:eastAsiaTheme="majorEastAsia" w:hAnsiTheme="majorHAnsi" w:cstheme="majorBidi"/>
+      <w:rFonts w:ascii="Arial" w:hAnsi="Arial" w:eastAsia="Microsoft YaHei" w:cs="Arial"/>
       <w:color w:val="17365D" w:themeColor="text2" w:themeShade="BF"/>
       <w:spacing w:val="5"/>
       <w:kern w:val="28"/>
@@ -18622,7 +19798,7 @@
     <w:uiPriority w:val="10"/>
     <w:rsid w:val="00FC693F"/>
     <w:rPr>
-      <w:rFonts w:asciiTheme="majorHAnsi" w:eastAsiaTheme="majorEastAsia" w:hAnsiTheme="majorHAnsi" w:cstheme="majorBidi"/>
+      <w:rFonts w:ascii="Arial" w:hAnsi="Arial" w:eastAsia="Microsoft YaHei" w:cs="Arial"/>
       <w:color w:val="17365D" w:themeColor="text2" w:themeShade="BF"/>
       <w:spacing w:val="5"/>
       <w:kern w:val="28"/>
@@ -18644,7 +19820,7 @@
       </w:numPr>
     </w:pPr>
     <w:rPr>
-      <w:rFonts w:asciiTheme="majorHAnsi" w:eastAsiaTheme="majorEastAsia" w:hAnsiTheme="majorHAnsi" w:cstheme="majorBidi"/>
+      <w:rFonts w:ascii="Arial" w:hAnsi="Arial" w:eastAsia="Microsoft YaHei" w:cs="Arial"/>
       <w:i/>
       <w:iCs/>
       <w:color w:val="4F81BD" w:themeColor="accent1"/>
@@ -18660,7 +19836,7 @@
     <w:uiPriority w:val="11"/>
     <w:rsid w:val="00FC693F"/>
     <w:rPr>
-      <w:rFonts w:asciiTheme="majorHAnsi" w:eastAsiaTheme="majorEastAsia" w:hAnsiTheme="majorHAnsi" w:cstheme="majorBidi"/>
+      <w:rFonts w:ascii="Arial" w:hAnsi="Arial" w:eastAsia="Microsoft YaHei" w:cs="Arial"/>
       <w:i/>
       <w:iCs/>
       <w:color w:val="4F81BD" w:themeColor="accent1"/>
@@ -18907,7 +20083,7 @@
       </w:tabs>
     </w:pPr>
     <w:rPr>
-      <w:rFonts w:ascii="Courier" w:hAnsi="Courier"/>
+      <w:rFonts w:ascii="Consolas" w:hAnsi="Consolas" w:eastAsia="Microsoft YaHei" w:cs="Arial"/>
       <w:sz w:val="20"/>
       <w:szCs w:val="20"/>
     </w:rPr>
@@ -18919,7 +20095,7 @@
     <w:uiPriority w:val="99"/>
     <w:rsid w:val="0029639D"/>
     <w:rPr>
-      <w:rFonts w:ascii="Courier" w:hAnsi="Courier"/>
+      <w:rFonts w:ascii="Consolas" w:hAnsi="Consolas" w:eastAsia="Microsoft YaHei" w:cs="Arial"/>
       <w:sz w:val="20"/>
       <w:szCs w:val="20"/>
     </w:rPr>
@@ -18958,7 +20134,7 @@
     <w:semiHidden/>
     <w:rsid w:val="00FC693F"/>
     <w:rPr>
-      <w:rFonts w:asciiTheme="majorHAnsi" w:eastAsiaTheme="majorEastAsia" w:hAnsiTheme="majorHAnsi" w:cstheme="majorBidi"/>
+      <w:rFonts w:ascii="Arial" w:hAnsi="Arial" w:eastAsia="Microsoft YaHei" w:cs="Arial"/>
       <w:b/>
       <w:bCs/>
       <w:i/>
@@ -18974,7 +20150,7 @@
     <w:semiHidden/>
     <w:rsid w:val="00FC693F"/>
     <w:rPr>
-      <w:rFonts w:asciiTheme="majorHAnsi" w:eastAsiaTheme="majorEastAsia" w:hAnsiTheme="majorHAnsi" w:cstheme="majorBidi"/>
+      <w:rFonts w:ascii="Arial" w:hAnsi="Arial" w:eastAsia="Microsoft YaHei" w:cs="Arial"/>
       <w:color w:val="243F60" w:themeColor="accent1" w:themeShade="7F"/>
     </w:rPr>
   </w:style>
@@ -18986,7 +20162,7 @@
     <w:semiHidden/>
     <w:rsid w:val="00FC693F"/>
     <w:rPr>
-      <w:rFonts w:asciiTheme="majorHAnsi" w:eastAsiaTheme="majorEastAsia" w:hAnsiTheme="majorHAnsi" w:cstheme="majorBidi"/>
+      <w:rFonts w:ascii="Arial" w:hAnsi="Arial" w:eastAsia="Microsoft YaHei" w:cs="Arial"/>
       <w:i/>
       <w:iCs/>
       <w:color w:val="243F60" w:themeColor="accent1" w:themeShade="7F"/>
@@ -19000,7 +20176,7 @@
     <w:semiHidden/>
     <w:rsid w:val="00FC693F"/>
     <w:rPr>
-      <w:rFonts w:asciiTheme="majorHAnsi" w:eastAsiaTheme="majorEastAsia" w:hAnsiTheme="majorHAnsi" w:cstheme="majorBidi"/>
+      <w:rFonts w:ascii="Arial" w:hAnsi="Arial" w:eastAsia="Microsoft YaHei" w:cs="Arial"/>
       <w:i/>
       <w:iCs/>
       <w:color w:val="404040" w:themeColor="text1" w:themeTint="BF"/>
@@ -19014,7 +20190,7 @@
     <w:semiHidden/>
     <w:rsid w:val="00FC693F"/>
     <w:rPr>
-      <w:rFonts w:asciiTheme="majorHAnsi" w:eastAsiaTheme="majorEastAsia" w:hAnsiTheme="majorHAnsi" w:cstheme="majorBidi"/>
+      <w:rFonts w:ascii="Arial" w:hAnsi="Arial" w:eastAsia="Microsoft YaHei" w:cs="Arial"/>
       <w:color w:val="4F81BD" w:themeColor="accent1"/>
       <w:sz w:val="20"/>
       <w:szCs w:val="20"/>
@@ -19028,7 +20204,7 @@
     <w:semiHidden/>
     <w:rsid w:val="00FC693F"/>
     <w:rPr>
-      <w:rFonts w:asciiTheme="majorHAnsi" w:eastAsiaTheme="majorEastAsia" w:hAnsiTheme="majorHAnsi" w:cstheme="majorBidi"/>
+      <w:rFonts w:ascii="Arial" w:hAnsi="Arial" w:eastAsia="Microsoft YaHei" w:cs="Arial"/>
       <w:i/>
       <w:iCs/>
       <w:color w:val="404040" w:themeColor="text1" w:themeTint="BF"/>
@@ -20617,7 +21793,7 @@
         <w:spacing w:before="0" w:after="0" w:line="240" w:lineRule="auto"/>
       </w:pPr>
       <w:rPr>
-        <w:rFonts w:asciiTheme="majorHAnsi" w:eastAsiaTheme="majorEastAsia" w:hAnsiTheme="majorHAnsi" w:cstheme="majorBidi"/>
+        <w:rFonts w:ascii="Arial" w:hAnsi="Arial" w:eastAsia="Microsoft YaHei" w:cs="Arial"/>
         <w:b/>
         <w:bCs/>
       </w:rPr>
@@ -20638,7 +21814,7 @@
         <w:spacing w:before="0" w:after="0" w:line="240" w:lineRule="auto"/>
       </w:pPr>
       <w:rPr>
-        <w:rFonts w:asciiTheme="majorHAnsi" w:eastAsiaTheme="majorEastAsia" w:hAnsiTheme="majorHAnsi" w:cstheme="majorBidi"/>
+        <w:rFonts w:ascii="Arial" w:hAnsi="Arial" w:eastAsia="Microsoft YaHei" w:cs="Arial"/>
         <w:b/>
         <w:bCs/>
       </w:rPr>
@@ -20656,14 +21832,14 @@
     </w:tblStylePr>
     <w:tblStylePr w:type="firstCol">
       <w:rPr>
-        <w:rFonts w:asciiTheme="majorHAnsi" w:eastAsiaTheme="majorEastAsia" w:hAnsiTheme="majorHAnsi" w:cstheme="majorBidi"/>
+        <w:rFonts w:ascii="Arial" w:hAnsi="Arial" w:eastAsia="Microsoft YaHei" w:cs="Arial"/>
         <w:b/>
         <w:bCs/>
       </w:rPr>
     </w:tblStylePr>
     <w:tblStylePr w:type="lastCol">
       <w:rPr>
-        <w:rFonts w:asciiTheme="majorHAnsi" w:eastAsiaTheme="majorEastAsia" w:hAnsiTheme="majorHAnsi" w:cstheme="majorBidi"/>
+        <w:rFonts w:ascii="Arial" w:hAnsi="Arial" w:eastAsia="Microsoft YaHei" w:cs="Arial"/>
         <w:b/>
         <w:bCs/>
       </w:rPr>
@@ -20747,7 +21923,7 @@
         <w:spacing w:before="0" w:after="0" w:line="240" w:lineRule="auto"/>
       </w:pPr>
       <w:rPr>
-        <w:rFonts w:asciiTheme="majorHAnsi" w:eastAsiaTheme="majorEastAsia" w:hAnsiTheme="majorHAnsi" w:cstheme="majorBidi"/>
+        <w:rFonts w:ascii="Arial" w:hAnsi="Arial" w:eastAsia="Microsoft YaHei" w:cs="Arial"/>
         <w:b/>
         <w:bCs/>
       </w:rPr>
@@ -20768,7 +21944,7 @@
         <w:spacing w:before="0" w:after="0" w:line="240" w:lineRule="auto"/>
       </w:pPr>
       <w:rPr>
-        <w:rFonts w:asciiTheme="majorHAnsi" w:eastAsiaTheme="majorEastAsia" w:hAnsiTheme="majorHAnsi" w:cstheme="majorBidi"/>
+        <w:rFonts w:ascii="Arial" w:hAnsi="Arial" w:eastAsia="Microsoft YaHei" w:cs="Arial"/>
         <w:b/>
         <w:bCs/>
       </w:rPr>
@@ -20786,14 +21962,14 @@
     </w:tblStylePr>
     <w:tblStylePr w:type="firstCol">
       <w:rPr>
-        <w:rFonts w:asciiTheme="majorHAnsi" w:eastAsiaTheme="majorEastAsia" w:hAnsiTheme="majorHAnsi" w:cstheme="majorBidi"/>
+        <w:rFonts w:ascii="Arial" w:hAnsi="Arial" w:eastAsia="Microsoft YaHei" w:cs="Arial"/>
         <w:b/>
         <w:bCs/>
       </w:rPr>
     </w:tblStylePr>
     <w:tblStylePr w:type="lastCol">
       <w:rPr>
-        <w:rFonts w:asciiTheme="majorHAnsi" w:eastAsiaTheme="majorEastAsia" w:hAnsiTheme="majorHAnsi" w:cstheme="majorBidi"/>
+        <w:rFonts w:ascii="Arial" w:hAnsi="Arial" w:eastAsia="Microsoft YaHei" w:cs="Arial"/>
         <w:b/>
         <w:bCs/>
       </w:rPr>
@@ -20877,7 +22053,7 @@
         <w:spacing w:before="0" w:after="0" w:line="240" w:lineRule="auto"/>
       </w:pPr>
       <w:rPr>
-        <w:rFonts w:asciiTheme="majorHAnsi" w:eastAsiaTheme="majorEastAsia" w:hAnsiTheme="majorHAnsi" w:cstheme="majorBidi"/>
+        <w:rFonts w:ascii="Arial" w:hAnsi="Arial" w:eastAsia="Microsoft YaHei" w:cs="Arial"/>
         <w:b/>
         <w:bCs/>
       </w:rPr>
@@ -20898,7 +22074,7 @@
         <w:spacing w:before="0" w:after="0" w:line="240" w:lineRule="auto"/>
       </w:pPr>
       <w:rPr>
-        <w:rFonts w:asciiTheme="majorHAnsi" w:eastAsiaTheme="majorEastAsia" w:hAnsiTheme="majorHAnsi" w:cstheme="majorBidi"/>
+        <w:rFonts w:ascii="Arial" w:hAnsi="Arial" w:eastAsia="Microsoft YaHei" w:cs="Arial"/>
         <w:b/>
         <w:bCs/>
       </w:rPr>
@@ -20916,14 +22092,14 @@
     </w:tblStylePr>
     <w:tblStylePr w:type="firstCol">
       <w:rPr>
-        <w:rFonts w:asciiTheme="majorHAnsi" w:eastAsiaTheme="majorEastAsia" w:hAnsiTheme="majorHAnsi" w:cstheme="majorBidi"/>
+        <w:rFonts w:ascii="Arial" w:hAnsi="Arial" w:eastAsia="Microsoft YaHei" w:cs="Arial"/>
         <w:b/>
         <w:bCs/>
       </w:rPr>
     </w:tblStylePr>
     <w:tblStylePr w:type="lastCol">
       <w:rPr>
-        <w:rFonts w:asciiTheme="majorHAnsi" w:eastAsiaTheme="majorEastAsia" w:hAnsiTheme="majorHAnsi" w:cstheme="majorBidi"/>
+        <w:rFonts w:ascii="Arial" w:hAnsi="Arial" w:eastAsia="Microsoft YaHei" w:cs="Arial"/>
         <w:b/>
         <w:bCs/>
       </w:rPr>
@@ -21007,7 +22183,7 @@
         <w:spacing w:before="0" w:after="0" w:line="240" w:lineRule="auto"/>
       </w:pPr>
       <w:rPr>
-        <w:rFonts w:asciiTheme="majorHAnsi" w:eastAsiaTheme="majorEastAsia" w:hAnsiTheme="majorHAnsi" w:cstheme="majorBidi"/>
+        <w:rFonts w:ascii="Arial" w:hAnsi="Arial" w:eastAsia="Microsoft YaHei" w:cs="Arial"/>
         <w:b/>
         <w:bCs/>
       </w:rPr>
@@ -21028,7 +22204,7 @@
         <w:spacing w:before="0" w:after="0" w:line="240" w:lineRule="auto"/>
       </w:pPr>
       <w:rPr>
-        <w:rFonts w:asciiTheme="majorHAnsi" w:eastAsiaTheme="majorEastAsia" w:hAnsiTheme="majorHAnsi" w:cstheme="majorBidi"/>
+        <w:rFonts w:ascii="Arial" w:hAnsi="Arial" w:eastAsia="Microsoft YaHei" w:cs="Arial"/>
         <w:b/>
         <w:bCs/>
       </w:rPr>
@@ -21046,14 +22222,14 @@
     </w:tblStylePr>
     <w:tblStylePr w:type="firstCol">
       <w:rPr>
-        <w:rFonts w:asciiTheme="majorHAnsi" w:eastAsiaTheme="majorEastAsia" w:hAnsiTheme="majorHAnsi" w:cstheme="majorBidi"/>
+        <w:rFonts w:ascii="Arial" w:hAnsi="Arial" w:eastAsia="Microsoft YaHei" w:cs="Arial"/>
         <w:b/>
         <w:bCs/>
       </w:rPr>
     </w:tblStylePr>
     <w:tblStylePr w:type="lastCol">
       <w:rPr>
-        <w:rFonts w:asciiTheme="majorHAnsi" w:eastAsiaTheme="majorEastAsia" w:hAnsiTheme="majorHAnsi" w:cstheme="majorBidi"/>
+        <w:rFonts w:ascii="Arial" w:hAnsi="Arial" w:eastAsia="Microsoft YaHei" w:cs="Arial"/>
         <w:b/>
         <w:bCs/>
       </w:rPr>
@@ -21137,7 +22313,7 @@
         <w:spacing w:before="0" w:after="0" w:line="240" w:lineRule="auto"/>
       </w:pPr>
       <w:rPr>
-        <w:rFonts w:asciiTheme="majorHAnsi" w:eastAsiaTheme="majorEastAsia" w:hAnsiTheme="majorHAnsi" w:cstheme="majorBidi"/>
+        <w:rFonts w:ascii="Arial" w:hAnsi="Arial" w:eastAsia="Microsoft YaHei" w:cs="Arial"/>
         <w:b/>
         <w:bCs/>
       </w:rPr>
@@ -21158,7 +22334,7 @@
         <w:spacing w:before="0" w:after="0" w:line="240" w:lineRule="auto"/>
       </w:pPr>
       <w:rPr>
-        <w:rFonts w:asciiTheme="majorHAnsi" w:eastAsiaTheme="majorEastAsia" w:hAnsiTheme="majorHAnsi" w:cstheme="majorBidi"/>
+        <w:rFonts w:ascii="Arial" w:hAnsi="Arial" w:eastAsia="Microsoft YaHei" w:cs="Arial"/>
         <w:b/>
         <w:bCs/>
       </w:rPr>
@@ -21176,14 +22352,14 @@
     </w:tblStylePr>
     <w:tblStylePr w:type="firstCol">
       <w:rPr>
-        <w:rFonts w:asciiTheme="majorHAnsi" w:eastAsiaTheme="majorEastAsia" w:hAnsiTheme="majorHAnsi" w:cstheme="majorBidi"/>
+        <w:rFonts w:ascii="Arial" w:hAnsi="Arial" w:eastAsia="Microsoft YaHei" w:cs="Arial"/>
         <w:b/>
         <w:bCs/>
       </w:rPr>
     </w:tblStylePr>
     <w:tblStylePr w:type="lastCol">
       <w:rPr>
-        <w:rFonts w:asciiTheme="majorHAnsi" w:eastAsiaTheme="majorEastAsia" w:hAnsiTheme="majorHAnsi" w:cstheme="majorBidi"/>
+        <w:rFonts w:ascii="Arial" w:hAnsi="Arial" w:eastAsia="Microsoft YaHei" w:cs="Arial"/>
         <w:b/>
         <w:bCs/>
       </w:rPr>
@@ -21267,7 +22443,7 @@
         <w:spacing w:before="0" w:after="0" w:line="240" w:lineRule="auto"/>
       </w:pPr>
       <w:rPr>
-        <w:rFonts w:asciiTheme="majorHAnsi" w:eastAsiaTheme="majorEastAsia" w:hAnsiTheme="majorHAnsi" w:cstheme="majorBidi"/>
+        <w:rFonts w:ascii="Arial" w:hAnsi="Arial" w:eastAsia="Microsoft YaHei" w:cs="Arial"/>
         <w:b/>
         <w:bCs/>
       </w:rPr>
@@ -21288,7 +22464,7 @@
         <w:spacing w:before="0" w:after="0" w:line="240" w:lineRule="auto"/>
       </w:pPr>
       <w:rPr>
-        <w:rFonts w:asciiTheme="majorHAnsi" w:eastAsiaTheme="majorEastAsia" w:hAnsiTheme="majorHAnsi" w:cstheme="majorBidi"/>
+        <w:rFonts w:ascii="Arial" w:hAnsi="Arial" w:eastAsia="Microsoft YaHei" w:cs="Arial"/>
         <w:b/>
         <w:bCs/>
       </w:rPr>
@@ -21306,14 +22482,14 @@
     </w:tblStylePr>
     <w:tblStylePr w:type="firstCol">
       <w:rPr>
-        <w:rFonts w:asciiTheme="majorHAnsi" w:eastAsiaTheme="majorEastAsia" w:hAnsiTheme="majorHAnsi" w:cstheme="majorBidi"/>
+        <w:rFonts w:ascii="Arial" w:hAnsi="Arial" w:eastAsia="Microsoft YaHei" w:cs="Arial"/>
         <w:b/>
         <w:bCs/>
       </w:rPr>
     </w:tblStylePr>
     <w:tblStylePr w:type="lastCol">
       <w:rPr>
-        <w:rFonts w:asciiTheme="majorHAnsi" w:eastAsiaTheme="majorEastAsia" w:hAnsiTheme="majorHAnsi" w:cstheme="majorBidi"/>
+        <w:rFonts w:ascii="Arial" w:hAnsi="Arial" w:eastAsia="Microsoft YaHei" w:cs="Arial"/>
         <w:b/>
         <w:bCs/>
       </w:rPr>
@@ -21397,7 +22573,7 @@
         <w:spacing w:before="0" w:after="0" w:line="240" w:lineRule="auto"/>
       </w:pPr>
       <w:rPr>
-        <w:rFonts w:asciiTheme="majorHAnsi" w:eastAsiaTheme="majorEastAsia" w:hAnsiTheme="majorHAnsi" w:cstheme="majorBidi"/>
+        <w:rFonts w:ascii="Arial" w:hAnsi="Arial" w:eastAsia="Microsoft YaHei" w:cs="Arial"/>
         <w:b/>
         <w:bCs/>
       </w:rPr>
@@ -21418,7 +22594,7 @@
         <w:spacing w:before="0" w:after="0" w:line="240" w:lineRule="auto"/>
       </w:pPr>
       <w:rPr>
-        <w:rFonts w:asciiTheme="majorHAnsi" w:eastAsiaTheme="majorEastAsia" w:hAnsiTheme="majorHAnsi" w:cstheme="majorBidi"/>
+        <w:rFonts w:ascii="Arial" w:hAnsi="Arial" w:eastAsia="Microsoft YaHei" w:cs="Arial"/>
         <w:b/>
         <w:bCs/>
       </w:rPr>
@@ -21436,14 +22612,14 @@
     </w:tblStylePr>
     <w:tblStylePr w:type="firstCol">
       <w:rPr>
-        <w:rFonts w:asciiTheme="majorHAnsi" w:eastAsiaTheme="majorEastAsia" w:hAnsiTheme="majorHAnsi" w:cstheme="majorBidi"/>
+        <w:rFonts w:ascii="Arial" w:hAnsi="Arial" w:eastAsia="Microsoft YaHei" w:cs="Arial"/>
         <w:b/>
         <w:bCs/>
       </w:rPr>
     </w:tblStylePr>
     <w:tblStylePr w:type="lastCol">
       <w:rPr>
-        <w:rFonts w:asciiTheme="majorHAnsi" w:eastAsiaTheme="majorEastAsia" w:hAnsiTheme="majorHAnsi" w:cstheme="majorBidi"/>
+        <w:rFonts w:ascii="Arial" w:hAnsi="Arial" w:eastAsia="Microsoft YaHei" w:cs="Arial"/>
         <w:b/>
         <w:bCs/>
       </w:rPr>
@@ -23308,7 +24484,7 @@
     </w:tblPr>
     <w:tblStylePr w:type="firstRow">
       <w:rPr>
-        <w:rFonts w:asciiTheme="majorHAnsi" w:eastAsiaTheme="majorEastAsia" w:hAnsiTheme="majorHAnsi" w:cstheme="majorBidi"/>
+        <w:rFonts w:ascii="Arial" w:hAnsi="Arial" w:eastAsia="Microsoft YaHei" w:cs="Arial"/>
       </w:rPr>
       <w:tblPr/>
       <w:tcPr>
@@ -23392,7 +24568,7 @@
     </w:tblPr>
     <w:tblStylePr w:type="firstRow">
       <w:rPr>
-        <w:rFonts w:asciiTheme="majorHAnsi" w:eastAsiaTheme="majorEastAsia" w:hAnsiTheme="majorHAnsi" w:cstheme="majorBidi"/>
+        <w:rFonts w:ascii="Arial" w:hAnsi="Arial" w:eastAsia="Microsoft YaHei" w:cs="Arial"/>
       </w:rPr>
       <w:tblPr/>
       <w:tcPr>
@@ -23476,7 +24652,7 @@
     </w:tblPr>
     <w:tblStylePr w:type="firstRow">
       <w:rPr>
-        <w:rFonts w:asciiTheme="majorHAnsi" w:eastAsiaTheme="majorEastAsia" w:hAnsiTheme="majorHAnsi" w:cstheme="majorBidi"/>
+        <w:rFonts w:ascii="Arial" w:hAnsi="Arial" w:eastAsia="Microsoft YaHei" w:cs="Arial"/>
       </w:rPr>
       <w:tblPr/>
       <w:tcPr>
@@ -23560,7 +24736,7 @@
     </w:tblPr>
     <w:tblStylePr w:type="firstRow">
       <w:rPr>
-        <w:rFonts w:asciiTheme="majorHAnsi" w:eastAsiaTheme="majorEastAsia" w:hAnsiTheme="majorHAnsi" w:cstheme="majorBidi"/>
+        <w:rFonts w:ascii="Arial" w:hAnsi="Arial" w:eastAsia="Microsoft YaHei" w:cs="Arial"/>
       </w:rPr>
       <w:tblPr/>
       <w:tcPr>
@@ -23644,7 +24820,7 @@
     </w:tblPr>
     <w:tblStylePr w:type="firstRow">
       <w:rPr>
-        <w:rFonts w:asciiTheme="majorHAnsi" w:eastAsiaTheme="majorEastAsia" w:hAnsiTheme="majorHAnsi" w:cstheme="majorBidi"/>
+        <w:rFonts w:ascii="Arial" w:hAnsi="Arial" w:eastAsia="Microsoft YaHei" w:cs="Arial"/>
       </w:rPr>
       <w:tblPr/>
       <w:tcPr>
@@ -23728,7 +24904,7 @@
     </w:tblPr>
     <w:tblStylePr w:type="firstRow">
       <w:rPr>
-        <w:rFonts w:asciiTheme="majorHAnsi" w:eastAsiaTheme="majorEastAsia" w:hAnsiTheme="majorHAnsi" w:cstheme="majorBidi"/>
+        <w:rFonts w:ascii="Arial" w:hAnsi="Arial" w:eastAsia="Microsoft YaHei" w:cs="Arial"/>
       </w:rPr>
       <w:tblPr/>
       <w:tcPr>
@@ -23812,7 +24988,7 @@
     </w:tblPr>
     <w:tblStylePr w:type="firstRow">
       <w:rPr>
-        <w:rFonts w:asciiTheme="majorHAnsi" w:eastAsiaTheme="majorEastAsia" w:hAnsiTheme="majorHAnsi" w:cstheme="majorBidi"/>
+        <w:rFonts w:ascii="Arial" w:hAnsi="Arial" w:eastAsia="Microsoft YaHei" w:cs="Arial"/>
       </w:rPr>
       <w:tblPr/>
       <w:tcPr>
@@ -23877,7 +25053,7 @@
       <w:spacing w:after="0" w:line="240" w:lineRule="auto"/>
     </w:pPr>
     <w:rPr>
-      <w:rFonts w:asciiTheme="majorHAnsi" w:eastAsiaTheme="majorEastAsia" w:hAnsiTheme="majorHAnsi" w:cstheme="majorBidi"/>
+      <w:rFonts w:ascii="Arial" w:hAnsi="Arial" w:eastAsia="Microsoft YaHei" w:cs="Arial"/>
       <w:color w:val="000000" w:themeColor="text1"/>
     </w:rPr>
     <w:tblPr>
@@ -24005,7 +25181,7 @@
       <w:spacing w:after="0" w:line="240" w:lineRule="auto"/>
     </w:pPr>
     <w:rPr>
-      <w:rFonts w:asciiTheme="majorHAnsi" w:eastAsiaTheme="majorEastAsia" w:hAnsiTheme="majorHAnsi" w:cstheme="majorBidi"/>
+      <w:rFonts w:ascii="Arial" w:hAnsi="Arial" w:eastAsia="Microsoft YaHei" w:cs="Arial"/>
       <w:color w:val="000000" w:themeColor="text1"/>
     </w:rPr>
     <w:tblPr>
@@ -24133,7 +25309,7 @@
       <w:spacing w:after="0" w:line="240" w:lineRule="auto"/>
     </w:pPr>
     <w:rPr>
-      <w:rFonts w:asciiTheme="majorHAnsi" w:eastAsiaTheme="majorEastAsia" w:hAnsiTheme="majorHAnsi" w:cstheme="majorBidi"/>
+      <w:rFonts w:ascii="Arial" w:hAnsi="Arial" w:eastAsia="Microsoft YaHei" w:cs="Arial"/>
       <w:color w:val="000000" w:themeColor="text1"/>
     </w:rPr>
     <w:tblPr>
@@ -24261,7 +25437,7 @@
       <w:spacing w:after="0" w:line="240" w:lineRule="auto"/>
     </w:pPr>
     <w:rPr>
-      <w:rFonts w:asciiTheme="majorHAnsi" w:eastAsiaTheme="majorEastAsia" w:hAnsiTheme="majorHAnsi" w:cstheme="majorBidi"/>
+      <w:rFonts w:ascii="Arial" w:hAnsi="Arial" w:eastAsia="Microsoft YaHei" w:cs="Arial"/>
       <w:color w:val="000000" w:themeColor="text1"/>
     </w:rPr>
     <w:tblPr>
@@ -24389,7 +25565,7 @@
       <w:spacing w:after="0" w:line="240" w:lineRule="auto"/>
     </w:pPr>
     <w:rPr>
-      <w:rFonts w:asciiTheme="majorHAnsi" w:eastAsiaTheme="majorEastAsia" w:hAnsiTheme="majorHAnsi" w:cstheme="majorBidi"/>
+      <w:rFonts w:ascii="Arial" w:hAnsi="Arial" w:eastAsia="Microsoft YaHei" w:cs="Arial"/>
       <w:color w:val="000000" w:themeColor="text1"/>
     </w:rPr>
     <w:tblPr>
@@ -24517,7 +25693,7 @@
       <w:spacing w:after="0" w:line="240" w:lineRule="auto"/>
     </w:pPr>
     <w:rPr>
-      <w:rFonts w:asciiTheme="majorHAnsi" w:eastAsiaTheme="majorEastAsia" w:hAnsiTheme="majorHAnsi" w:cstheme="majorBidi"/>
+      <w:rFonts w:ascii="Arial" w:hAnsi="Arial" w:eastAsia="Microsoft YaHei" w:cs="Arial"/>
       <w:color w:val="000000" w:themeColor="text1"/>
     </w:rPr>
     <w:tblPr>
@@ -24645,7 +25821,7 @@
       <w:spacing w:after="0" w:line="240" w:lineRule="auto"/>
     </w:pPr>
     <w:rPr>
-      <w:rFonts w:asciiTheme="majorHAnsi" w:eastAsiaTheme="majorEastAsia" w:hAnsiTheme="majorHAnsi" w:cstheme="majorBidi"/>
+      <w:rFonts w:ascii="Arial" w:hAnsi="Arial" w:eastAsia="Microsoft YaHei" w:cs="Arial"/>
       <w:color w:val="000000" w:themeColor="text1"/>
     </w:rPr>
     <w:tblPr>
@@ -25284,7 +26460,7 @@
       <w:spacing w:after="0" w:line="240" w:lineRule="auto"/>
     </w:pPr>
     <w:rPr>
-      <w:rFonts w:asciiTheme="majorHAnsi" w:eastAsiaTheme="majorEastAsia" w:hAnsiTheme="majorHAnsi" w:cstheme="majorBidi"/>
+      <w:rFonts w:ascii="Arial" w:hAnsi="Arial" w:eastAsia="Microsoft YaHei" w:cs="Arial"/>
       <w:color w:val="000000" w:themeColor="text1"/>
     </w:rPr>
     <w:tblPr>
@@ -25409,7 +26585,7 @@
       <w:spacing w:after="0" w:line="240" w:lineRule="auto"/>
     </w:pPr>
     <w:rPr>
-      <w:rFonts w:asciiTheme="majorHAnsi" w:eastAsiaTheme="majorEastAsia" w:hAnsiTheme="majorHAnsi" w:cstheme="majorBidi"/>
+      <w:rFonts w:ascii="Arial" w:hAnsi="Arial" w:eastAsia="Microsoft YaHei" w:cs="Arial"/>
       <w:color w:val="000000" w:themeColor="text1"/>
     </w:rPr>
     <w:tblPr>
@@ -25534,7 +26710,7 @@
       <w:spacing w:after="0" w:line="240" w:lineRule="auto"/>
     </w:pPr>
     <w:rPr>
-      <w:rFonts w:asciiTheme="majorHAnsi" w:eastAsiaTheme="majorEastAsia" w:hAnsiTheme="majorHAnsi" w:cstheme="majorBidi"/>
+      <w:rFonts w:ascii="Arial" w:hAnsi="Arial" w:eastAsia="Microsoft YaHei" w:cs="Arial"/>
       <w:color w:val="000000" w:themeColor="text1"/>
     </w:rPr>
     <w:tblPr>
@@ -25659,7 +26835,7 @@
       <w:spacing w:after="0" w:line="240" w:lineRule="auto"/>
     </w:pPr>
     <w:rPr>
-      <w:rFonts w:asciiTheme="majorHAnsi" w:eastAsiaTheme="majorEastAsia" w:hAnsiTheme="majorHAnsi" w:cstheme="majorBidi"/>
+      <w:rFonts w:ascii="Arial" w:hAnsi="Arial" w:eastAsia="Microsoft YaHei" w:cs="Arial"/>
       <w:color w:val="000000" w:themeColor="text1"/>
     </w:rPr>
     <w:tblPr>
@@ -25784,7 +26960,7 @@
       <w:spacing w:after="0" w:line="240" w:lineRule="auto"/>
     </w:pPr>
     <w:rPr>
-      <w:rFonts w:asciiTheme="majorHAnsi" w:eastAsiaTheme="majorEastAsia" w:hAnsiTheme="majorHAnsi" w:cstheme="majorBidi"/>
+      <w:rFonts w:ascii="Arial" w:hAnsi="Arial" w:eastAsia="Microsoft YaHei" w:cs="Arial"/>
       <w:color w:val="000000" w:themeColor="text1"/>
     </w:rPr>
     <w:tblPr>
@@ -25909,7 +27085,7 @@
       <w:spacing w:after="0" w:line="240" w:lineRule="auto"/>
     </w:pPr>
     <w:rPr>
-      <w:rFonts w:asciiTheme="majorHAnsi" w:eastAsiaTheme="majorEastAsia" w:hAnsiTheme="majorHAnsi" w:cstheme="majorBidi"/>
+      <w:rFonts w:ascii="Arial" w:hAnsi="Arial" w:eastAsia="Microsoft YaHei" w:cs="Arial"/>
       <w:color w:val="000000" w:themeColor="text1"/>
     </w:rPr>
     <w:tblPr>
@@ -26034,7 +27210,7 @@
       <w:spacing w:after="0" w:line="240" w:lineRule="auto"/>
     </w:pPr>
     <w:rPr>
-      <w:rFonts w:asciiTheme="majorHAnsi" w:eastAsiaTheme="majorEastAsia" w:hAnsiTheme="majorHAnsi" w:cstheme="majorBidi"/>
+      <w:rFonts w:ascii="Arial" w:hAnsi="Arial" w:eastAsia="Microsoft YaHei" w:cs="Arial"/>
       <w:color w:val="000000" w:themeColor="text1"/>
     </w:rPr>
     <w:tblPr>
@@ -29987,13 +31163,13 @@
     </a:clrScheme>
     <a:fontScheme name="Office">
       <a:majorFont>
-        <a:latin typeface="Calibri"/>
-        <a:ea typeface=""/>
-        <a:cs typeface=""/>
+        <a:latin typeface="Arial"/>
+        <a:ea typeface="Microsoft YaHei"/>
+        <a:cs typeface="Arial"/>
         <a:font script="Jpan" typeface="ＭＳ ゴシック"/>
         <a:font script="Hang" typeface="맑은 고딕"/>
-        <a:font script="Hans" typeface="宋体"/>
-        <a:font script="Hant" typeface="新細明體"/>
+        <a:font script="Hans" typeface="Microsoft YaHei"/>
+        <a:font script="Hant" typeface="Microsoft YaHei"/>
         <a:font script="Arab" typeface="Times New Roman"/>
         <a:font script="Hebr" typeface="Times New Roman"/>
         <a:font script="Thai" typeface="Angsana New"/>
@@ -30022,13 +31198,13 @@
         <a:font script="Geor" typeface="Sylfaen"/>
       </a:majorFont>
       <a:minorFont>
-        <a:latin typeface="Cambria"/>
-        <a:ea typeface=""/>
-        <a:cs typeface=""/>
+        <a:latin typeface="Arial"/>
+        <a:ea typeface="Microsoft YaHei"/>
+        <a:cs typeface="Arial"/>
         <a:font script="Jpan" typeface="ＭＳ 明朝"/>
         <a:font script="Hang" typeface="맑은 고딕"/>
-        <a:font script="Hans" typeface="宋体"/>
-        <a:font script="Hant" typeface="新細明體"/>
+        <a:font script="Hans" typeface="Microsoft YaHei"/>
+        <a:font script="Hant" typeface="Microsoft YaHei"/>
         <a:font script="Arab" typeface="Arial"/>
         <a:font script="Hebr" typeface="Arial"/>
         <a:font script="Thai" typeface="Cordia New"/>
